--- a/DAP - Data Analysis using Python/DAP_QB_ANS/DAP_QB_Week_7_Ans.docx
+++ b/DAP - Data Analysis using Python/DAP_QB_ANS/DAP_QB_Week_7_Ans.docx
@@ -83,7 +83,31 @@
           <w:szCs w:val="36"/>
           <w14:ligatures w14:val="standardContextual"/>
         </w:rPr>
-        <w:t xml:space="preserve">Week 1 </w:t>
+        <w:t xml:space="preserve">Week </w:t>
+      </w:r>
+      <w:r>
+        <w:rPr>
+          <w:rFonts w:ascii="Aptos" w:eastAsia="Aptos" w:hAnsi="Aptos" w:cs="Times New Roman"/>
+          <w:b/>
+          <w:w w:val="120"/>
+          <w:kern w:val="2"/>
+          <w:sz w:val="32"/>
+          <w:szCs w:val="36"/>
+          <w14:ligatures w14:val="standardContextual"/>
+        </w:rPr>
+        <w:t>7</w:t>
+      </w:r>
+      <w:r>
+        <w:rPr>
+          <w:rFonts w:ascii="Aptos" w:eastAsia="Aptos" w:hAnsi="Aptos" w:cs="Times New Roman"/>
+          <w:b/>
+          <w:w w:val="120"/>
+          <w:kern w:val="2"/>
+          <w:sz w:val="32"/>
+          <w:szCs w:val="36"/>
+          <w14:ligatures w14:val="standardContextual"/>
+        </w:rPr>
+        <w:t xml:space="preserve"> </w:t>
       </w:r>
       <w:r>
         <w:rPr>
@@ -190,17 +214,102 @@
           </w:tcPr>
           <w:p>
             <w:pPr>
-              <w:pStyle w:val="TableParagraph"/>
-              <w:spacing w:before="0"/>
-              <w:ind w:left="0"/>
-              <w:rPr>
-                <w:rFonts w:asciiTheme="minorHAnsi" w:hAnsiTheme="minorHAnsi" w:cstheme="minorHAnsi"/>
-                <w:b/>
-                <w:bCs/>
-                <w:sz w:val="28"/>
-                <w:szCs w:val="28"/>
-              </w:rPr>
-            </w:pPr>
+              <w:rPr>
+                <w:rFonts w:asciiTheme="minorHAnsi" w:hAnsiTheme="minorHAnsi" w:cstheme="minorHAnsi"/>
+                <w:b/>
+                <w:bCs/>
+                <w:sz w:val="28"/>
+                <w:szCs w:val="28"/>
+              </w:rPr>
+            </w:pPr>
+            <w:r>
+              <w:rPr>
+                <w:rFonts w:asciiTheme="minorHAnsi" w:hAnsiTheme="minorHAnsi" w:cstheme="minorHAnsi"/>
+                <w:b/>
+                <w:bCs/>
+                <w:sz w:val="28"/>
+                <w:szCs w:val="28"/>
+              </w:rPr>
+              <w:t>Define the terms:</w:t>
+            </w:r>
+          </w:p>
+          <w:p>
+            <w:pPr>
+              <w:pStyle w:val="ListParagraph"/>
+              <w:numPr>
+                <w:ilvl w:val="0"/>
+                <w:numId w:val="10"/>
+              </w:numPr>
+              <w:rPr>
+                <w:rFonts w:asciiTheme="minorHAnsi" w:hAnsiTheme="minorHAnsi" w:cstheme="minorHAnsi"/>
+                <w:b/>
+                <w:bCs/>
+                <w:sz w:val="28"/>
+                <w:szCs w:val="28"/>
+              </w:rPr>
+            </w:pPr>
+            <w:r>
+              <w:rPr>
+                <w:rFonts w:asciiTheme="minorHAnsi" w:hAnsiTheme="minorHAnsi" w:cstheme="minorHAnsi"/>
+                <w:b/>
+                <w:bCs/>
+                <w:sz w:val="28"/>
+                <w:szCs w:val="28"/>
+              </w:rPr>
+              <w:t>Confidence interval</w:t>
+            </w:r>
+          </w:p>
+          <w:p>
+            <w:pPr>
+              <w:pStyle w:val="ListParagraph"/>
+              <w:numPr>
+                <w:ilvl w:val="0"/>
+                <w:numId w:val="10"/>
+              </w:numPr>
+              <w:rPr>
+                <w:rFonts w:asciiTheme="minorHAnsi" w:hAnsiTheme="minorHAnsi" w:cstheme="minorHAnsi"/>
+                <w:b/>
+                <w:bCs/>
+                <w:sz w:val="28"/>
+                <w:szCs w:val="28"/>
+              </w:rPr>
+            </w:pPr>
+            <w:r>
+              <w:rPr>
+                <w:rFonts w:asciiTheme="minorHAnsi" w:hAnsiTheme="minorHAnsi" w:cstheme="minorHAnsi"/>
+                <w:b/>
+                <w:bCs/>
+                <w:sz w:val="28"/>
+                <w:szCs w:val="28"/>
+              </w:rPr>
+              <w:t>Prediction interval</w:t>
+            </w:r>
+          </w:p>
+          <w:p>
+            <w:pPr>
+              <w:pStyle w:val="ListParagraph"/>
+              <w:numPr>
+                <w:ilvl w:val="0"/>
+                <w:numId w:val="10"/>
+              </w:numPr>
+              <w:rPr>
+                <w:rFonts w:asciiTheme="minorHAnsi" w:hAnsiTheme="minorHAnsi" w:cstheme="minorHAnsi"/>
+                <w:b/>
+                <w:bCs/>
+                <w:sz w:val="28"/>
+                <w:szCs w:val="28"/>
+              </w:rPr>
+            </w:pPr>
+            <w:r>
+              <w:rPr>
+                <w:rFonts w:asciiTheme="minorHAnsi" w:hAnsiTheme="minorHAnsi" w:cstheme="minorHAnsi"/>
+                <w:b/>
+                <w:bCs/>
+                <w:sz w:val="28"/>
+                <w:szCs w:val="28"/>
+              </w:rPr>
+              <w:t>Point Estimate</w:t>
+            </w:r>
           </w:p>
         </w:tc>
       </w:tr>
@@ -246,12 +355,484 @@
           <w:p>
             <w:pPr>
               <w:pStyle w:val="TableParagraph"/>
-              <w:rPr>
-                <w:rFonts w:asciiTheme="minorHAnsi" w:hAnsiTheme="minorHAnsi" w:cstheme="minorHAnsi"/>
-                <w:sz w:val="28"/>
-                <w:szCs w:val="28"/>
-              </w:rPr>
-            </w:pPr>
+              <w:numPr>
+                <w:ilvl w:val="0"/>
+                <w:numId w:val="11"/>
+              </w:numPr>
+              <w:rPr>
+                <w:rFonts w:asciiTheme="minorHAnsi" w:hAnsiTheme="minorHAnsi" w:cstheme="minorHAnsi"/>
+                <w:b/>
+                <w:bCs/>
+                <w:sz w:val="28"/>
+                <w:szCs w:val="28"/>
+                <w:lang w:val="en-IN"/>
+              </w:rPr>
+            </w:pPr>
+            <w:r>
+              <w:rPr>
+                <w:rFonts w:asciiTheme="minorHAnsi" w:hAnsiTheme="minorHAnsi" w:cstheme="minorHAnsi"/>
+                <w:b/>
+                <w:bCs/>
+                <w:sz w:val="28"/>
+                <w:szCs w:val="28"/>
+                <w:lang w:val="en-IN"/>
+              </w:rPr>
+              <w:t>Confidence Interval</w:t>
+            </w:r>
+          </w:p>
+          <w:p>
+            <w:pPr>
+              <w:pStyle w:val="TableParagraph"/>
+              <w:ind w:left="921"/>
+              <w:rPr>
+                <w:rFonts w:asciiTheme="minorHAnsi" w:hAnsiTheme="minorHAnsi" w:cstheme="minorHAnsi"/>
+                <w:sz w:val="28"/>
+                <w:szCs w:val="28"/>
+                <w:lang w:val="en-IN"/>
+              </w:rPr>
+            </w:pPr>
+            <w:r>
+              <w:rPr>
+                <w:rFonts w:asciiTheme="minorHAnsi" w:hAnsiTheme="minorHAnsi" w:cstheme="minorHAnsi"/>
+                <w:sz w:val="28"/>
+                <w:szCs w:val="28"/>
+                <w:lang w:val="en-IN"/>
+              </w:rPr>
+              <w:t>A </w:t>
+            </w:r>
+            <w:r>
+              <w:rPr>
+                <w:rFonts w:asciiTheme="minorHAnsi" w:hAnsiTheme="minorHAnsi" w:cstheme="minorHAnsi"/>
+                <w:b/>
+                <w:bCs/>
+                <w:sz w:val="28"/>
+                <w:szCs w:val="28"/>
+                <w:lang w:val="en-IN"/>
+              </w:rPr>
+              <w:t>confidence interval</w:t>
+            </w:r>
+            <w:r>
+              <w:rPr>
+                <w:rFonts w:asciiTheme="minorHAnsi" w:hAnsiTheme="minorHAnsi" w:cstheme="minorHAnsi"/>
+                <w:sz w:val="28"/>
+                <w:szCs w:val="28"/>
+                <w:lang w:val="en-IN"/>
+              </w:rPr>
+              <w:t> is an interval estimate of the mean value of a dependent variable </w:t>
+            </w:r>
+            <w:r>
+              <w:rPr>
+                <w:rFonts w:ascii="Cambria Math" w:hAnsi="Cambria Math" w:cs="Cambria Math"/>
+                <w:sz w:val="28"/>
+                <w:szCs w:val="28"/>
+                <w:lang w:val="en-IN"/>
+              </w:rPr>
+              <w:t>𝑦</w:t>
+            </w:r>
+            <w:r>
+              <w:rPr>
+                <w:rFonts w:asciiTheme="minorHAnsi" w:hAnsiTheme="minorHAnsi" w:cstheme="minorHAnsi"/>
+                <w:sz w:val="28"/>
+                <w:szCs w:val="28"/>
+                <w:lang w:val="en-IN"/>
+              </w:rPr>
+              <w:t> for a given value of an independent variable </w:t>
+            </w:r>
+            <w:r>
+              <w:rPr>
+                <w:rFonts w:ascii="Cambria Math" w:hAnsi="Cambria Math" w:cs="Cambria Math"/>
+                <w:sz w:val="28"/>
+                <w:szCs w:val="28"/>
+                <w:lang w:val="en-IN"/>
+              </w:rPr>
+              <w:t>𝑥</w:t>
+            </w:r>
+            <w:r>
+              <w:rPr>
+                <w:rFonts w:asciiTheme="minorHAnsi" w:hAnsiTheme="minorHAnsi" w:cstheme="minorHAnsi"/>
+                <w:sz w:val="28"/>
+                <w:szCs w:val="28"/>
+                <w:lang w:val="en-IN"/>
+              </w:rPr>
+              <w:t>. It provides a range within which the true mean value of </w:t>
+            </w:r>
+            <w:r>
+              <w:rPr>
+                <w:rFonts w:ascii="Cambria Math" w:hAnsi="Cambria Math" w:cs="Cambria Math"/>
+                <w:sz w:val="28"/>
+                <w:szCs w:val="28"/>
+                <w:lang w:val="en-IN"/>
+              </w:rPr>
+              <w:t>𝑦</w:t>
+            </w:r>
+            <w:r>
+              <w:rPr>
+                <w:rFonts w:asciiTheme="minorHAnsi" w:hAnsiTheme="minorHAnsi" w:cstheme="minorHAnsi"/>
+                <w:sz w:val="28"/>
+                <w:szCs w:val="28"/>
+                <w:lang w:val="en-IN"/>
+              </w:rPr>
+              <w:t> is expected to lie with a certain level of confidence. In statistical terms, it represents the precision of estimating the average value of </w:t>
+            </w:r>
+            <w:r>
+              <w:rPr>
+                <w:rFonts w:ascii="Cambria Math" w:hAnsi="Cambria Math" w:cs="Cambria Math"/>
+                <w:sz w:val="28"/>
+                <w:szCs w:val="28"/>
+                <w:lang w:val="en-IN"/>
+              </w:rPr>
+              <w:t>𝑦</w:t>
+            </w:r>
+            <w:r>
+              <w:rPr>
+                <w:rFonts w:asciiTheme="minorHAnsi" w:hAnsiTheme="minorHAnsi" w:cstheme="minorHAnsi"/>
+                <w:sz w:val="28"/>
+                <w:szCs w:val="28"/>
+                <w:lang w:val="en-IN"/>
+              </w:rPr>
+              <w:t> for a specific </w:t>
+            </w:r>
+            <w:r>
+              <w:rPr>
+                <w:rFonts w:ascii="Cambria Math" w:hAnsi="Cambria Math" w:cs="Cambria Math"/>
+                <w:sz w:val="28"/>
+                <w:szCs w:val="28"/>
+                <w:lang w:val="en-IN"/>
+              </w:rPr>
+              <w:t>𝑥</w:t>
+            </w:r>
+            <w:r>
+              <w:rPr>
+                <w:rFonts w:asciiTheme="minorHAnsi" w:hAnsiTheme="minorHAnsi" w:cstheme="minorHAnsi"/>
+                <w:sz w:val="28"/>
+                <w:szCs w:val="28"/>
+                <w:lang w:val="en-IN"/>
+              </w:rPr>
+              <w:t> value. The margin of error for a confidence interval is smaller compared to a prediction interval, as it focuses on estimating the mean value of </w:t>
+            </w:r>
+            <w:r>
+              <w:rPr>
+                <w:rFonts w:ascii="Cambria Math" w:hAnsi="Cambria Math" w:cs="Cambria Math"/>
+                <w:sz w:val="28"/>
+                <w:szCs w:val="28"/>
+                <w:lang w:val="en-IN"/>
+              </w:rPr>
+              <w:t>𝑦</w:t>
+            </w:r>
+            <w:r>
+              <w:rPr>
+                <w:rFonts w:asciiTheme="minorHAnsi" w:hAnsiTheme="minorHAnsi" w:cstheme="minorHAnsi"/>
+                <w:sz w:val="28"/>
+                <w:szCs w:val="28"/>
+                <w:lang w:val="en-IN"/>
+              </w:rPr>
+              <w:t> rather than individual values.</w:t>
+            </w:r>
+          </w:p>
+          <w:p>
+            <w:pPr>
+              <w:pStyle w:val="TableParagraph"/>
+              <w:ind w:left="921"/>
+              <w:rPr>
+                <w:rFonts w:asciiTheme="minorHAnsi" w:hAnsiTheme="minorHAnsi" w:cstheme="minorHAnsi"/>
+                <w:sz w:val="28"/>
+                <w:szCs w:val="28"/>
+                <w:lang w:val="en-IN"/>
+              </w:rPr>
+            </w:pPr>
+          </w:p>
+          <w:p>
+            <w:pPr>
+              <w:pStyle w:val="TableParagraph"/>
+              <w:numPr>
+                <w:ilvl w:val="0"/>
+                <w:numId w:val="11"/>
+              </w:numPr>
+              <w:rPr>
+                <w:rFonts w:asciiTheme="minorHAnsi" w:hAnsiTheme="minorHAnsi" w:cstheme="minorHAnsi"/>
+                <w:b/>
+                <w:bCs/>
+                <w:sz w:val="28"/>
+                <w:szCs w:val="28"/>
+                <w:lang w:val="en-IN"/>
+              </w:rPr>
+            </w:pPr>
+            <w:r>
+              <w:rPr>
+                <w:rFonts w:asciiTheme="minorHAnsi" w:hAnsiTheme="minorHAnsi" w:cstheme="minorHAnsi"/>
+                <w:b/>
+                <w:bCs/>
+                <w:sz w:val="28"/>
+                <w:szCs w:val="28"/>
+                <w:lang w:val="en-IN"/>
+              </w:rPr>
+              <w:t>Prediction Interval</w:t>
+            </w:r>
+          </w:p>
+          <w:p>
+            <w:pPr>
+              <w:pStyle w:val="TableParagraph"/>
+              <w:ind w:left="921"/>
+              <w:rPr>
+                <w:rFonts w:asciiTheme="minorHAnsi" w:hAnsiTheme="minorHAnsi" w:cstheme="minorHAnsi"/>
+                <w:sz w:val="28"/>
+                <w:szCs w:val="28"/>
+                <w:lang w:val="en-IN"/>
+              </w:rPr>
+            </w:pPr>
+            <w:r>
+              <w:rPr>
+                <w:rFonts w:asciiTheme="minorHAnsi" w:hAnsiTheme="minorHAnsi" w:cstheme="minorHAnsi"/>
+                <w:sz w:val="28"/>
+                <w:szCs w:val="28"/>
+                <w:lang w:val="en-IN"/>
+              </w:rPr>
+              <w:t>A </w:t>
+            </w:r>
+            <w:r>
+              <w:rPr>
+                <w:rFonts w:asciiTheme="minorHAnsi" w:hAnsiTheme="minorHAnsi" w:cstheme="minorHAnsi"/>
+                <w:b/>
+                <w:bCs/>
+                <w:sz w:val="28"/>
+                <w:szCs w:val="28"/>
+                <w:lang w:val="en-IN"/>
+              </w:rPr>
+              <w:t>prediction interval</w:t>
+            </w:r>
+            <w:r>
+              <w:rPr>
+                <w:rFonts w:asciiTheme="minorHAnsi" w:hAnsiTheme="minorHAnsi" w:cstheme="minorHAnsi"/>
+                <w:sz w:val="28"/>
+                <w:szCs w:val="28"/>
+                <w:lang w:val="en-IN"/>
+              </w:rPr>
+              <w:t> is an interval estimate used to predict an individual value of a dependent variable </w:t>
+            </w:r>
+            <w:r>
+              <w:rPr>
+                <w:rFonts w:ascii="Cambria Math" w:hAnsi="Cambria Math" w:cs="Cambria Math"/>
+                <w:sz w:val="28"/>
+                <w:szCs w:val="28"/>
+                <w:lang w:val="en-IN"/>
+              </w:rPr>
+              <w:t>𝑦</w:t>
+            </w:r>
+            <w:r>
+              <w:rPr>
+                <w:rFonts w:asciiTheme="minorHAnsi" w:hAnsiTheme="minorHAnsi" w:cstheme="minorHAnsi"/>
+                <w:sz w:val="28"/>
+                <w:szCs w:val="28"/>
+                <w:lang w:val="en-IN"/>
+              </w:rPr>
+              <w:t> for a given value of an independent variable </w:t>
+            </w:r>
+            <w:r>
+              <w:rPr>
+                <w:rFonts w:ascii="Cambria Math" w:hAnsi="Cambria Math" w:cs="Cambria Math"/>
+                <w:sz w:val="28"/>
+                <w:szCs w:val="28"/>
+                <w:lang w:val="en-IN"/>
+              </w:rPr>
+              <w:t>𝑥</w:t>
+            </w:r>
+            <w:r>
+              <w:rPr>
+                <w:rFonts w:asciiTheme="minorHAnsi" w:hAnsiTheme="minorHAnsi" w:cstheme="minorHAnsi"/>
+                <w:sz w:val="28"/>
+                <w:szCs w:val="28"/>
+                <w:lang w:val="en-IN"/>
+              </w:rPr>
+              <w:t>. Unlike a confidence interval that estimates the mean value of </w:t>
+            </w:r>
+            <w:r>
+              <w:rPr>
+                <w:rFonts w:ascii="Cambria Math" w:hAnsi="Cambria Math" w:cs="Cambria Math"/>
+                <w:sz w:val="28"/>
+                <w:szCs w:val="28"/>
+                <w:lang w:val="en-IN"/>
+              </w:rPr>
+              <w:t>𝑦</w:t>
+            </w:r>
+            <w:r>
+              <w:rPr>
+                <w:rFonts w:asciiTheme="minorHAnsi" w:hAnsiTheme="minorHAnsi" w:cstheme="minorHAnsi"/>
+                <w:sz w:val="28"/>
+                <w:szCs w:val="28"/>
+                <w:lang w:val="en-IN"/>
+              </w:rPr>
+              <w:t>, a prediction interval provides a range within which an individual value of </w:t>
+            </w:r>
+            <w:r>
+              <w:rPr>
+                <w:rFonts w:ascii="Cambria Math" w:hAnsi="Cambria Math" w:cs="Cambria Math"/>
+                <w:sz w:val="28"/>
+                <w:szCs w:val="28"/>
+                <w:lang w:val="en-IN"/>
+              </w:rPr>
+              <w:t>𝑦</w:t>
+            </w:r>
+            <w:r>
+              <w:rPr>
+                <w:rFonts w:asciiTheme="minorHAnsi" w:hAnsiTheme="minorHAnsi" w:cstheme="minorHAnsi"/>
+                <w:sz w:val="28"/>
+                <w:szCs w:val="28"/>
+                <w:lang w:val="en-IN"/>
+              </w:rPr>
+              <w:t> is expected to fall with a certain level of confidence. Prediction intervals are wider than confidence intervals due to the additional variability associated with predicting individual values rather than the mean value.</w:t>
+            </w:r>
+          </w:p>
+          <w:p>
+            <w:pPr>
+              <w:pStyle w:val="TableParagraph"/>
+              <w:ind w:left="921"/>
+              <w:rPr>
+                <w:rFonts w:asciiTheme="minorHAnsi" w:hAnsiTheme="minorHAnsi" w:cstheme="minorHAnsi"/>
+                <w:sz w:val="28"/>
+                <w:szCs w:val="28"/>
+                <w:lang w:val="en-IN"/>
+              </w:rPr>
+            </w:pPr>
+          </w:p>
+          <w:p>
+            <w:pPr>
+              <w:pStyle w:val="TableParagraph"/>
+              <w:numPr>
+                <w:ilvl w:val="0"/>
+                <w:numId w:val="11"/>
+              </w:numPr>
+              <w:rPr>
+                <w:rFonts w:asciiTheme="minorHAnsi" w:hAnsiTheme="minorHAnsi" w:cstheme="minorHAnsi"/>
+                <w:b/>
+                <w:bCs/>
+                <w:sz w:val="28"/>
+                <w:szCs w:val="28"/>
+                <w:lang w:val="en-IN"/>
+              </w:rPr>
+            </w:pPr>
+            <w:r>
+              <w:rPr>
+                <w:rFonts w:asciiTheme="minorHAnsi" w:hAnsiTheme="minorHAnsi" w:cstheme="minorHAnsi"/>
+                <w:b/>
+                <w:bCs/>
+                <w:sz w:val="28"/>
+                <w:szCs w:val="28"/>
+                <w:lang w:val="en-IN"/>
+              </w:rPr>
+              <w:t>Point Estimate</w:t>
+            </w:r>
+          </w:p>
+          <w:p>
+            <w:pPr>
+              <w:pStyle w:val="TableParagraph"/>
+              <w:ind w:left="921"/>
+              <w:rPr>
+                <w:rFonts w:asciiTheme="minorHAnsi" w:hAnsiTheme="minorHAnsi" w:cstheme="minorHAnsi"/>
+                <w:sz w:val="28"/>
+                <w:szCs w:val="28"/>
+              </w:rPr>
+            </w:pPr>
+            <w:r>
+              <w:rPr>
+                <w:rFonts w:asciiTheme="minorHAnsi" w:hAnsiTheme="minorHAnsi" w:cstheme="minorHAnsi"/>
+                <w:sz w:val="28"/>
+                <w:szCs w:val="28"/>
+                <w:lang w:val="en-IN"/>
+              </w:rPr>
+              <w:t>A </w:t>
+            </w:r>
+            <w:r>
+              <w:rPr>
+                <w:rFonts w:asciiTheme="minorHAnsi" w:hAnsiTheme="minorHAnsi" w:cstheme="minorHAnsi"/>
+                <w:b/>
+                <w:bCs/>
+                <w:sz w:val="28"/>
+                <w:szCs w:val="28"/>
+                <w:lang w:val="en-IN"/>
+              </w:rPr>
+              <w:t>point estimate</w:t>
+            </w:r>
+            <w:r>
+              <w:rPr>
+                <w:rFonts w:asciiTheme="minorHAnsi" w:hAnsiTheme="minorHAnsi" w:cstheme="minorHAnsi"/>
+                <w:sz w:val="28"/>
+                <w:szCs w:val="28"/>
+                <w:lang w:val="en-IN"/>
+              </w:rPr>
+              <w:t> is a single value that serves as an estimate of a parameter, such as the mean value of a dependent variable for a specific value of an independent variable. It is derived from a regression equation and represents the best guess for the average value of the dependent variable for a given independent variable value. In the context of regression analysis, a point estimate is used to predict either the mean value of </w:t>
+            </w:r>
+            <w:r>
+              <w:rPr>
+                <w:rFonts w:ascii="Cambria Math" w:hAnsi="Cambria Math" w:cs="Cambria Math"/>
+                <w:sz w:val="28"/>
+                <w:szCs w:val="28"/>
+                <w:lang w:val="en-IN"/>
+              </w:rPr>
+              <w:t>𝑦</w:t>
+            </w:r>
+            <w:r>
+              <w:rPr>
+                <w:rFonts w:asciiTheme="minorHAnsi" w:hAnsiTheme="minorHAnsi" w:cstheme="minorHAnsi"/>
+                <w:sz w:val="28"/>
+                <w:szCs w:val="28"/>
+                <w:lang w:val="en-IN"/>
+              </w:rPr>
+              <w:t> for a particular </w:t>
+            </w:r>
+            <w:r>
+              <w:rPr>
+                <w:rFonts w:ascii="Cambria Math" w:hAnsi="Cambria Math" w:cs="Cambria Math"/>
+                <w:sz w:val="28"/>
+                <w:szCs w:val="28"/>
+                <w:lang w:val="en-IN"/>
+              </w:rPr>
+              <w:t>𝑥</w:t>
+            </w:r>
+            <w:r>
+              <w:rPr>
+                <w:rFonts w:asciiTheme="minorHAnsi" w:hAnsiTheme="minorHAnsi" w:cstheme="minorHAnsi"/>
+                <w:sz w:val="28"/>
+                <w:szCs w:val="28"/>
+                <w:lang w:val="en-IN"/>
+              </w:rPr>
+              <w:t> or an individual value of </w:t>
+            </w:r>
+            <w:r>
+              <w:rPr>
+                <w:rFonts w:ascii="Cambria Math" w:hAnsi="Cambria Math" w:cs="Cambria Math"/>
+                <w:sz w:val="28"/>
+                <w:szCs w:val="28"/>
+                <w:lang w:val="en-IN"/>
+              </w:rPr>
+              <w:t>𝑦</w:t>
+            </w:r>
+            <w:r>
+              <w:rPr>
+                <w:rFonts w:asciiTheme="minorHAnsi" w:hAnsiTheme="minorHAnsi" w:cstheme="minorHAnsi"/>
+                <w:sz w:val="28"/>
+                <w:szCs w:val="28"/>
+                <w:lang w:val="en-IN"/>
+              </w:rPr>
+              <w:t> corresponding to a specific </w:t>
+            </w:r>
+            <w:r>
+              <w:rPr>
+                <w:rFonts w:ascii="Cambria Math" w:hAnsi="Cambria Math" w:cs="Cambria Math"/>
+                <w:sz w:val="28"/>
+                <w:szCs w:val="28"/>
+                <w:lang w:val="en-IN"/>
+              </w:rPr>
+              <w:t>𝑥</w:t>
+            </w:r>
+            <w:r>
+              <w:rPr>
+                <w:rFonts w:asciiTheme="minorHAnsi" w:hAnsiTheme="minorHAnsi" w:cstheme="minorHAnsi"/>
+                <w:sz w:val="28"/>
+                <w:szCs w:val="28"/>
+                <w:lang w:val="en-IN"/>
+              </w:rPr>
+              <w:t> value.</w:t>
+            </w:r>
           </w:p>
         </w:tc>
       </w:tr>
@@ -272,6 +853,1188 @@
           <w:type w:val="continuous"/>
           <w:pgSz w:w="11913" w:h="13608"/>
           <w:pgMar w:top="142" w:right="573" w:bottom="0" w:left="697" w:header="720" w:footer="720" w:gutter="0"/>
+          <w:cols w:space="720"/>
+        </w:sectPr>
+      </w:pPr>
+    </w:p>
+    <w:tbl>
+      <w:tblPr>
+        <w:tblW w:w="11340" w:type="dxa"/>
+        <w:tblInd w:w="-562" w:type="dxa"/>
+        <w:tblCellMar>
+          <w:left w:w="0" w:type="dxa"/>
+          <w:right w:w="0" w:type="dxa"/>
+        </w:tblCellMar>
+        <w:tblLook w:val="01E0" w:firstRow="1" w:lastRow="1" w:firstColumn="1" w:lastColumn="1" w:noHBand="0" w:noVBand="0"/>
+      </w:tblPr>
+      <w:tblGrid>
+        <w:gridCol w:w="993"/>
+        <w:gridCol w:w="10347"/>
+      </w:tblGrid>
+      <w:tr>
+        <w:trPr>
+          <w:trHeight w:val="20"/>
+        </w:trPr>
+        <w:tc>
+          <w:tcPr>
+            <w:tcW w:w="993" w:type="dxa"/>
+          </w:tcPr>
+          <w:p>
+            <w:pPr>
+              <w:pStyle w:val="TableParagraph"/>
+              <w:ind w:left="1"/>
+              <w:jc w:val="center"/>
+              <w:rPr>
+                <w:rFonts w:asciiTheme="minorHAnsi" w:hAnsiTheme="minorHAnsi" w:cstheme="minorHAnsi"/>
+                <w:b/>
+                <w:bCs/>
+                <w:sz w:val="28"/>
+                <w:szCs w:val="28"/>
+              </w:rPr>
+            </w:pPr>
+            <w:r>
+              <w:rPr>
+                <w:rFonts w:asciiTheme="minorHAnsi" w:hAnsiTheme="minorHAnsi" w:cstheme="minorHAnsi"/>
+                <w:b/>
+                <w:bCs/>
+                <w:sz w:val="28"/>
+                <w:szCs w:val="28"/>
+              </w:rPr>
+              <w:lastRenderedPageBreak/>
+              <w:t>2</w:t>
+            </w:r>
+          </w:p>
+        </w:tc>
+        <w:tc>
+          <w:tcPr>
+            <w:tcW w:w="10347" w:type="dxa"/>
+          </w:tcPr>
+          <w:p>
+            <w:pPr>
+              <w:pStyle w:val="TableParagraph"/>
+              <w:ind w:left="0"/>
+              <w:rPr>
+                <w:rFonts w:asciiTheme="minorHAnsi" w:hAnsiTheme="minorHAnsi" w:cstheme="minorHAnsi"/>
+                <w:b/>
+                <w:bCs/>
+                <w:sz w:val="28"/>
+                <w:szCs w:val="28"/>
+              </w:rPr>
+            </w:pPr>
+            <w:r>
+              <w:rPr>
+                <w:rFonts w:asciiTheme="minorHAnsi" w:hAnsiTheme="minorHAnsi" w:cstheme="minorHAnsi"/>
+                <w:b/>
+                <w:bCs/>
+                <w:sz w:val="28"/>
+                <w:szCs w:val="28"/>
+              </w:rPr>
+              <w:t>Differentiate between Confidence intervals vs prediction intervals</w:t>
+            </w:r>
+            <w:r>
+              <w:rPr>
+                <w:rFonts w:asciiTheme="minorHAnsi" w:hAnsiTheme="minorHAnsi" w:cstheme="minorHAnsi"/>
+                <w:b/>
+                <w:bCs/>
+                <w:sz w:val="28"/>
+                <w:szCs w:val="28"/>
+              </w:rPr>
+              <w:t>.</w:t>
+            </w:r>
+          </w:p>
+        </w:tc>
+      </w:tr>
+      <w:tr>
+        <w:trPr>
+          <w:trHeight w:val="20"/>
+        </w:trPr>
+        <w:tc>
+          <w:tcPr>
+            <w:tcW w:w="993" w:type="dxa"/>
+          </w:tcPr>
+          <w:p>
+            <w:pPr>
+              <w:pStyle w:val="TableParagraph"/>
+              <w:ind w:left="1"/>
+              <w:jc w:val="center"/>
+              <w:rPr>
+                <w:rFonts w:asciiTheme="minorHAnsi" w:hAnsiTheme="minorHAnsi" w:cstheme="minorHAnsi"/>
+                <w:b/>
+                <w:bCs/>
+                <w:sz w:val="28"/>
+                <w:szCs w:val="28"/>
+              </w:rPr>
+            </w:pPr>
+            <w:r>
+              <w:rPr>
+                <w:rFonts w:asciiTheme="minorHAnsi" w:hAnsiTheme="minorHAnsi" w:cstheme="minorHAnsi"/>
+                <w:b/>
+                <w:bCs/>
+                <w:color w:val="FF0000"/>
+                <w:sz w:val="28"/>
+                <w:szCs w:val="28"/>
+              </w:rPr>
+              <w:t>Ans.2)</w:t>
+            </w:r>
+          </w:p>
+        </w:tc>
+        <w:tc>
+          <w:tcPr>
+            <w:tcW w:w="10347" w:type="dxa"/>
+          </w:tcPr>
+          <w:tbl>
+            <w:tblPr>
+              <w:tblStyle w:val="TableGrid"/>
+              <w:tblW w:w="0" w:type="auto"/>
+              <w:tblLook w:val="04A0" w:firstRow="1" w:lastRow="0" w:firstColumn="1" w:lastColumn="0" w:noHBand="0" w:noVBand="1"/>
+            </w:tblPr>
+            <w:tblGrid>
+              <w:gridCol w:w="5190"/>
+              <w:gridCol w:w="5147"/>
+            </w:tblGrid>
+            <w:tr>
+              <w:tc>
+                <w:tcPr>
+                  <w:tcW w:w="0" w:type="auto"/>
+                  <w:shd w:val="clear" w:color="auto" w:fill="D9D9D9" w:themeFill="background1" w:themeFillShade="D9"/>
+                  <w:noWrap/>
+                  <w:hideMark/>
+                </w:tcPr>
+                <w:p>
+                  <w:pPr>
+                    <w:pStyle w:val="TableParagraph"/>
+                    <w:rPr>
+                      <w:rFonts w:asciiTheme="minorHAnsi" w:hAnsiTheme="minorHAnsi" w:cstheme="minorHAnsi"/>
+                      <w:b/>
+                      <w:bCs/>
+                      <w:sz w:val="28"/>
+                      <w:szCs w:val="28"/>
+                      <w:lang w:val="en-IN"/>
+                    </w:rPr>
+                  </w:pPr>
+                  <w:r>
+                    <w:rPr>
+                      <w:rFonts w:asciiTheme="minorHAnsi" w:hAnsiTheme="minorHAnsi" w:cstheme="minorHAnsi"/>
+                      <w:b/>
+                      <w:bCs/>
+                      <w:sz w:val="28"/>
+                      <w:szCs w:val="28"/>
+                      <w:lang w:val="en-IN"/>
+                    </w:rPr>
+                    <w:t>Confidence Interval</w:t>
+                  </w:r>
+                </w:p>
+              </w:tc>
+              <w:tc>
+                <w:tcPr>
+                  <w:tcW w:w="0" w:type="auto"/>
+                  <w:shd w:val="clear" w:color="auto" w:fill="D9D9D9" w:themeFill="background1" w:themeFillShade="D9"/>
+                  <w:noWrap/>
+                  <w:hideMark/>
+                </w:tcPr>
+                <w:p>
+                  <w:pPr>
+                    <w:pStyle w:val="TableParagraph"/>
+                    <w:rPr>
+                      <w:rFonts w:asciiTheme="minorHAnsi" w:hAnsiTheme="minorHAnsi" w:cstheme="minorHAnsi"/>
+                      <w:b/>
+                      <w:bCs/>
+                      <w:sz w:val="28"/>
+                      <w:szCs w:val="28"/>
+                      <w:lang w:val="en-IN"/>
+                    </w:rPr>
+                  </w:pPr>
+                  <w:r>
+                    <w:rPr>
+                      <w:rFonts w:asciiTheme="minorHAnsi" w:hAnsiTheme="minorHAnsi" w:cstheme="minorHAnsi"/>
+                      <w:b/>
+                      <w:bCs/>
+                      <w:sz w:val="28"/>
+                      <w:szCs w:val="28"/>
+                      <w:lang w:val="en-IN"/>
+                    </w:rPr>
+                    <w:t>Prediction Interval</w:t>
+                  </w:r>
+                </w:p>
+              </w:tc>
+            </w:tr>
+            <w:tr>
+              <w:tc>
+                <w:tcPr>
+                  <w:tcW w:w="0" w:type="auto"/>
+                  <w:shd w:val="clear" w:color="auto" w:fill="E5DFEC" w:themeFill="accent4" w:themeFillTint="33"/>
+                  <w:hideMark/>
+                </w:tcPr>
+                <w:p>
+                  <w:pPr>
+                    <w:pStyle w:val="TableParagraph"/>
+                    <w:rPr>
+                      <w:rFonts w:asciiTheme="minorHAnsi" w:hAnsiTheme="minorHAnsi" w:cstheme="minorHAnsi"/>
+                      <w:sz w:val="28"/>
+                      <w:szCs w:val="28"/>
+                      <w:lang w:val="en-IN"/>
+                    </w:rPr>
+                  </w:pPr>
+                  <w:r>
+                    <w:rPr>
+                      <w:rFonts w:asciiTheme="minorHAnsi" w:hAnsiTheme="minorHAnsi" w:cstheme="minorHAnsi"/>
+                      <w:sz w:val="28"/>
+                      <w:szCs w:val="28"/>
+                      <w:lang w:val="en-IN"/>
+                    </w:rPr>
+                    <w:t>Estimates the mean value of the dependent variable </w:t>
+                  </w:r>
+                  <w:r>
+                    <w:rPr>
+                      <w:rFonts w:ascii="Cambria Math" w:hAnsi="Cambria Math" w:cs="Cambria Math"/>
+                      <w:sz w:val="28"/>
+                      <w:szCs w:val="28"/>
+                      <w:lang w:val="en-IN"/>
+                    </w:rPr>
+                    <w:t>𝑦</w:t>
+                  </w:r>
+                  <w:r>
+                    <w:rPr>
+                      <w:rFonts w:asciiTheme="minorHAnsi" w:hAnsiTheme="minorHAnsi" w:cstheme="minorHAnsi"/>
+                      <w:i/>
+                      <w:iCs/>
+                      <w:sz w:val="28"/>
+                      <w:szCs w:val="28"/>
+                      <w:lang w:val="en-IN"/>
+                    </w:rPr>
+                    <w:t>y</w:t>
+                  </w:r>
+                  <w:r>
+                    <w:rPr>
+                      <w:rFonts w:asciiTheme="minorHAnsi" w:hAnsiTheme="minorHAnsi" w:cstheme="minorHAnsi"/>
+                      <w:sz w:val="28"/>
+                      <w:szCs w:val="28"/>
+                      <w:lang w:val="en-IN"/>
+                    </w:rPr>
+                    <w:t> for a given value of the independent variable </w:t>
+                  </w:r>
+                  <w:r>
+                    <w:rPr>
+                      <w:rFonts w:ascii="Cambria Math" w:hAnsi="Cambria Math" w:cs="Cambria Math"/>
+                      <w:sz w:val="28"/>
+                      <w:szCs w:val="28"/>
+                      <w:lang w:val="en-IN"/>
+                    </w:rPr>
+                    <w:t>𝑥</w:t>
+                  </w:r>
+                  <w:r>
+                    <w:rPr>
+                      <w:rFonts w:asciiTheme="minorHAnsi" w:hAnsiTheme="minorHAnsi" w:cstheme="minorHAnsi"/>
+                      <w:i/>
+                      <w:iCs/>
+                      <w:sz w:val="28"/>
+                      <w:szCs w:val="28"/>
+                      <w:lang w:val="en-IN"/>
+                    </w:rPr>
+                    <w:t>x</w:t>
+                  </w:r>
+                </w:p>
+              </w:tc>
+              <w:tc>
+                <w:tcPr>
+                  <w:tcW w:w="0" w:type="auto"/>
+                  <w:shd w:val="clear" w:color="auto" w:fill="F2DBDB" w:themeFill="accent2" w:themeFillTint="33"/>
+                  <w:hideMark/>
+                </w:tcPr>
+                <w:p>
+                  <w:pPr>
+                    <w:pStyle w:val="TableParagraph"/>
+                    <w:rPr>
+                      <w:rFonts w:asciiTheme="minorHAnsi" w:hAnsiTheme="minorHAnsi" w:cstheme="minorHAnsi"/>
+                      <w:sz w:val="28"/>
+                      <w:szCs w:val="28"/>
+                      <w:lang w:val="en-IN"/>
+                    </w:rPr>
+                  </w:pPr>
+                  <w:r>
+                    <w:rPr>
+                      <w:rFonts w:asciiTheme="minorHAnsi" w:hAnsiTheme="minorHAnsi" w:cstheme="minorHAnsi"/>
+                      <w:sz w:val="28"/>
+                      <w:szCs w:val="28"/>
+                      <w:lang w:val="en-IN"/>
+                    </w:rPr>
+                    <w:t>Estimates an individual value of the dependent variable </w:t>
+                  </w:r>
+                  <w:r>
+                    <w:rPr>
+                      <w:rFonts w:ascii="Cambria Math" w:hAnsi="Cambria Math" w:cs="Cambria Math"/>
+                      <w:sz w:val="28"/>
+                      <w:szCs w:val="28"/>
+                      <w:lang w:val="en-IN"/>
+                    </w:rPr>
+                    <w:t>𝑦</w:t>
+                  </w:r>
+                  <w:r>
+                    <w:rPr>
+                      <w:rFonts w:asciiTheme="minorHAnsi" w:hAnsiTheme="minorHAnsi" w:cstheme="minorHAnsi"/>
+                      <w:i/>
+                      <w:iCs/>
+                      <w:sz w:val="28"/>
+                      <w:szCs w:val="28"/>
+                      <w:lang w:val="en-IN"/>
+                    </w:rPr>
+                    <w:t>y</w:t>
+                  </w:r>
+                  <w:r>
+                    <w:rPr>
+                      <w:rFonts w:asciiTheme="minorHAnsi" w:hAnsiTheme="minorHAnsi" w:cstheme="minorHAnsi"/>
+                      <w:sz w:val="28"/>
+                      <w:szCs w:val="28"/>
+                      <w:lang w:val="en-IN"/>
+                    </w:rPr>
+                    <w:t> for a given value of the independent variable </w:t>
+                  </w:r>
+                  <w:r>
+                    <w:rPr>
+                      <w:rFonts w:ascii="Cambria Math" w:hAnsi="Cambria Math" w:cs="Cambria Math"/>
+                      <w:sz w:val="28"/>
+                      <w:szCs w:val="28"/>
+                      <w:lang w:val="en-IN"/>
+                    </w:rPr>
+                    <w:t>𝑥</w:t>
+                  </w:r>
+                  <w:r>
+                    <w:rPr>
+                      <w:rFonts w:asciiTheme="minorHAnsi" w:hAnsiTheme="minorHAnsi" w:cstheme="minorHAnsi"/>
+                      <w:i/>
+                      <w:iCs/>
+                      <w:sz w:val="28"/>
+                      <w:szCs w:val="28"/>
+                      <w:lang w:val="en-IN"/>
+                    </w:rPr>
+                    <w:t>x</w:t>
+                  </w:r>
+                </w:p>
+              </w:tc>
+            </w:tr>
+            <w:tr>
+              <w:tc>
+                <w:tcPr>
+                  <w:tcW w:w="0" w:type="auto"/>
+                  <w:shd w:val="clear" w:color="auto" w:fill="E5DFEC" w:themeFill="accent4" w:themeFillTint="33"/>
+                  <w:hideMark/>
+                </w:tcPr>
+                <w:p>
+                  <w:pPr>
+                    <w:pStyle w:val="TableParagraph"/>
+                    <w:rPr>
+                      <w:rFonts w:asciiTheme="minorHAnsi" w:hAnsiTheme="minorHAnsi" w:cstheme="minorHAnsi"/>
+                      <w:sz w:val="28"/>
+                      <w:szCs w:val="28"/>
+                      <w:lang w:val="en-IN"/>
+                    </w:rPr>
+                  </w:pPr>
+                  <w:r>
+                    <w:rPr>
+                      <w:rFonts w:asciiTheme="minorHAnsi" w:hAnsiTheme="minorHAnsi" w:cstheme="minorHAnsi"/>
+                      <w:sz w:val="28"/>
+                      <w:szCs w:val="28"/>
+                      <w:lang w:val="en-IN"/>
+                    </w:rPr>
+                    <w:t>Provides a range within which the true mean value of </w:t>
+                  </w:r>
+                  <w:r>
+                    <w:rPr>
+                      <w:rFonts w:ascii="Cambria Math" w:hAnsi="Cambria Math" w:cs="Cambria Math"/>
+                      <w:sz w:val="28"/>
+                      <w:szCs w:val="28"/>
+                      <w:lang w:val="en-IN"/>
+                    </w:rPr>
+                    <w:t>𝑦</w:t>
+                  </w:r>
+                  <w:r>
+                    <w:rPr>
+                      <w:rFonts w:asciiTheme="minorHAnsi" w:hAnsiTheme="minorHAnsi" w:cstheme="minorHAnsi"/>
+                      <w:i/>
+                      <w:iCs/>
+                      <w:sz w:val="28"/>
+                      <w:szCs w:val="28"/>
+                      <w:lang w:val="en-IN"/>
+                    </w:rPr>
+                    <w:t>y</w:t>
+                  </w:r>
+                  <w:r>
+                    <w:rPr>
+                      <w:rFonts w:asciiTheme="minorHAnsi" w:hAnsiTheme="minorHAnsi" w:cstheme="minorHAnsi"/>
+                      <w:sz w:val="28"/>
+                      <w:szCs w:val="28"/>
+                      <w:lang w:val="en-IN"/>
+                    </w:rPr>
+                    <w:t> is expected to lie with a certain level of confidence</w:t>
+                  </w:r>
+                </w:p>
+              </w:tc>
+              <w:tc>
+                <w:tcPr>
+                  <w:tcW w:w="0" w:type="auto"/>
+                  <w:shd w:val="clear" w:color="auto" w:fill="F2DBDB" w:themeFill="accent2" w:themeFillTint="33"/>
+                  <w:hideMark/>
+                </w:tcPr>
+                <w:p>
+                  <w:pPr>
+                    <w:pStyle w:val="TableParagraph"/>
+                    <w:rPr>
+                      <w:rFonts w:asciiTheme="minorHAnsi" w:hAnsiTheme="minorHAnsi" w:cstheme="minorHAnsi"/>
+                      <w:sz w:val="28"/>
+                      <w:szCs w:val="28"/>
+                      <w:lang w:val="en-IN"/>
+                    </w:rPr>
+                  </w:pPr>
+                  <w:r>
+                    <w:rPr>
+                      <w:rFonts w:asciiTheme="minorHAnsi" w:hAnsiTheme="minorHAnsi" w:cstheme="minorHAnsi"/>
+                      <w:sz w:val="28"/>
+                      <w:szCs w:val="28"/>
+                      <w:lang w:val="en-IN"/>
+                    </w:rPr>
+                    <w:t>Provides a range within which an individual value of </w:t>
+                  </w:r>
+                  <w:r>
+                    <w:rPr>
+                      <w:rFonts w:ascii="Cambria Math" w:hAnsi="Cambria Math" w:cs="Cambria Math"/>
+                      <w:sz w:val="28"/>
+                      <w:szCs w:val="28"/>
+                      <w:lang w:val="en-IN"/>
+                    </w:rPr>
+                    <w:t>𝑦</w:t>
+                  </w:r>
+                  <w:r>
+                    <w:rPr>
+                      <w:rFonts w:asciiTheme="minorHAnsi" w:hAnsiTheme="minorHAnsi" w:cstheme="minorHAnsi"/>
+                      <w:i/>
+                      <w:iCs/>
+                      <w:sz w:val="28"/>
+                      <w:szCs w:val="28"/>
+                      <w:lang w:val="en-IN"/>
+                    </w:rPr>
+                    <w:t>y</w:t>
+                  </w:r>
+                  <w:r>
+                    <w:rPr>
+                      <w:rFonts w:asciiTheme="minorHAnsi" w:hAnsiTheme="minorHAnsi" w:cstheme="minorHAnsi"/>
+                      <w:sz w:val="28"/>
+                      <w:szCs w:val="28"/>
+                      <w:lang w:val="en-IN"/>
+                    </w:rPr>
+                    <w:t> is expected to fall with a certain level of confidence</w:t>
+                  </w:r>
+                </w:p>
+              </w:tc>
+            </w:tr>
+            <w:tr>
+              <w:tc>
+                <w:tcPr>
+                  <w:tcW w:w="0" w:type="auto"/>
+                  <w:shd w:val="clear" w:color="auto" w:fill="E5DFEC" w:themeFill="accent4" w:themeFillTint="33"/>
+                  <w:hideMark/>
+                </w:tcPr>
+                <w:p>
+                  <w:pPr>
+                    <w:pStyle w:val="TableParagraph"/>
+                    <w:rPr>
+                      <w:rFonts w:asciiTheme="minorHAnsi" w:hAnsiTheme="minorHAnsi" w:cstheme="minorHAnsi"/>
+                      <w:sz w:val="28"/>
+                      <w:szCs w:val="28"/>
+                      <w:lang w:val="en-IN"/>
+                    </w:rPr>
+                  </w:pPr>
+                  <w:r>
+                    <w:rPr>
+                      <w:rFonts w:asciiTheme="minorHAnsi" w:hAnsiTheme="minorHAnsi" w:cstheme="minorHAnsi"/>
+                      <w:sz w:val="28"/>
+                      <w:szCs w:val="28"/>
+                      <w:lang w:val="en-IN"/>
+                    </w:rPr>
+                    <w:t>Focuses on estimating the mean value of </w:t>
+                  </w:r>
+                  <w:r>
+                    <w:rPr>
+                      <w:rFonts w:ascii="Cambria Math" w:hAnsi="Cambria Math" w:cs="Cambria Math"/>
+                      <w:sz w:val="28"/>
+                      <w:szCs w:val="28"/>
+                      <w:lang w:val="en-IN"/>
+                    </w:rPr>
+                    <w:t>𝑦</w:t>
+                  </w:r>
+                  <w:r>
+                    <w:rPr>
+                      <w:rFonts w:asciiTheme="minorHAnsi" w:hAnsiTheme="minorHAnsi" w:cstheme="minorHAnsi"/>
+                      <w:i/>
+                      <w:iCs/>
+                      <w:sz w:val="28"/>
+                      <w:szCs w:val="28"/>
+                      <w:lang w:val="en-IN"/>
+                    </w:rPr>
+                    <w:t>y</w:t>
+                  </w:r>
+                  <w:r>
+                    <w:rPr>
+                      <w:rFonts w:asciiTheme="minorHAnsi" w:hAnsiTheme="minorHAnsi" w:cstheme="minorHAnsi"/>
+                      <w:sz w:val="28"/>
+                      <w:szCs w:val="28"/>
+                      <w:lang w:val="en-IN"/>
+                    </w:rPr>
+                    <w:t> for a specific </w:t>
+                  </w:r>
+                  <w:r>
+                    <w:rPr>
+                      <w:rFonts w:ascii="Cambria Math" w:hAnsi="Cambria Math" w:cs="Cambria Math"/>
+                      <w:sz w:val="28"/>
+                      <w:szCs w:val="28"/>
+                      <w:lang w:val="en-IN"/>
+                    </w:rPr>
+                    <w:t>𝑥</w:t>
+                  </w:r>
+                  <w:r>
+                    <w:rPr>
+                      <w:rFonts w:asciiTheme="minorHAnsi" w:hAnsiTheme="minorHAnsi" w:cstheme="minorHAnsi"/>
+                      <w:i/>
+                      <w:iCs/>
+                      <w:sz w:val="28"/>
+                      <w:szCs w:val="28"/>
+                      <w:lang w:val="en-IN"/>
+                    </w:rPr>
+                    <w:t>x</w:t>
+                  </w:r>
+                  <w:r>
+                    <w:rPr>
+                      <w:rFonts w:asciiTheme="minorHAnsi" w:hAnsiTheme="minorHAnsi" w:cstheme="minorHAnsi"/>
+                      <w:sz w:val="28"/>
+                      <w:szCs w:val="28"/>
+                      <w:lang w:val="en-IN"/>
+                    </w:rPr>
+                    <w:t> value</w:t>
+                  </w:r>
+                </w:p>
+              </w:tc>
+              <w:tc>
+                <w:tcPr>
+                  <w:tcW w:w="0" w:type="auto"/>
+                  <w:shd w:val="clear" w:color="auto" w:fill="F2DBDB" w:themeFill="accent2" w:themeFillTint="33"/>
+                  <w:hideMark/>
+                </w:tcPr>
+                <w:p>
+                  <w:pPr>
+                    <w:pStyle w:val="TableParagraph"/>
+                    <w:rPr>
+                      <w:rFonts w:asciiTheme="minorHAnsi" w:hAnsiTheme="minorHAnsi" w:cstheme="minorHAnsi"/>
+                      <w:sz w:val="28"/>
+                      <w:szCs w:val="28"/>
+                      <w:lang w:val="en-IN"/>
+                    </w:rPr>
+                  </w:pPr>
+                  <w:r>
+                    <w:rPr>
+                      <w:rFonts w:asciiTheme="minorHAnsi" w:hAnsiTheme="minorHAnsi" w:cstheme="minorHAnsi"/>
+                      <w:sz w:val="28"/>
+                      <w:szCs w:val="28"/>
+                      <w:lang w:val="en-IN"/>
+                    </w:rPr>
+                    <w:t>Focuses on predicting individual values of </w:t>
+                  </w:r>
+                  <w:r>
+                    <w:rPr>
+                      <w:rFonts w:ascii="Cambria Math" w:hAnsi="Cambria Math" w:cs="Cambria Math"/>
+                      <w:sz w:val="28"/>
+                      <w:szCs w:val="28"/>
+                      <w:lang w:val="en-IN"/>
+                    </w:rPr>
+                    <w:t>𝑦</w:t>
+                  </w:r>
+                  <w:r>
+                    <w:rPr>
+                      <w:rFonts w:asciiTheme="minorHAnsi" w:hAnsiTheme="minorHAnsi" w:cstheme="minorHAnsi"/>
+                      <w:i/>
+                      <w:iCs/>
+                      <w:sz w:val="28"/>
+                      <w:szCs w:val="28"/>
+                      <w:lang w:val="en-IN"/>
+                    </w:rPr>
+                    <w:t>y</w:t>
+                  </w:r>
+                  <w:r>
+                    <w:rPr>
+                      <w:rFonts w:asciiTheme="minorHAnsi" w:hAnsiTheme="minorHAnsi" w:cstheme="minorHAnsi"/>
+                      <w:sz w:val="28"/>
+                      <w:szCs w:val="28"/>
+                      <w:lang w:val="en-IN"/>
+                    </w:rPr>
+                    <w:t> for a specific </w:t>
+                  </w:r>
+                  <w:r>
+                    <w:rPr>
+                      <w:rFonts w:ascii="Cambria Math" w:hAnsi="Cambria Math" w:cs="Cambria Math"/>
+                      <w:sz w:val="28"/>
+                      <w:szCs w:val="28"/>
+                      <w:lang w:val="en-IN"/>
+                    </w:rPr>
+                    <w:t>𝑥</w:t>
+                  </w:r>
+                  <w:r>
+                    <w:rPr>
+                      <w:rFonts w:asciiTheme="minorHAnsi" w:hAnsiTheme="minorHAnsi" w:cstheme="minorHAnsi"/>
+                      <w:i/>
+                      <w:iCs/>
+                      <w:sz w:val="28"/>
+                      <w:szCs w:val="28"/>
+                      <w:lang w:val="en-IN"/>
+                    </w:rPr>
+                    <w:t>x</w:t>
+                  </w:r>
+                  <w:r>
+                    <w:rPr>
+                      <w:rFonts w:asciiTheme="minorHAnsi" w:hAnsiTheme="minorHAnsi" w:cstheme="minorHAnsi"/>
+                      <w:sz w:val="28"/>
+                      <w:szCs w:val="28"/>
+                      <w:lang w:val="en-IN"/>
+                    </w:rPr>
+                    <w:t> value</w:t>
+                  </w:r>
+                </w:p>
+              </w:tc>
+            </w:tr>
+            <w:tr>
+              <w:tc>
+                <w:tcPr>
+                  <w:tcW w:w="0" w:type="auto"/>
+                  <w:shd w:val="clear" w:color="auto" w:fill="E5DFEC" w:themeFill="accent4" w:themeFillTint="33"/>
+                  <w:hideMark/>
+                </w:tcPr>
+                <w:p>
+                  <w:pPr>
+                    <w:pStyle w:val="TableParagraph"/>
+                    <w:rPr>
+                      <w:rFonts w:asciiTheme="minorHAnsi" w:hAnsiTheme="minorHAnsi" w:cstheme="minorHAnsi"/>
+                      <w:sz w:val="28"/>
+                      <w:szCs w:val="28"/>
+                      <w:lang w:val="en-IN"/>
+                    </w:rPr>
+                  </w:pPr>
+                  <w:r>
+                    <w:rPr>
+                      <w:rFonts w:asciiTheme="minorHAnsi" w:hAnsiTheme="minorHAnsi" w:cstheme="minorHAnsi"/>
+                      <w:sz w:val="28"/>
+                      <w:szCs w:val="28"/>
+                      <w:lang w:val="en-IN"/>
+                    </w:rPr>
+                    <w:t>Has a smaller margin of error compared to a prediction interval</w:t>
+                  </w:r>
+                </w:p>
+              </w:tc>
+              <w:tc>
+                <w:tcPr>
+                  <w:tcW w:w="0" w:type="auto"/>
+                  <w:shd w:val="clear" w:color="auto" w:fill="F2DBDB" w:themeFill="accent2" w:themeFillTint="33"/>
+                  <w:hideMark/>
+                </w:tcPr>
+                <w:p>
+                  <w:pPr>
+                    <w:pStyle w:val="TableParagraph"/>
+                    <w:rPr>
+                      <w:rFonts w:asciiTheme="minorHAnsi" w:hAnsiTheme="minorHAnsi" w:cstheme="minorHAnsi"/>
+                      <w:sz w:val="28"/>
+                      <w:szCs w:val="28"/>
+                      <w:lang w:val="en-IN"/>
+                    </w:rPr>
+                  </w:pPr>
+                  <w:r>
+                    <w:rPr>
+                      <w:rFonts w:asciiTheme="minorHAnsi" w:hAnsiTheme="minorHAnsi" w:cstheme="minorHAnsi"/>
+                      <w:sz w:val="28"/>
+                      <w:szCs w:val="28"/>
+                      <w:lang w:val="en-IN"/>
+                    </w:rPr>
+                    <w:t>Has a larger margin of error compared to a confidence interval</w:t>
+                  </w:r>
+                </w:p>
+              </w:tc>
+            </w:tr>
+            <w:tr>
+              <w:tc>
+                <w:tcPr>
+                  <w:tcW w:w="0" w:type="auto"/>
+                  <w:shd w:val="clear" w:color="auto" w:fill="E5DFEC" w:themeFill="accent4" w:themeFillTint="33"/>
+                  <w:hideMark/>
+                </w:tcPr>
+                <w:p>
+                  <w:pPr>
+                    <w:pStyle w:val="TableParagraph"/>
+                    <w:rPr>
+                      <w:rFonts w:asciiTheme="minorHAnsi" w:hAnsiTheme="minorHAnsi" w:cstheme="minorHAnsi"/>
+                      <w:sz w:val="28"/>
+                      <w:szCs w:val="28"/>
+                      <w:lang w:val="en-IN"/>
+                    </w:rPr>
+                  </w:pPr>
+                  <w:r>
+                    <w:rPr>
+                      <w:rFonts w:asciiTheme="minorHAnsi" w:hAnsiTheme="minorHAnsi" w:cstheme="minorHAnsi"/>
+                      <w:sz w:val="28"/>
+                      <w:szCs w:val="28"/>
+                      <w:lang w:val="en-IN"/>
+                    </w:rPr>
+                    <w:t>Used to make inferences about the population mean of </w:t>
+                  </w:r>
+                  <w:r>
+                    <w:rPr>
+                      <w:rFonts w:ascii="Cambria Math" w:hAnsi="Cambria Math" w:cs="Cambria Math"/>
+                      <w:sz w:val="28"/>
+                      <w:szCs w:val="28"/>
+                      <w:lang w:val="en-IN"/>
+                    </w:rPr>
+                    <w:t>𝑦</w:t>
+                  </w:r>
+                  <w:r>
+                    <w:rPr>
+                      <w:rFonts w:asciiTheme="minorHAnsi" w:hAnsiTheme="minorHAnsi" w:cstheme="minorHAnsi"/>
+                      <w:i/>
+                      <w:iCs/>
+                      <w:sz w:val="28"/>
+                      <w:szCs w:val="28"/>
+                      <w:lang w:val="en-IN"/>
+                    </w:rPr>
+                    <w:t>y</w:t>
+                  </w:r>
+                  <w:r>
+                    <w:rPr>
+                      <w:rFonts w:asciiTheme="minorHAnsi" w:hAnsiTheme="minorHAnsi" w:cstheme="minorHAnsi"/>
+                      <w:sz w:val="28"/>
+                      <w:szCs w:val="28"/>
+                      <w:lang w:val="en-IN"/>
+                    </w:rPr>
+                    <w:t> for a given </w:t>
+                  </w:r>
+                  <w:r>
+                    <w:rPr>
+                      <w:rFonts w:ascii="Cambria Math" w:hAnsi="Cambria Math" w:cs="Cambria Math"/>
+                      <w:sz w:val="28"/>
+                      <w:szCs w:val="28"/>
+                      <w:lang w:val="en-IN"/>
+                    </w:rPr>
+                    <w:t>𝑥</w:t>
+                  </w:r>
+                  <w:r>
+                    <w:rPr>
+                      <w:rFonts w:asciiTheme="minorHAnsi" w:hAnsiTheme="minorHAnsi" w:cstheme="minorHAnsi"/>
+                      <w:i/>
+                      <w:iCs/>
+                      <w:sz w:val="28"/>
+                      <w:szCs w:val="28"/>
+                      <w:lang w:val="en-IN"/>
+                    </w:rPr>
+                    <w:t>x</w:t>
+                  </w:r>
+                  <w:r>
+                    <w:rPr>
+                      <w:rFonts w:asciiTheme="minorHAnsi" w:hAnsiTheme="minorHAnsi" w:cstheme="minorHAnsi"/>
+                      <w:sz w:val="28"/>
+                      <w:szCs w:val="28"/>
+                      <w:lang w:val="en-IN"/>
+                    </w:rPr>
+                    <w:t> value</w:t>
+                  </w:r>
+                </w:p>
+              </w:tc>
+              <w:tc>
+                <w:tcPr>
+                  <w:tcW w:w="0" w:type="auto"/>
+                  <w:shd w:val="clear" w:color="auto" w:fill="F2DBDB" w:themeFill="accent2" w:themeFillTint="33"/>
+                  <w:hideMark/>
+                </w:tcPr>
+                <w:p>
+                  <w:pPr>
+                    <w:pStyle w:val="TableParagraph"/>
+                    <w:rPr>
+                      <w:rFonts w:asciiTheme="minorHAnsi" w:hAnsiTheme="minorHAnsi" w:cstheme="minorHAnsi"/>
+                      <w:sz w:val="28"/>
+                      <w:szCs w:val="28"/>
+                      <w:lang w:val="en-IN"/>
+                    </w:rPr>
+                  </w:pPr>
+                  <w:r>
+                    <w:rPr>
+                      <w:rFonts w:asciiTheme="minorHAnsi" w:hAnsiTheme="minorHAnsi" w:cstheme="minorHAnsi"/>
+                      <w:sz w:val="28"/>
+                      <w:szCs w:val="28"/>
+                      <w:lang w:val="en-IN"/>
+                    </w:rPr>
+                    <w:t>Used to make predictions about individual values of </w:t>
+                  </w:r>
+                  <w:r>
+                    <w:rPr>
+                      <w:rFonts w:ascii="Cambria Math" w:hAnsi="Cambria Math" w:cs="Cambria Math"/>
+                      <w:sz w:val="28"/>
+                      <w:szCs w:val="28"/>
+                      <w:lang w:val="en-IN"/>
+                    </w:rPr>
+                    <w:t>𝑦</w:t>
+                  </w:r>
+                  <w:r>
+                    <w:rPr>
+                      <w:rFonts w:asciiTheme="minorHAnsi" w:hAnsiTheme="minorHAnsi" w:cstheme="minorHAnsi"/>
+                      <w:i/>
+                      <w:iCs/>
+                      <w:sz w:val="28"/>
+                      <w:szCs w:val="28"/>
+                      <w:lang w:val="en-IN"/>
+                    </w:rPr>
+                    <w:t>y</w:t>
+                  </w:r>
+                  <w:r>
+                    <w:rPr>
+                      <w:rFonts w:asciiTheme="minorHAnsi" w:hAnsiTheme="minorHAnsi" w:cstheme="minorHAnsi"/>
+                      <w:sz w:val="28"/>
+                      <w:szCs w:val="28"/>
+                      <w:lang w:val="en-IN"/>
+                    </w:rPr>
+                    <w:t> for a given </w:t>
+                  </w:r>
+                  <w:r>
+                    <w:rPr>
+                      <w:rFonts w:ascii="Cambria Math" w:hAnsi="Cambria Math" w:cs="Cambria Math"/>
+                      <w:sz w:val="28"/>
+                      <w:szCs w:val="28"/>
+                      <w:lang w:val="en-IN"/>
+                    </w:rPr>
+                    <w:t>𝑥</w:t>
+                  </w:r>
+                  <w:r>
+                    <w:rPr>
+                      <w:rFonts w:asciiTheme="minorHAnsi" w:hAnsiTheme="minorHAnsi" w:cstheme="minorHAnsi"/>
+                      <w:i/>
+                      <w:iCs/>
+                      <w:sz w:val="28"/>
+                      <w:szCs w:val="28"/>
+                      <w:lang w:val="en-IN"/>
+                    </w:rPr>
+                    <w:t>x</w:t>
+                  </w:r>
+                  <w:r>
+                    <w:rPr>
+                      <w:rFonts w:asciiTheme="minorHAnsi" w:hAnsiTheme="minorHAnsi" w:cstheme="minorHAnsi"/>
+                      <w:sz w:val="28"/>
+                      <w:szCs w:val="28"/>
+                      <w:lang w:val="en-IN"/>
+                    </w:rPr>
+                    <w:t> value</w:t>
+                  </w:r>
+                </w:p>
+              </w:tc>
+            </w:tr>
+            <w:tr>
+              <w:tc>
+                <w:tcPr>
+                  <w:tcW w:w="0" w:type="auto"/>
+                  <w:shd w:val="clear" w:color="auto" w:fill="E5DFEC" w:themeFill="accent4" w:themeFillTint="33"/>
+                  <w:hideMark/>
+                </w:tcPr>
+                <w:p>
+                  <w:pPr>
+                    <w:pStyle w:val="TableParagraph"/>
+                    <w:rPr>
+                      <w:rFonts w:asciiTheme="minorHAnsi" w:hAnsiTheme="minorHAnsi" w:cstheme="minorHAnsi"/>
+                      <w:sz w:val="28"/>
+                      <w:szCs w:val="28"/>
+                      <w:lang w:val="en-IN"/>
+                    </w:rPr>
+                  </w:pPr>
+                  <w:r>
+                    <w:rPr>
+                      <w:rFonts w:asciiTheme="minorHAnsi" w:hAnsiTheme="minorHAnsi" w:cstheme="minorHAnsi"/>
+                      <w:sz w:val="28"/>
+                      <w:szCs w:val="28"/>
+                      <w:lang w:val="en-IN"/>
+                    </w:rPr>
+                    <w:t>Used in hypothesis testing to test if the mean value of </w:t>
+                  </w:r>
+                  <w:r>
+                    <w:rPr>
+                      <w:rFonts w:ascii="Cambria Math" w:hAnsi="Cambria Math" w:cs="Cambria Math"/>
+                      <w:sz w:val="28"/>
+                      <w:szCs w:val="28"/>
+                      <w:lang w:val="en-IN"/>
+                    </w:rPr>
+                    <w:t>𝑦</w:t>
+                  </w:r>
+                  <w:r>
+                    <w:rPr>
+                      <w:rFonts w:asciiTheme="minorHAnsi" w:hAnsiTheme="minorHAnsi" w:cstheme="minorHAnsi"/>
+                      <w:i/>
+                      <w:iCs/>
+                      <w:sz w:val="28"/>
+                      <w:szCs w:val="28"/>
+                      <w:lang w:val="en-IN"/>
+                    </w:rPr>
+                    <w:t>y</w:t>
+                  </w:r>
+                  <w:r>
+                    <w:rPr>
+                      <w:rFonts w:asciiTheme="minorHAnsi" w:hAnsiTheme="minorHAnsi" w:cstheme="minorHAnsi"/>
+                      <w:sz w:val="28"/>
+                      <w:szCs w:val="28"/>
+                      <w:lang w:val="en-IN"/>
+                    </w:rPr>
+                    <w:t> is significantly different from a specific value</w:t>
+                  </w:r>
+                </w:p>
+              </w:tc>
+              <w:tc>
+                <w:tcPr>
+                  <w:tcW w:w="0" w:type="auto"/>
+                  <w:shd w:val="clear" w:color="auto" w:fill="F2DBDB" w:themeFill="accent2" w:themeFillTint="33"/>
+                  <w:hideMark/>
+                </w:tcPr>
+                <w:p>
+                  <w:pPr>
+                    <w:pStyle w:val="TableParagraph"/>
+                    <w:rPr>
+                      <w:rFonts w:asciiTheme="minorHAnsi" w:hAnsiTheme="minorHAnsi" w:cstheme="minorHAnsi"/>
+                      <w:sz w:val="28"/>
+                      <w:szCs w:val="28"/>
+                      <w:lang w:val="en-IN"/>
+                    </w:rPr>
+                  </w:pPr>
+                  <w:r>
+                    <w:rPr>
+                      <w:rFonts w:asciiTheme="minorHAnsi" w:hAnsiTheme="minorHAnsi" w:cstheme="minorHAnsi"/>
+                      <w:sz w:val="28"/>
+                      <w:szCs w:val="28"/>
+                      <w:lang w:val="en-IN"/>
+                    </w:rPr>
+                    <w:t>Used in making predictions about new observations that are not part of the sample used to build the regression model</w:t>
+                  </w:r>
+                </w:p>
+              </w:tc>
+            </w:tr>
+            <w:tr>
+              <w:tc>
+                <w:tcPr>
+                  <w:tcW w:w="0" w:type="auto"/>
+                  <w:shd w:val="clear" w:color="auto" w:fill="E5DFEC" w:themeFill="accent4" w:themeFillTint="33"/>
+                  <w:hideMark/>
+                </w:tcPr>
+                <w:p>
+                  <w:pPr>
+                    <w:pStyle w:val="TableParagraph"/>
+                    <w:rPr>
+                      <w:rFonts w:asciiTheme="minorHAnsi" w:hAnsiTheme="minorHAnsi" w:cstheme="minorHAnsi"/>
+                      <w:sz w:val="28"/>
+                      <w:szCs w:val="28"/>
+                      <w:lang w:val="en-IN"/>
+                    </w:rPr>
+                  </w:pPr>
+                  <w:r>
+                    <w:rPr>
+                      <w:rFonts w:asciiTheme="minorHAnsi" w:hAnsiTheme="minorHAnsi" w:cstheme="minorHAnsi"/>
+                      <w:sz w:val="28"/>
+                      <w:szCs w:val="28"/>
+                      <w:lang w:val="en-IN"/>
+                    </w:rPr>
+                    <w:t>Example: Estimating the mean quarterly sales for all restaurants located near college campuses with 10,000 students</w:t>
+                  </w:r>
+                </w:p>
+              </w:tc>
+              <w:tc>
+                <w:tcPr>
+                  <w:tcW w:w="0" w:type="auto"/>
+                  <w:shd w:val="clear" w:color="auto" w:fill="F2DBDB" w:themeFill="accent2" w:themeFillTint="33"/>
+                  <w:hideMark/>
+                </w:tcPr>
+                <w:p>
+                  <w:pPr>
+                    <w:pStyle w:val="TableParagraph"/>
+                    <w:rPr>
+                      <w:rFonts w:asciiTheme="minorHAnsi" w:hAnsiTheme="minorHAnsi" w:cstheme="minorHAnsi"/>
+                      <w:sz w:val="28"/>
+                      <w:szCs w:val="28"/>
+                      <w:lang w:val="en-IN"/>
+                    </w:rPr>
+                  </w:pPr>
+                  <w:r>
+                    <w:rPr>
+                      <w:rFonts w:asciiTheme="minorHAnsi" w:hAnsiTheme="minorHAnsi" w:cstheme="minorHAnsi"/>
+                      <w:sz w:val="28"/>
+                      <w:szCs w:val="28"/>
+                      <w:lang w:val="en-IN"/>
+                    </w:rPr>
+                    <w:t>Example: Predicting sales for an individual restaurant located near a college campus, with 10,000 students</w:t>
+                  </w:r>
+                </w:p>
+              </w:tc>
+            </w:tr>
+          </w:tbl>
+          <w:p>
+            <w:pPr>
+              <w:pStyle w:val="TableParagraph"/>
+              <w:ind w:left="0"/>
+              <w:rPr>
+                <w:rFonts w:asciiTheme="minorHAnsi" w:hAnsiTheme="minorHAnsi" w:cstheme="minorHAnsi"/>
+                <w:sz w:val="28"/>
+                <w:szCs w:val="28"/>
+                <w:lang w:val="en-IN"/>
+              </w:rPr>
+            </w:pPr>
+          </w:p>
+          <w:p>
+            <w:pPr>
+              <w:pStyle w:val="TableParagraph"/>
+              <w:ind w:left="0"/>
+              <w:rPr>
+                <w:rFonts w:asciiTheme="minorHAnsi" w:hAnsiTheme="minorHAnsi" w:cstheme="minorHAnsi"/>
+                <w:sz w:val="28"/>
+                <w:szCs w:val="28"/>
+                <w:lang w:val="en-IN"/>
+              </w:rPr>
+            </w:pPr>
+            <w:r>
+              <w:rPr>
+                <w:rFonts w:asciiTheme="minorHAnsi" w:hAnsiTheme="minorHAnsi" w:cstheme="minorHAnsi"/>
+                <w:sz w:val="28"/>
+                <w:szCs w:val="28"/>
+                <w:lang w:val="en-IN"/>
+              </w:rPr>
+              <w:t>Confidence intervals and prediction intervals are both essential tools in regression analysis. They show the precision of the regression results, with narrower intervals indicating a higher degree of precision. However, the key difference between them lies in their purpose and the margin of error. Confidence intervals estimate the mean value of </w:t>
+            </w:r>
+            <w:r>
+              <w:rPr>
+                <w:rFonts w:ascii="Cambria Math" w:hAnsi="Cambria Math" w:cs="Cambria Math"/>
+                <w:sz w:val="28"/>
+                <w:szCs w:val="28"/>
+                <w:lang w:val="en-IN"/>
+              </w:rPr>
+              <w:t>𝑦</w:t>
+            </w:r>
+            <w:r>
+              <w:rPr>
+                <w:rFonts w:asciiTheme="minorHAnsi" w:hAnsiTheme="minorHAnsi" w:cstheme="minorHAnsi"/>
+                <w:i/>
+                <w:iCs/>
+                <w:sz w:val="28"/>
+                <w:szCs w:val="28"/>
+                <w:lang w:val="en-IN"/>
+              </w:rPr>
+              <w:t>y</w:t>
+            </w:r>
+            <w:r>
+              <w:rPr>
+                <w:rFonts w:asciiTheme="minorHAnsi" w:hAnsiTheme="minorHAnsi" w:cstheme="minorHAnsi"/>
+                <w:sz w:val="28"/>
+                <w:szCs w:val="28"/>
+                <w:lang w:val="en-IN"/>
+              </w:rPr>
+              <w:t> for a given </w:t>
+            </w:r>
+            <w:r>
+              <w:rPr>
+                <w:rFonts w:ascii="Cambria Math" w:hAnsi="Cambria Math" w:cs="Cambria Math"/>
+                <w:sz w:val="28"/>
+                <w:szCs w:val="28"/>
+                <w:lang w:val="en-IN"/>
+              </w:rPr>
+              <w:t>𝑥</w:t>
+            </w:r>
+            <w:r>
+              <w:rPr>
+                <w:rFonts w:asciiTheme="minorHAnsi" w:hAnsiTheme="minorHAnsi" w:cstheme="minorHAnsi"/>
+                <w:i/>
+                <w:iCs/>
+                <w:sz w:val="28"/>
+                <w:szCs w:val="28"/>
+                <w:lang w:val="en-IN"/>
+              </w:rPr>
+              <w:t>x</w:t>
+            </w:r>
+            <w:r>
+              <w:rPr>
+                <w:rFonts w:asciiTheme="minorHAnsi" w:hAnsiTheme="minorHAnsi" w:cstheme="minorHAnsi"/>
+                <w:sz w:val="28"/>
+                <w:szCs w:val="28"/>
+                <w:lang w:val="en-IN"/>
+              </w:rPr>
+              <w:t> value, while prediction intervals estimate individual values of </w:t>
+            </w:r>
+            <w:r>
+              <w:rPr>
+                <w:rFonts w:ascii="Cambria Math" w:hAnsi="Cambria Math" w:cs="Cambria Math"/>
+                <w:sz w:val="28"/>
+                <w:szCs w:val="28"/>
+                <w:lang w:val="en-IN"/>
+              </w:rPr>
+              <w:t>𝑦</w:t>
+            </w:r>
+            <w:r>
+              <w:rPr>
+                <w:rFonts w:asciiTheme="minorHAnsi" w:hAnsiTheme="minorHAnsi" w:cstheme="minorHAnsi"/>
+                <w:i/>
+                <w:iCs/>
+                <w:sz w:val="28"/>
+                <w:szCs w:val="28"/>
+                <w:lang w:val="en-IN"/>
+              </w:rPr>
+              <w:t>y</w:t>
+            </w:r>
+            <w:r>
+              <w:rPr>
+                <w:rFonts w:asciiTheme="minorHAnsi" w:hAnsiTheme="minorHAnsi" w:cstheme="minorHAnsi"/>
+                <w:sz w:val="28"/>
+                <w:szCs w:val="28"/>
+                <w:lang w:val="en-IN"/>
+              </w:rPr>
+              <w:t> for a given </w:t>
+            </w:r>
+            <w:r>
+              <w:rPr>
+                <w:rFonts w:ascii="Cambria Math" w:hAnsi="Cambria Math" w:cs="Cambria Math"/>
+                <w:sz w:val="28"/>
+                <w:szCs w:val="28"/>
+                <w:lang w:val="en-IN"/>
+              </w:rPr>
+              <w:t>𝑥</w:t>
+            </w:r>
+            <w:r>
+              <w:rPr>
+                <w:rFonts w:asciiTheme="minorHAnsi" w:hAnsiTheme="minorHAnsi" w:cstheme="minorHAnsi"/>
+                <w:i/>
+                <w:iCs/>
+                <w:sz w:val="28"/>
+                <w:szCs w:val="28"/>
+                <w:lang w:val="en-IN"/>
+              </w:rPr>
+              <w:t>x</w:t>
+            </w:r>
+            <w:r>
+              <w:rPr>
+                <w:rFonts w:asciiTheme="minorHAnsi" w:hAnsiTheme="minorHAnsi" w:cstheme="minorHAnsi"/>
+                <w:sz w:val="28"/>
+                <w:szCs w:val="28"/>
+                <w:lang w:val="en-IN"/>
+              </w:rPr>
+              <w:t> value. The margin of error is larger for prediction intervals, reflecting the additional variability associated with predicting individual values.</w:t>
+            </w:r>
+          </w:p>
+        </w:tc>
+      </w:tr>
+    </w:tbl>
+    <w:p>
+      <w:pPr>
+        <w:pStyle w:val="TableParagraph"/>
+        <w:ind w:left="1"/>
+        <w:jc w:val="center"/>
+        <w:rPr>
+          <w:rFonts w:asciiTheme="minorHAnsi" w:hAnsiTheme="minorHAnsi" w:cstheme="minorHAnsi"/>
+          <w:b/>
+          <w:bCs/>
+          <w:sz w:val="28"/>
+          <w:szCs w:val="28"/>
+        </w:rPr>
+        <w:sectPr>
+          <w:pgSz w:w="11913" w:h="11907"/>
+          <w:pgMar w:top="142" w:right="573" w:bottom="278" w:left="697" w:header="720" w:footer="720" w:gutter="0"/>
           <w:cols w:space="720"/>
         </w:sectPr>
       </w:pPr>
@@ -321,7 +2084,7 @@
                 <w:szCs w:val="28"/>
               </w:rPr>
               <w:lastRenderedPageBreak/>
-              <w:t>2</w:t>
+              <w:t>3</w:t>
             </w:r>
           </w:p>
         </w:tc>
@@ -341,6 +2104,26 @@
                 <w:szCs w:val="28"/>
               </w:rPr>
             </w:pPr>
+            <w:r>
+              <w:rPr>
+                <w:rFonts w:asciiTheme="minorHAnsi" w:hAnsiTheme="minorHAnsi" w:cstheme="minorHAnsi"/>
+                <w:b/>
+                <w:bCs/>
+                <w:sz w:val="28"/>
+                <w:szCs w:val="28"/>
+              </w:rPr>
+              <w:t>What is residual analysis ? Explain different types of residual analysis</w:t>
+            </w:r>
+            <w:r>
+              <w:rPr>
+                <w:rFonts w:asciiTheme="minorHAnsi" w:hAnsiTheme="minorHAnsi" w:cstheme="minorHAnsi"/>
+                <w:b/>
+                <w:bCs/>
+                <w:sz w:val="28"/>
+                <w:szCs w:val="28"/>
+              </w:rPr>
+              <w:t>.</w:t>
+            </w:r>
           </w:p>
         </w:tc>
       </w:tr>
@@ -374,7 +2157,29 @@
                 <w:sz w:val="28"/>
                 <w:szCs w:val="28"/>
               </w:rPr>
-              <w:t>Ans.2)</w:t>
+              <w:t>Ans.</w:t>
+            </w:r>
+            <w:r>
+              <w:rPr>
+                <w:rFonts w:asciiTheme="minorHAnsi" w:hAnsiTheme="minorHAnsi" w:cstheme="minorHAnsi"/>
+                <w:b/>
+                <w:bCs/>
+                <w:color w:val="FF0000"/>
+                <w:sz w:val="28"/>
+                <w:szCs w:val="28"/>
+              </w:rPr>
+              <w:t>3</w:t>
+            </w:r>
+            <w:r>
+              <w:rPr>
+                <w:rFonts w:asciiTheme="minorHAnsi" w:hAnsiTheme="minorHAnsi" w:cstheme="minorHAnsi"/>
+                <w:b/>
+                <w:bCs/>
+                <w:color w:val="FF0000"/>
+                <w:sz w:val="28"/>
+                <w:szCs w:val="28"/>
+              </w:rPr>
+              <w:t>)</w:t>
             </w:r>
           </w:p>
         </w:tc>
@@ -387,11 +2192,323 @@
               <w:pStyle w:val="TableParagraph"/>
               <w:rPr>
                 <w:rFonts w:asciiTheme="minorHAnsi" w:hAnsiTheme="minorHAnsi" w:cstheme="minorHAnsi"/>
-                <w:sz w:val="28"/>
-                <w:szCs w:val="28"/>
-                <w:lang w:val="en-IN"/>
-              </w:rPr>
-            </w:pPr>
+                <w:b/>
+                <w:bCs/>
+                <w:sz w:val="28"/>
+                <w:szCs w:val="28"/>
+                <w:lang w:val="en-IN"/>
+              </w:rPr>
+            </w:pPr>
+            <w:r>
+              <w:rPr>
+                <w:rFonts w:asciiTheme="minorHAnsi" w:hAnsiTheme="minorHAnsi" w:cstheme="minorHAnsi"/>
+                <w:b/>
+                <w:bCs/>
+                <w:sz w:val="28"/>
+                <w:szCs w:val="28"/>
+                <w:lang w:val="en-IN"/>
+              </w:rPr>
+              <w:t>Residual Analysis</w:t>
+            </w:r>
+          </w:p>
+          <w:p>
+            <w:pPr>
+              <w:pStyle w:val="TableParagraph"/>
+              <w:rPr>
+                <w:rFonts w:asciiTheme="minorHAnsi" w:hAnsiTheme="minorHAnsi" w:cstheme="minorHAnsi"/>
+                <w:b/>
+                <w:bCs/>
+                <w:sz w:val="28"/>
+                <w:szCs w:val="28"/>
+                <w:lang w:val="en-IN"/>
+              </w:rPr>
+            </w:pPr>
+          </w:p>
+          <w:p>
+            <w:pPr>
+              <w:pStyle w:val="TableParagraph"/>
+              <w:rPr>
+                <w:rFonts w:asciiTheme="minorHAnsi" w:hAnsiTheme="minorHAnsi" w:cstheme="minorHAnsi"/>
+                <w:sz w:val="28"/>
+                <w:szCs w:val="28"/>
+                <w:lang w:val="en-IN"/>
+              </w:rPr>
+            </w:pPr>
+            <w:r>
+              <w:rPr>
+                <w:rFonts w:asciiTheme="minorHAnsi" w:hAnsiTheme="minorHAnsi" w:cstheme="minorHAnsi"/>
+                <w:sz w:val="28"/>
+                <w:szCs w:val="28"/>
+                <w:lang w:val="en-IN"/>
+              </w:rPr>
+              <w:t>Residual analysis is a graphical examination of the residuals, which are the differences between the observed values of the dependent variable and the predicted values based on the regression model. The purpose of residual analysis is to validate the assumptions of the regression model and ensure that the model is appropriate for the data. The following are different types of residual analysis:</w:t>
+            </w:r>
+          </w:p>
+          <w:p>
+            <w:pPr>
+              <w:pStyle w:val="TableParagraph"/>
+              <w:ind w:left="0"/>
+              <w:rPr>
+                <w:rFonts w:asciiTheme="minorHAnsi" w:hAnsiTheme="minorHAnsi" w:cstheme="minorHAnsi"/>
+                <w:sz w:val="28"/>
+                <w:szCs w:val="28"/>
+                <w:lang w:val="en-IN"/>
+              </w:rPr>
+            </w:pPr>
+          </w:p>
+          <w:p>
+            <w:pPr>
+              <w:pStyle w:val="TableParagraph"/>
+              <w:numPr>
+                <w:ilvl w:val="0"/>
+                <w:numId w:val="12"/>
+              </w:numPr>
+              <w:rPr>
+                <w:rFonts w:asciiTheme="minorHAnsi" w:hAnsiTheme="minorHAnsi" w:cstheme="minorHAnsi"/>
+                <w:sz w:val="28"/>
+                <w:szCs w:val="28"/>
+                <w:lang w:val="en-IN"/>
+              </w:rPr>
+            </w:pPr>
+            <w:r>
+              <w:rPr>
+                <w:rFonts w:asciiTheme="minorHAnsi" w:hAnsiTheme="minorHAnsi" w:cstheme="minorHAnsi"/>
+                <w:b/>
+                <w:bCs/>
+                <w:sz w:val="28"/>
+                <w:szCs w:val="28"/>
+                <w:lang w:val="en-IN"/>
+              </w:rPr>
+              <w:t>Residual Plot Against x</w:t>
+            </w:r>
+            <w:r>
+              <w:rPr>
+                <w:rFonts w:asciiTheme="minorHAnsi" w:hAnsiTheme="minorHAnsi" w:cstheme="minorHAnsi"/>
+                <w:sz w:val="28"/>
+                <w:szCs w:val="28"/>
+                <w:lang w:val="en-IN"/>
+              </w:rPr>
+              <w:t>: This plot shows the residuals against the values of the independent variable x. The assumption is that the variance is the same for all values of x. If the variability about the regression line is greater for larger values of x, the assumption of a constant variance of e is violated.</w:t>
+            </w:r>
+          </w:p>
+          <w:p>
+            <w:pPr>
+              <w:pStyle w:val="TableParagraph"/>
+              <w:ind w:left="720"/>
+              <w:rPr>
+                <w:rFonts w:asciiTheme="minorHAnsi" w:hAnsiTheme="minorHAnsi" w:cstheme="minorHAnsi"/>
+                <w:sz w:val="28"/>
+                <w:szCs w:val="28"/>
+                <w:lang w:val="en-IN"/>
+              </w:rPr>
+            </w:pPr>
+          </w:p>
+          <w:p>
+            <w:pPr>
+              <w:pStyle w:val="TableParagraph"/>
+              <w:numPr>
+                <w:ilvl w:val="0"/>
+                <w:numId w:val="12"/>
+              </w:numPr>
+              <w:rPr>
+                <w:rFonts w:asciiTheme="minorHAnsi" w:hAnsiTheme="minorHAnsi" w:cstheme="minorHAnsi"/>
+                <w:sz w:val="28"/>
+                <w:szCs w:val="28"/>
+                <w:lang w:val="en-IN"/>
+              </w:rPr>
+            </w:pPr>
+            <w:r>
+              <w:rPr>
+                <w:rFonts w:asciiTheme="minorHAnsi" w:hAnsiTheme="minorHAnsi" w:cstheme="minorHAnsi"/>
+                <w:b/>
+                <w:bCs/>
+                <w:sz w:val="28"/>
+                <w:szCs w:val="28"/>
+                <w:lang w:val="en-IN"/>
+              </w:rPr>
+              <w:t>Residual Plot Against Predicted Values</w:t>
+            </w:r>
+            <w:r>
+              <w:rPr>
+                <w:rFonts w:asciiTheme="minorHAnsi" w:hAnsiTheme="minorHAnsi" w:cstheme="minorHAnsi"/>
+                <w:sz w:val="28"/>
+                <w:szCs w:val="28"/>
+                <w:lang w:val="en-IN"/>
+              </w:rPr>
+              <w:t>: This plot shows the residuals against the predicted values of the dependent variable. The pattern of this residual plot should be the same as the pattern of the residual plot against the independent variable x.</w:t>
+            </w:r>
+          </w:p>
+          <w:p>
+            <w:pPr>
+              <w:pStyle w:val="TableParagraph"/>
+              <w:ind w:left="720"/>
+              <w:rPr>
+                <w:rFonts w:asciiTheme="minorHAnsi" w:hAnsiTheme="minorHAnsi" w:cstheme="minorHAnsi"/>
+                <w:sz w:val="28"/>
+                <w:szCs w:val="28"/>
+                <w:lang w:val="en-IN"/>
+              </w:rPr>
+            </w:pPr>
+          </w:p>
+          <w:p>
+            <w:pPr>
+              <w:pStyle w:val="TableParagraph"/>
+              <w:numPr>
+                <w:ilvl w:val="0"/>
+                <w:numId w:val="12"/>
+              </w:numPr>
+              <w:rPr>
+                <w:rFonts w:asciiTheme="minorHAnsi" w:hAnsiTheme="minorHAnsi" w:cstheme="minorHAnsi"/>
+                <w:sz w:val="28"/>
+                <w:szCs w:val="28"/>
+                <w:lang w:val="en-IN"/>
+              </w:rPr>
+            </w:pPr>
+            <w:r>
+              <w:rPr>
+                <w:rFonts w:asciiTheme="minorHAnsi" w:hAnsiTheme="minorHAnsi" w:cstheme="minorHAnsi"/>
+                <w:b/>
+                <w:bCs/>
+                <w:sz w:val="28"/>
+                <w:szCs w:val="28"/>
+                <w:lang w:val="en-IN"/>
+              </w:rPr>
+              <w:t>Standardized Residuals</w:t>
+            </w:r>
+            <w:r>
+              <w:rPr>
+                <w:rFonts w:asciiTheme="minorHAnsi" w:hAnsiTheme="minorHAnsi" w:cstheme="minorHAnsi"/>
+                <w:sz w:val="28"/>
+                <w:szCs w:val="28"/>
+                <w:lang w:val="en-IN"/>
+              </w:rPr>
+              <w:t>: Standardized residuals are obtained by dividing each residual by its standard deviation. A random variable is standardized by subtracting its mean and dividing the result by its standard deviation.</w:t>
+            </w:r>
+          </w:p>
+          <w:p>
+            <w:pPr>
+              <w:pStyle w:val="TableParagraph"/>
+              <w:ind w:left="720"/>
+              <w:rPr>
+                <w:rFonts w:asciiTheme="minorHAnsi" w:hAnsiTheme="minorHAnsi" w:cstheme="minorHAnsi"/>
+                <w:sz w:val="28"/>
+                <w:szCs w:val="28"/>
+                <w:lang w:val="en-IN"/>
+              </w:rPr>
+            </w:pPr>
+          </w:p>
+          <w:p>
+            <w:pPr>
+              <w:pStyle w:val="TableParagraph"/>
+              <w:numPr>
+                <w:ilvl w:val="0"/>
+                <w:numId w:val="12"/>
+              </w:numPr>
+              <w:rPr>
+                <w:rFonts w:asciiTheme="minorHAnsi" w:hAnsiTheme="minorHAnsi" w:cstheme="minorHAnsi"/>
+                <w:sz w:val="28"/>
+                <w:szCs w:val="28"/>
+                <w:lang w:val="en-IN"/>
+              </w:rPr>
+            </w:pPr>
+            <w:r>
+              <w:rPr>
+                <w:rFonts w:asciiTheme="minorHAnsi" w:hAnsiTheme="minorHAnsi" w:cstheme="minorHAnsi"/>
+                <w:b/>
+                <w:bCs/>
+                <w:sz w:val="28"/>
+                <w:szCs w:val="28"/>
+                <w:lang w:val="en-IN"/>
+              </w:rPr>
+              <w:t>Studentized Residual</w:t>
+            </w:r>
+            <w:r>
+              <w:rPr>
+                <w:rFonts w:asciiTheme="minorHAnsi" w:hAnsiTheme="minorHAnsi" w:cstheme="minorHAnsi"/>
+                <w:sz w:val="28"/>
+                <w:szCs w:val="28"/>
+                <w:lang w:val="en-IN"/>
+              </w:rPr>
+              <w:t>: The standardized residual plot can provide insight about the assumption that the error term e has a normal distribution. If this assumption is satisfied, the distribution of the standardized residuals should appear to come from a standard normal probability distribution.</w:t>
+            </w:r>
+          </w:p>
+          <w:p>
+            <w:pPr>
+              <w:pStyle w:val="TableParagraph"/>
+              <w:ind w:left="720"/>
+              <w:rPr>
+                <w:rFonts w:asciiTheme="minorHAnsi" w:hAnsiTheme="minorHAnsi" w:cstheme="minorHAnsi"/>
+                <w:sz w:val="28"/>
+                <w:szCs w:val="28"/>
+                <w:lang w:val="en-IN"/>
+              </w:rPr>
+            </w:pPr>
+          </w:p>
+          <w:p>
+            <w:pPr>
+              <w:pStyle w:val="TableParagraph"/>
+              <w:numPr>
+                <w:ilvl w:val="0"/>
+                <w:numId w:val="12"/>
+              </w:numPr>
+              <w:rPr>
+                <w:rFonts w:asciiTheme="minorHAnsi" w:hAnsiTheme="minorHAnsi" w:cstheme="minorHAnsi"/>
+                <w:sz w:val="28"/>
+                <w:szCs w:val="28"/>
+                <w:lang w:val="en-IN"/>
+              </w:rPr>
+            </w:pPr>
+            <w:r>
+              <w:rPr>
+                <w:rFonts w:asciiTheme="minorHAnsi" w:hAnsiTheme="minorHAnsi" w:cstheme="minorHAnsi"/>
+                <w:b/>
+                <w:bCs/>
+                <w:sz w:val="28"/>
+                <w:szCs w:val="28"/>
+                <w:lang w:val="en-IN"/>
+              </w:rPr>
+              <w:t>Normal Probability Plot</w:t>
+            </w:r>
+            <w:r>
+              <w:rPr>
+                <w:rFonts w:asciiTheme="minorHAnsi" w:hAnsiTheme="minorHAnsi" w:cstheme="minorHAnsi"/>
+                <w:sz w:val="28"/>
+                <w:szCs w:val="28"/>
+                <w:lang w:val="en-IN"/>
+              </w:rPr>
+              <w:t>: Another approach for determining the validity of the assumption that the error term has a normal distribution is the normal probability plot. To show how a normal probability plot is developed, we introduce the concept of normal scores.</w:t>
+            </w:r>
+          </w:p>
+          <w:p>
+            <w:pPr>
+              <w:pStyle w:val="TableParagraph"/>
+              <w:ind w:left="720"/>
+              <w:rPr>
+                <w:rFonts w:asciiTheme="minorHAnsi" w:hAnsiTheme="minorHAnsi" w:cstheme="minorHAnsi"/>
+                <w:sz w:val="28"/>
+                <w:szCs w:val="28"/>
+                <w:lang w:val="en-IN"/>
+              </w:rPr>
+            </w:pPr>
+          </w:p>
+          <w:p>
+            <w:pPr>
+              <w:pStyle w:val="TableParagraph"/>
+              <w:rPr>
+                <w:rFonts w:asciiTheme="minorHAnsi" w:hAnsiTheme="minorHAnsi" w:cstheme="minorHAnsi"/>
+                <w:sz w:val="28"/>
+                <w:szCs w:val="28"/>
+              </w:rPr>
+            </w:pPr>
+            <w:r>
+              <w:rPr>
+                <w:rFonts w:asciiTheme="minorHAnsi" w:hAnsiTheme="minorHAnsi" w:cstheme="minorHAnsi"/>
+                <w:sz w:val="28"/>
+                <w:szCs w:val="28"/>
+                <w:lang w:val="en-IN"/>
+              </w:rPr>
+              <w:t>Residual analysis is based on an examination of graphical plots, and it is the primary tool for determining whether the assumed regression model is appropriate. The assumptions provide the theoretical basis for the t test and the F test used to determine whether the relationship between x and y is significant, and for the confidence and prediction interval estimates. If the assumptions about the error term appear questionable, the hypothesis tests about the significance of the regression relationship and the interval estimation results may not be valid.</w:t>
+            </w:r>
           </w:p>
         </w:tc>
       </w:tr>
@@ -409,8 +2526,8 @@
           <w:szCs w:val="28"/>
         </w:rPr>
         <w:sectPr>
-          <w:pgSz w:w="11913" w:h="11907"/>
-          <w:pgMar w:top="142" w:right="573" w:bottom="278" w:left="697" w:header="720" w:footer="720" w:gutter="0"/>
+          <w:pgSz w:w="11913" w:h="15026"/>
+          <w:pgMar w:top="142" w:right="573" w:bottom="0" w:left="697" w:header="720" w:footer="720" w:gutter="0"/>
           <w:cols w:space="720"/>
         </w:sectPr>
       </w:pPr>
@@ -460,7 +2577,7 @@
                 <w:szCs w:val="28"/>
               </w:rPr>
               <w:lastRenderedPageBreak/>
-              <w:t>3</w:t>
+              <w:t>4</w:t>
             </w:r>
           </w:p>
         </w:tc>
@@ -480,6 +2597,16 @@
                 <w:szCs w:val="28"/>
               </w:rPr>
             </w:pPr>
+            <w:r>
+              <w:rPr>
+                <w:rFonts w:asciiTheme="minorHAnsi" w:hAnsiTheme="minorHAnsi" w:cstheme="minorHAnsi"/>
+                <w:b/>
+                <w:bCs/>
+                <w:sz w:val="28"/>
+                <w:szCs w:val="28"/>
+              </w:rPr>
+              <w:t>What is standardized residuals?</w:t>
+            </w:r>
           </w:p>
         </w:tc>
       </w:tr>
@@ -524,7 +2651,7 @@
                 <w:sz w:val="28"/>
                 <w:szCs w:val="28"/>
               </w:rPr>
-              <w:t>3</w:t>
+              <w:t>4</w:t>
             </w:r>
             <w:r>
               <w:rPr>
@@ -546,12 +2673,165 @@
           <w:p>
             <w:pPr>
               <w:pStyle w:val="TableParagraph"/>
-              <w:rPr>
-                <w:rFonts w:asciiTheme="minorHAnsi" w:hAnsiTheme="minorHAnsi" w:cstheme="minorHAnsi"/>
-                <w:sz w:val="28"/>
-                <w:szCs w:val="28"/>
-              </w:rPr>
-            </w:pPr>
+              <w:ind w:left="0"/>
+              <w:rPr>
+                <w:rFonts w:asciiTheme="minorHAnsi" w:hAnsiTheme="minorHAnsi" w:cstheme="minorHAnsi"/>
+                <w:b/>
+                <w:bCs/>
+                <w:sz w:val="28"/>
+                <w:szCs w:val="28"/>
+              </w:rPr>
+            </w:pPr>
+            <w:r>
+              <w:rPr>
+                <w:rFonts w:asciiTheme="minorHAnsi" w:hAnsiTheme="minorHAnsi" w:cstheme="minorHAnsi"/>
+                <w:b/>
+                <w:bCs/>
+                <w:sz w:val="28"/>
+                <w:szCs w:val="28"/>
+              </w:rPr>
+              <w:t>Standardized Residuals</w:t>
+            </w:r>
+          </w:p>
+          <w:p>
+            <w:pPr>
+              <w:pStyle w:val="TableParagraph"/>
+              <w:ind w:left="0"/>
+              <w:rPr>
+                <w:rFonts w:asciiTheme="minorHAnsi" w:hAnsiTheme="minorHAnsi" w:cstheme="minorHAnsi"/>
+                <w:b/>
+                <w:bCs/>
+                <w:sz w:val="12"/>
+                <w:szCs w:val="12"/>
+              </w:rPr>
+            </w:pPr>
+          </w:p>
+          <w:p>
+            <w:pPr>
+              <w:pStyle w:val="TableParagraph"/>
+              <w:ind w:left="0"/>
+              <w:rPr>
+                <w:rFonts w:asciiTheme="minorHAnsi" w:hAnsiTheme="minorHAnsi" w:cstheme="minorHAnsi"/>
+                <w:sz w:val="28"/>
+                <w:szCs w:val="28"/>
+              </w:rPr>
+            </w:pPr>
+            <w:r>
+              <w:rPr>
+                <w:rFonts w:asciiTheme="minorHAnsi" w:hAnsiTheme="minorHAnsi" w:cstheme="minorHAnsi"/>
+                <w:sz w:val="28"/>
+                <w:szCs w:val="28"/>
+              </w:rPr>
+              <w:t>Standardized residuals are a type of residual analysis used to validate the assumptions of a regression model. They are obtained by dividing each residual by its standard deviation, which is the square root of the variance of the residuals. Standardizing the residuals allows for a more straightforward comparison of the residuals, as they are all expressed in terms of the same unit of measure, namely the standard deviation of the residuals.</w:t>
+            </w:r>
+          </w:p>
+          <w:p>
+            <w:pPr>
+              <w:pStyle w:val="TableParagraph"/>
+              <w:ind w:left="0"/>
+              <w:rPr>
+                <w:rFonts w:asciiTheme="minorHAnsi" w:hAnsiTheme="minorHAnsi" w:cstheme="minorHAnsi"/>
+                <w:sz w:val="28"/>
+                <w:szCs w:val="28"/>
+              </w:rPr>
+            </w:pPr>
+          </w:p>
+          <w:p>
+            <w:pPr>
+              <w:pStyle w:val="TableParagraph"/>
+              <w:ind w:left="0"/>
+              <w:rPr>
+                <w:rFonts w:asciiTheme="minorHAnsi" w:hAnsiTheme="minorHAnsi" w:cstheme="minorHAnsi"/>
+                <w:sz w:val="28"/>
+                <w:szCs w:val="28"/>
+              </w:rPr>
+            </w:pPr>
+            <w:r>
+              <w:rPr>
+                <w:rFonts w:asciiTheme="minorHAnsi" w:hAnsiTheme="minorHAnsi" w:cstheme="minorHAnsi"/>
+                <w:sz w:val="28"/>
+                <w:szCs w:val="28"/>
+              </w:rPr>
+              <w:t>Standardized residuals follow a standard normal distribution, meaning that they have a mean of zero and a standard deviation of one. This allows for a more straightforward analysis of the residuals, as they can be plotted against the independent variable or predicted values of the dependent variable, and any patterns or trends can be easily identified.</w:t>
+            </w:r>
+          </w:p>
+          <w:p>
+            <w:pPr>
+              <w:pStyle w:val="TableParagraph"/>
+              <w:ind w:left="0"/>
+              <w:rPr>
+                <w:rFonts w:asciiTheme="minorHAnsi" w:hAnsiTheme="minorHAnsi" w:cstheme="minorHAnsi"/>
+                <w:sz w:val="28"/>
+                <w:szCs w:val="28"/>
+              </w:rPr>
+            </w:pPr>
+          </w:p>
+          <w:p>
+            <w:pPr>
+              <w:pStyle w:val="TableParagraph"/>
+              <w:ind w:left="0"/>
+              <w:rPr>
+                <w:rFonts w:asciiTheme="minorHAnsi" w:hAnsiTheme="minorHAnsi" w:cstheme="minorHAnsi"/>
+                <w:sz w:val="28"/>
+                <w:szCs w:val="28"/>
+              </w:rPr>
+            </w:pPr>
+            <w:r>
+              <w:rPr>
+                <w:rFonts w:asciiTheme="minorHAnsi" w:hAnsiTheme="minorHAnsi" w:cstheme="minorHAnsi"/>
+                <w:sz w:val="28"/>
+                <w:szCs w:val="28"/>
+              </w:rPr>
+              <w:t xml:space="preserve">Standardized residuals can also be used to identify outliers in the data. If a standardized residual is greater than 2 or less than -2, it is considered an outlier. Outliers can have a significant impact on the regression </w:t>
+            </w:r>
+            <w:proofErr w:type="gramStart"/>
+            <w:r>
+              <w:rPr>
+                <w:rFonts w:asciiTheme="minorHAnsi" w:hAnsiTheme="minorHAnsi" w:cstheme="minorHAnsi"/>
+                <w:sz w:val="28"/>
+                <w:szCs w:val="28"/>
+              </w:rPr>
+              <w:t>model, and</w:t>
+            </w:r>
+            <w:proofErr w:type="gramEnd"/>
+            <w:r>
+              <w:rPr>
+                <w:rFonts w:asciiTheme="minorHAnsi" w:hAnsiTheme="minorHAnsi" w:cstheme="minorHAnsi"/>
+                <w:sz w:val="28"/>
+                <w:szCs w:val="28"/>
+              </w:rPr>
+              <w:t xml:space="preserve"> identifying them is an essential part of residual analysis.</w:t>
+            </w:r>
+          </w:p>
+          <w:p>
+            <w:pPr>
+              <w:pStyle w:val="TableParagraph"/>
+              <w:ind w:left="0"/>
+              <w:rPr>
+                <w:rFonts w:asciiTheme="minorHAnsi" w:hAnsiTheme="minorHAnsi" w:cstheme="minorHAnsi"/>
+                <w:sz w:val="28"/>
+                <w:szCs w:val="28"/>
+              </w:rPr>
+            </w:pPr>
+          </w:p>
+          <w:p>
+            <w:pPr>
+              <w:pStyle w:val="TableParagraph"/>
+              <w:ind w:left="0"/>
+              <w:rPr>
+                <w:rFonts w:asciiTheme="minorHAnsi" w:hAnsiTheme="minorHAnsi" w:cstheme="minorHAnsi"/>
+                <w:sz w:val="28"/>
+                <w:szCs w:val="28"/>
+              </w:rPr>
+            </w:pPr>
+            <w:r>
+              <w:rPr>
+                <w:rFonts w:asciiTheme="minorHAnsi" w:hAnsiTheme="minorHAnsi" w:cstheme="minorHAnsi"/>
+                <w:sz w:val="28"/>
+                <w:szCs w:val="28"/>
+              </w:rPr>
+              <w:t>In summary, standardized residuals are a valuable tool for validating the assumptions of a regression model, identifying outliers, and ensuring that the model is appropriate for the data. They are obtained by dividing each residual by its standard deviation, and they follow a standard normal distribution, making it easier to identify patterns and trends in the residuals.</w:t>
+            </w:r>
           </w:p>
         </w:tc>
       </w:tr>
@@ -559,8 +2839,8 @@
     <w:p>
       <w:pPr>
         <w:pStyle w:val="TableParagraph"/>
-        <w:ind w:left="1"/>
-        <w:jc w:val="center"/>
+        <w:spacing w:before="69"/>
+        <w:ind w:left="0"/>
         <w:rPr>
           <w:rFonts w:asciiTheme="minorHAnsi" w:hAnsiTheme="minorHAnsi" w:cstheme="minorHAnsi"/>
           <w:b/>
@@ -569,8 +2849,8 @@
           <w:szCs w:val="28"/>
         </w:rPr>
         <w:sectPr>
-          <w:pgSz w:w="11913" w:h="6804"/>
-          <w:pgMar w:top="142" w:right="573" w:bottom="0" w:left="697" w:header="720" w:footer="720" w:gutter="0"/>
+          <w:pgSz w:w="11913" w:h="9639"/>
+          <w:pgMar w:top="142" w:right="573" w:bottom="278" w:left="697" w:header="720" w:footer="720" w:gutter="0"/>
           <w:cols w:space="720"/>
         </w:sectPr>
       </w:pPr>
@@ -601,6 +2881,7 @@
           <w:p>
             <w:pPr>
               <w:pStyle w:val="TableParagraph"/>
+              <w:spacing w:before="69"/>
               <w:ind w:left="1"/>
               <w:jc w:val="center"/>
               <w:rPr>
@@ -620,7 +2901,7 @@
                 <w:szCs w:val="28"/>
               </w:rPr>
               <w:lastRenderedPageBreak/>
-              <w:t>4</w:t>
+              <w:t>5</w:t>
             </w:r>
           </w:p>
         </w:tc>
@@ -631,6 +2912,7 @@
           <w:p>
             <w:pPr>
               <w:pStyle w:val="TableParagraph"/>
+              <w:spacing w:before="69"/>
               <w:ind w:left="0"/>
               <w:rPr>
                 <w:rFonts w:asciiTheme="minorHAnsi" w:hAnsiTheme="minorHAnsi" w:cstheme="minorHAnsi"/>
@@ -640,6 +2922,16 @@
                 <w:szCs w:val="28"/>
               </w:rPr>
             </w:pPr>
+            <w:r>
+              <w:rPr>
+                <w:rFonts w:asciiTheme="minorHAnsi" w:hAnsiTheme="minorHAnsi" w:cstheme="minorHAnsi"/>
+                <w:b/>
+                <w:bCs/>
+                <w:sz w:val="28"/>
+                <w:szCs w:val="28"/>
+              </w:rPr>
+              <w:t>Explain the estimation process For multiple regression.</w:t>
+            </w:r>
           </w:p>
         </w:tc>
       </w:tr>
@@ -654,6 +2946,7 @@
           <w:p>
             <w:pPr>
               <w:pStyle w:val="TableParagraph"/>
+              <w:spacing w:before="69"/>
               <w:ind w:left="1"/>
               <w:jc w:val="center"/>
               <w:rPr>
@@ -684,7 +2977,7 @@
                 <w:sz w:val="28"/>
                 <w:szCs w:val="28"/>
               </w:rPr>
-              <w:t>4</w:t>
+              <w:t>5</w:t>
             </w:r>
             <w:r>
               <w:rPr>
@@ -706,13 +2999,306 @@
           <w:p>
             <w:pPr>
               <w:pStyle w:val="TableParagraph"/>
-              <w:ind w:left="0"/>
-              <w:rPr>
-                <w:rFonts w:asciiTheme="minorHAnsi" w:hAnsiTheme="minorHAnsi" w:cstheme="minorHAnsi"/>
-                <w:sz w:val="28"/>
-                <w:szCs w:val="28"/>
-              </w:rPr>
-            </w:pPr>
+              <w:spacing w:before="69"/>
+              <w:rPr>
+                <w:rFonts w:asciiTheme="minorHAnsi" w:hAnsiTheme="minorHAnsi" w:cstheme="minorHAnsi"/>
+                <w:sz w:val="28"/>
+                <w:szCs w:val="28"/>
+              </w:rPr>
+            </w:pPr>
+            <w:r>
+              <w:rPr>
+                <w:rFonts w:asciiTheme="minorHAnsi" w:hAnsiTheme="minorHAnsi" w:cstheme="minorHAnsi"/>
+                <w:sz w:val="28"/>
+                <w:szCs w:val="28"/>
+              </w:rPr>
+              <w:t>The estimation process for multiple regression involves estimating the coefficients of the multiple regression equation using the least squares method. The multiple regression equation is given by:</w:t>
+            </w:r>
+          </w:p>
+          <w:p>
+            <w:pPr>
+              <w:pStyle w:val="TableParagraph"/>
+              <w:spacing w:before="69"/>
+              <w:rPr>
+                <w:rFonts w:asciiTheme="minorHAnsi" w:hAnsiTheme="minorHAnsi" w:cstheme="minorHAnsi"/>
+                <w:sz w:val="28"/>
+                <w:szCs w:val="28"/>
+              </w:rPr>
+            </w:pPr>
+          </w:p>
+          <w:p>
+            <w:pPr>
+              <w:pStyle w:val="TableParagraph"/>
+              <w:spacing w:before="69"/>
+              <w:rPr>
+                <w:rFonts w:asciiTheme="minorHAnsi" w:hAnsiTheme="minorHAnsi" w:cstheme="minorHAnsi"/>
+                <w:sz w:val="28"/>
+                <w:szCs w:val="28"/>
+              </w:rPr>
+            </w:pPr>
+            <w:r>
+              <w:rPr>
+                <w:rFonts w:asciiTheme="minorHAnsi" w:hAnsiTheme="minorHAnsi" w:cstheme="minorHAnsi"/>
+                <w:sz w:val="28"/>
+                <w:szCs w:val="28"/>
+              </w:rPr>
+              <w:t>y = b0 + b1x1 + b2x2 + ... + bp*</w:t>
+            </w:r>
+            <w:proofErr w:type="spellStart"/>
+            <w:r>
+              <w:rPr>
+                <w:rFonts w:asciiTheme="minorHAnsi" w:hAnsiTheme="minorHAnsi" w:cstheme="minorHAnsi"/>
+                <w:sz w:val="28"/>
+                <w:szCs w:val="28"/>
+              </w:rPr>
+              <w:t>xp</w:t>
+            </w:r>
+            <w:proofErr w:type="spellEnd"/>
+          </w:p>
+          <w:p>
+            <w:pPr>
+              <w:pStyle w:val="TableParagraph"/>
+              <w:spacing w:before="69"/>
+              <w:rPr>
+                <w:rFonts w:asciiTheme="minorHAnsi" w:hAnsiTheme="minorHAnsi" w:cstheme="minorHAnsi"/>
+                <w:sz w:val="28"/>
+                <w:szCs w:val="28"/>
+              </w:rPr>
+            </w:pPr>
+          </w:p>
+          <w:p>
+            <w:pPr>
+              <w:pStyle w:val="TableParagraph"/>
+              <w:spacing w:before="69"/>
+              <w:rPr>
+                <w:rFonts w:asciiTheme="minorHAnsi" w:hAnsiTheme="minorHAnsi" w:cstheme="minorHAnsi"/>
+                <w:sz w:val="28"/>
+                <w:szCs w:val="28"/>
+              </w:rPr>
+            </w:pPr>
+            <w:r>
+              <w:rPr>
+                <w:rFonts w:asciiTheme="minorHAnsi" w:hAnsiTheme="minorHAnsi" w:cstheme="minorHAnsi"/>
+                <w:sz w:val="28"/>
+                <w:szCs w:val="28"/>
+              </w:rPr>
+              <w:t xml:space="preserve">where y is the dependent variable, x1, x2, ..., </w:t>
+            </w:r>
+            <w:proofErr w:type="spellStart"/>
+            <w:r>
+              <w:rPr>
+                <w:rFonts w:asciiTheme="minorHAnsi" w:hAnsiTheme="minorHAnsi" w:cstheme="minorHAnsi"/>
+                <w:sz w:val="28"/>
+                <w:szCs w:val="28"/>
+              </w:rPr>
+              <w:t>xp</w:t>
+            </w:r>
+            <w:proofErr w:type="spellEnd"/>
+            <w:r>
+              <w:rPr>
+                <w:rFonts w:asciiTheme="minorHAnsi" w:hAnsiTheme="minorHAnsi" w:cstheme="minorHAnsi"/>
+                <w:sz w:val="28"/>
+                <w:szCs w:val="28"/>
+              </w:rPr>
+              <w:t xml:space="preserve"> are the independent variables, and b0, b1, b2, ..., bp are the coefficients to be estimated.</w:t>
+            </w:r>
+          </w:p>
+          <w:p>
+            <w:pPr>
+              <w:pStyle w:val="TableParagraph"/>
+              <w:spacing w:before="69"/>
+              <w:rPr>
+                <w:rFonts w:asciiTheme="minorHAnsi" w:hAnsiTheme="minorHAnsi" w:cstheme="minorHAnsi"/>
+                <w:sz w:val="28"/>
+                <w:szCs w:val="28"/>
+              </w:rPr>
+            </w:pPr>
+          </w:p>
+          <w:p>
+            <w:pPr>
+              <w:pStyle w:val="TableParagraph"/>
+              <w:spacing w:before="69"/>
+              <w:rPr>
+                <w:rFonts w:asciiTheme="minorHAnsi" w:hAnsiTheme="minorHAnsi" w:cstheme="minorHAnsi"/>
+                <w:sz w:val="28"/>
+                <w:szCs w:val="28"/>
+              </w:rPr>
+            </w:pPr>
+            <w:r>
+              <w:rPr>
+                <w:rFonts w:asciiTheme="minorHAnsi" w:hAnsiTheme="minorHAnsi" w:cstheme="minorHAnsi"/>
+                <w:sz w:val="28"/>
+                <w:szCs w:val="28"/>
+              </w:rPr>
+              <w:t>The estimation process for multiple regression parallels the statistical inference process used in simple linear regression. The sample statistics used to estimate the parameters b0, b1, b2, ..., bp are denoted by b0, b1, b2, ..., bp.</w:t>
+            </w:r>
+          </w:p>
+          <w:p>
+            <w:pPr>
+              <w:pStyle w:val="TableParagraph"/>
+              <w:spacing w:before="69"/>
+              <w:rPr>
+                <w:rFonts w:asciiTheme="minorHAnsi" w:hAnsiTheme="minorHAnsi" w:cstheme="minorHAnsi"/>
+                <w:sz w:val="28"/>
+                <w:szCs w:val="28"/>
+              </w:rPr>
+            </w:pPr>
+          </w:p>
+          <w:p>
+            <w:pPr>
+              <w:pStyle w:val="TableParagraph"/>
+              <w:spacing w:before="69"/>
+              <w:rPr>
+                <w:rFonts w:asciiTheme="minorHAnsi" w:hAnsiTheme="minorHAnsi" w:cstheme="minorHAnsi"/>
+                <w:sz w:val="28"/>
+                <w:szCs w:val="28"/>
+              </w:rPr>
+            </w:pPr>
+            <w:r>
+              <w:rPr>
+                <w:rFonts w:asciiTheme="minorHAnsi" w:hAnsiTheme="minorHAnsi" w:cstheme="minorHAnsi"/>
+                <w:sz w:val="28"/>
+                <w:szCs w:val="28"/>
+              </w:rPr>
+              <w:t>The least squares method is used to estimate the coefficients of the multiple regression equation. This involves minimizing the sum of squares of the differences between the observed values of y and the predicted values of y based on the regression equation.</w:t>
+            </w:r>
+          </w:p>
+          <w:p>
+            <w:pPr>
+              <w:pStyle w:val="TableParagraph"/>
+              <w:spacing w:before="69"/>
+              <w:rPr>
+                <w:rFonts w:asciiTheme="minorHAnsi" w:hAnsiTheme="minorHAnsi" w:cstheme="minorHAnsi"/>
+                <w:sz w:val="28"/>
+                <w:szCs w:val="28"/>
+              </w:rPr>
+            </w:pPr>
+          </w:p>
+          <w:p>
+            <w:pPr>
+              <w:pStyle w:val="TableParagraph"/>
+              <w:spacing w:before="69"/>
+              <w:rPr>
+                <w:rFonts w:asciiTheme="minorHAnsi" w:hAnsiTheme="minorHAnsi" w:cstheme="minorHAnsi"/>
+                <w:sz w:val="28"/>
+                <w:szCs w:val="28"/>
+              </w:rPr>
+            </w:pPr>
+            <w:r>
+              <w:rPr>
+                <w:rFonts w:asciiTheme="minorHAnsi" w:hAnsiTheme="minorHAnsi" w:cstheme="minorHAnsi"/>
+                <w:sz w:val="28"/>
+                <w:szCs w:val="28"/>
+              </w:rPr>
+              <w:t xml:space="preserve">Once the coefficients have been estimated, the multiple regression equation can be used to predict the value of y for given values of x1, x2, ..., </w:t>
+            </w:r>
+            <w:proofErr w:type="spellStart"/>
+            <w:r>
+              <w:rPr>
+                <w:rFonts w:asciiTheme="minorHAnsi" w:hAnsiTheme="minorHAnsi" w:cstheme="minorHAnsi"/>
+                <w:sz w:val="28"/>
+                <w:szCs w:val="28"/>
+              </w:rPr>
+              <w:t>xp</w:t>
+            </w:r>
+            <w:proofErr w:type="spellEnd"/>
+            <w:r>
+              <w:rPr>
+                <w:rFonts w:asciiTheme="minorHAnsi" w:hAnsiTheme="minorHAnsi" w:cstheme="minorHAnsi"/>
+                <w:sz w:val="28"/>
+                <w:szCs w:val="28"/>
+              </w:rPr>
+              <w:t>. The estimated value of y is given by:</w:t>
+            </w:r>
+          </w:p>
+          <w:p>
+            <w:pPr>
+              <w:pStyle w:val="TableParagraph"/>
+              <w:spacing w:before="69"/>
+              <w:rPr>
+                <w:rFonts w:asciiTheme="minorHAnsi" w:hAnsiTheme="minorHAnsi" w:cstheme="minorHAnsi"/>
+                <w:sz w:val="28"/>
+                <w:szCs w:val="28"/>
+              </w:rPr>
+            </w:pPr>
+            <w:r>
+              <w:rPr>
+                <w:rFonts w:asciiTheme="minorHAnsi" w:hAnsiTheme="minorHAnsi" w:cstheme="minorHAnsi"/>
+                <w:sz w:val="28"/>
+                <w:szCs w:val="28"/>
+              </w:rPr>
+              <w:t>y = b0 + b1x1 + b2x2 + ... + bp*</w:t>
+            </w:r>
+            <w:proofErr w:type="spellStart"/>
+            <w:r>
+              <w:rPr>
+                <w:rFonts w:asciiTheme="minorHAnsi" w:hAnsiTheme="minorHAnsi" w:cstheme="minorHAnsi"/>
+                <w:sz w:val="28"/>
+                <w:szCs w:val="28"/>
+              </w:rPr>
+              <w:t>xp</w:t>
+            </w:r>
+            <w:proofErr w:type="spellEnd"/>
+          </w:p>
+          <w:p>
+            <w:pPr>
+              <w:pStyle w:val="TableParagraph"/>
+              <w:spacing w:before="69"/>
+              <w:rPr>
+                <w:rFonts w:asciiTheme="minorHAnsi" w:hAnsiTheme="minorHAnsi" w:cstheme="minorHAnsi"/>
+                <w:sz w:val="28"/>
+                <w:szCs w:val="28"/>
+              </w:rPr>
+            </w:pPr>
+          </w:p>
+          <w:p>
+            <w:pPr>
+              <w:pStyle w:val="TableParagraph"/>
+              <w:spacing w:before="69"/>
+              <w:rPr>
+                <w:rFonts w:asciiTheme="minorHAnsi" w:hAnsiTheme="minorHAnsi" w:cstheme="minorHAnsi"/>
+                <w:sz w:val="28"/>
+                <w:szCs w:val="28"/>
+              </w:rPr>
+            </w:pPr>
+            <w:r>
+              <w:rPr>
+                <w:rFonts w:asciiTheme="minorHAnsi" w:hAnsiTheme="minorHAnsi" w:cstheme="minorHAnsi"/>
+                <w:sz w:val="28"/>
+                <w:szCs w:val="28"/>
+              </w:rPr>
+              <w:t>The estimation process for multiple regression is used to estimate the relationship between the dependent variable and multiple independent variables. This allows for more accurate predictions of the dependent variable compared to simple linear regression, which only considers one independent variable.</w:t>
+            </w:r>
+          </w:p>
+          <w:p>
+            <w:pPr>
+              <w:pStyle w:val="TableParagraph"/>
+              <w:spacing w:before="69"/>
+              <w:rPr>
+                <w:rFonts w:asciiTheme="minorHAnsi" w:hAnsiTheme="minorHAnsi" w:cstheme="minorHAnsi"/>
+                <w:sz w:val="28"/>
+                <w:szCs w:val="28"/>
+              </w:rPr>
+            </w:pPr>
+          </w:p>
+          <w:p>
+            <w:pPr>
+              <w:pStyle w:val="TableParagraph"/>
+              <w:spacing w:before="69"/>
+              <w:rPr>
+                <w:rFonts w:asciiTheme="minorHAnsi" w:hAnsiTheme="minorHAnsi" w:cstheme="minorHAnsi"/>
+                <w:sz w:val="28"/>
+                <w:szCs w:val="28"/>
+              </w:rPr>
+            </w:pPr>
+            <w:r>
+              <w:rPr>
+                <w:rFonts w:asciiTheme="minorHAnsi" w:hAnsiTheme="minorHAnsi" w:cstheme="minorHAnsi"/>
+                <w:sz w:val="28"/>
+                <w:szCs w:val="28"/>
+              </w:rPr>
+              <w:t>In addition to estimating the coefficients of the multiple regression equation, it is also important to evaluate the model assumptions and test for significance using F-tests and t-tests. This helps to ensure that the model is appropriate for the data and that the relationships between the variables are statistically significant.</w:t>
+            </w:r>
           </w:p>
         </w:tc>
       </w:tr>
@@ -720,8 +3306,8 @@
     <w:p>
       <w:pPr>
         <w:pStyle w:val="TableParagraph"/>
-        <w:spacing w:before="69"/>
-        <w:ind w:left="0"/>
+        <w:ind w:left="1"/>
+        <w:jc w:val="center"/>
         <w:rPr>
           <w:rFonts w:asciiTheme="minorHAnsi" w:hAnsiTheme="minorHAnsi" w:cstheme="minorHAnsi"/>
           <w:b/>
@@ -730,7 +3316,7 @@
           <w:szCs w:val="28"/>
         </w:rPr>
         <w:sectPr>
-          <w:pgSz w:w="11913" w:h="12191"/>
+          <w:pgSz w:w="11913" w:h="12758"/>
           <w:pgMar w:top="142" w:right="573" w:bottom="278" w:left="697" w:header="720" w:footer="720" w:gutter="0"/>
           <w:cols w:space="720"/>
         </w:sectPr>
@@ -762,7 +3348,6 @@
           <w:p>
             <w:pPr>
               <w:pStyle w:val="TableParagraph"/>
-              <w:spacing w:before="69"/>
               <w:ind w:left="1"/>
               <w:jc w:val="center"/>
               <w:rPr>
@@ -782,7 +3367,7 @@
                 <w:szCs w:val="28"/>
               </w:rPr>
               <w:lastRenderedPageBreak/>
-              <w:t>5</w:t>
+              <w:t>6</w:t>
             </w:r>
           </w:p>
         </w:tc>
@@ -793,7 +3378,6 @@
           <w:p>
             <w:pPr>
               <w:pStyle w:val="TableParagraph"/>
-              <w:spacing w:before="69"/>
               <w:ind w:left="0"/>
               <w:rPr>
                 <w:rFonts w:asciiTheme="minorHAnsi" w:hAnsiTheme="minorHAnsi" w:cstheme="minorHAnsi"/>
@@ -803,6 +3387,494 @@
                 <w:szCs w:val="28"/>
               </w:rPr>
             </w:pPr>
+            <w:r>
+              <w:rPr>
+                <w:rFonts w:asciiTheme="minorHAnsi" w:hAnsiTheme="minorHAnsi" w:cstheme="minorHAnsi"/>
+                <w:b/>
+                <w:bCs/>
+                <w:sz w:val="28"/>
+                <w:szCs w:val="28"/>
+              </w:rPr>
+              <w:t>Give the Multiple regression model</w:t>
+            </w:r>
+            <w:r>
+              <w:rPr>
+                <w:rFonts w:asciiTheme="minorHAnsi" w:hAnsiTheme="minorHAnsi" w:cstheme="minorHAnsi"/>
+                <w:b/>
+                <w:bCs/>
+                <w:sz w:val="28"/>
+                <w:szCs w:val="28"/>
+              </w:rPr>
+              <w:t>.</w:t>
+            </w:r>
+          </w:p>
+        </w:tc>
+      </w:tr>
+      <w:tr>
+        <w:trPr>
+          <w:trHeight w:val="100"/>
+        </w:trPr>
+        <w:tc>
+          <w:tcPr>
+            <w:tcW w:w="993" w:type="dxa"/>
+          </w:tcPr>
+          <w:p>
+            <w:pPr>
+              <w:pStyle w:val="TableParagraph"/>
+              <w:ind w:left="1"/>
+              <w:jc w:val="center"/>
+              <w:rPr>
+                <w:rFonts w:asciiTheme="minorHAnsi" w:hAnsiTheme="minorHAnsi" w:cstheme="minorHAnsi"/>
+                <w:b/>
+                <w:bCs/>
+                <w:sz w:val="28"/>
+                <w:szCs w:val="28"/>
+              </w:rPr>
+            </w:pPr>
+            <w:r>
+              <w:rPr>
+                <w:rFonts w:asciiTheme="minorHAnsi" w:hAnsiTheme="minorHAnsi" w:cstheme="minorHAnsi"/>
+                <w:b/>
+                <w:bCs/>
+                <w:color w:val="FF0000"/>
+                <w:sz w:val="28"/>
+                <w:szCs w:val="28"/>
+              </w:rPr>
+              <w:t>Ans.</w:t>
+            </w:r>
+            <w:r>
+              <w:rPr>
+                <w:rFonts w:asciiTheme="minorHAnsi" w:hAnsiTheme="minorHAnsi" w:cstheme="minorHAnsi"/>
+                <w:b/>
+                <w:bCs/>
+                <w:color w:val="FF0000"/>
+                <w:sz w:val="28"/>
+                <w:szCs w:val="28"/>
+              </w:rPr>
+              <w:t>6</w:t>
+            </w:r>
+            <w:r>
+              <w:rPr>
+                <w:rFonts w:asciiTheme="minorHAnsi" w:hAnsiTheme="minorHAnsi" w:cstheme="minorHAnsi"/>
+                <w:b/>
+                <w:bCs/>
+                <w:color w:val="FF0000"/>
+                <w:sz w:val="28"/>
+                <w:szCs w:val="28"/>
+              </w:rPr>
+              <w:t>)</w:t>
+            </w:r>
+          </w:p>
+        </w:tc>
+        <w:tc>
+          <w:tcPr>
+            <w:tcW w:w="10347" w:type="dxa"/>
+          </w:tcPr>
+          <w:p>
+            <w:pPr>
+              <w:pStyle w:val="TableParagraph"/>
+              <w:rPr>
+                <w:rFonts w:asciiTheme="minorHAnsi" w:hAnsiTheme="minorHAnsi" w:cstheme="minorHAnsi"/>
+                <w:sz w:val="28"/>
+                <w:szCs w:val="28"/>
+              </w:rPr>
+            </w:pPr>
+            <w:r>
+              <w:rPr>
+                <w:rFonts w:asciiTheme="minorHAnsi" w:hAnsiTheme="minorHAnsi" w:cstheme="minorHAnsi"/>
+                <w:sz w:val="28"/>
+                <w:szCs w:val="28"/>
+              </w:rPr>
+              <w:t>The multiple regression model is an extension of the simple linear regression model, which includes multiple independent variables instead of just one. The general form of the multiple regression model is:</w:t>
+            </w:r>
+          </w:p>
+          <w:p>
+            <w:pPr>
+              <w:pStyle w:val="TableParagraph"/>
+              <w:rPr>
+                <w:rFonts w:asciiTheme="minorHAnsi" w:hAnsiTheme="minorHAnsi" w:cstheme="minorHAnsi"/>
+                <w:sz w:val="12"/>
+                <w:szCs w:val="12"/>
+              </w:rPr>
+            </w:pPr>
+          </w:p>
+          <w:p>
+            <w:pPr>
+              <w:pStyle w:val="TableParagraph"/>
+              <w:rPr>
+                <w:rFonts w:asciiTheme="minorHAnsi" w:hAnsiTheme="minorHAnsi" w:cstheme="minorHAnsi"/>
+                <w:sz w:val="28"/>
+                <w:szCs w:val="28"/>
+              </w:rPr>
+            </w:pPr>
+            <w:r>
+              <w:rPr>
+                <w:rFonts w:asciiTheme="minorHAnsi" w:hAnsiTheme="minorHAnsi" w:cstheme="minorHAnsi"/>
+                <w:sz w:val="28"/>
+                <w:szCs w:val="28"/>
+              </w:rPr>
+              <w:t>y = b0 + b1x1 + b2x2 + ... + bp*</w:t>
+            </w:r>
+            <w:proofErr w:type="spellStart"/>
+            <w:r>
+              <w:rPr>
+                <w:rFonts w:asciiTheme="minorHAnsi" w:hAnsiTheme="minorHAnsi" w:cstheme="minorHAnsi"/>
+                <w:sz w:val="28"/>
+                <w:szCs w:val="28"/>
+              </w:rPr>
+              <w:t>xp</w:t>
+            </w:r>
+            <w:proofErr w:type="spellEnd"/>
+            <w:r>
+              <w:rPr>
+                <w:rFonts w:asciiTheme="minorHAnsi" w:hAnsiTheme="minorHAnsi" w:cstheme="minorHAnsi"/>
+                <w:sz w:val="28"/>
+                <w:szCs w:val="28"/>
+              </w:rPr>
+              <w:t xml:space="preserve"> + e</w:t>
+            </w:r>
+          </w:p>
+          <w:p>
+            <w:pPr>
+              <w:pStyle w:val="TableParagraph"/>
+              <w:rPr>
+                <w:rFonts w:asciiTheme="minorHAnsi" w:hAnsiTheme="minorHAnsi" w:cstheme="minorHAnsi"/>
+                <w:sz w:val="28"/>
+                <w:szCs w:val="28"/>
+              </w:rPr>
+            </w:pPr>
+          </w:p>
+          <w:p>
+            <w:pPr>
+              <w:pStyle w:val="TableParagraph"/>
+              <w:rPr>
+                <w:rFonts w:asciiTheme="minorHAnsi" w:hAnsiTheme="minorHAnsi" w:cstheme="minorHAnsi"/>
+                <w:sz w:val="28"/>
+                <w:szCs w:val="28"/>
+              </w:rPr>
+            </w:pPr>
+            <w:r>
+              <w:rPr>
+                <w:rFonts w:asciiTheme="minorHAnsi" w:hAnsiTheme="minorHAnsi" w:cstheme="minorHAnsi"/>
+                <w:sz w:val="28"/>
+                <w:szCs w:val="28"/>
+              </w:rPr>
+              <w:t xml:space="preserve">where y is the dependent variable, x1, x2, ..., </w:t>
+            </w:r>
+            <w:proofErr w:type="spellStart"/>
+            <w:r>
+              <w:rPr>
+                <w:rFonts w:asciiTheme="minorHAnsi" w:hAnsiTheme="minorHAnsi" w:cstheme="minorHAnsi"/>
+                <w:sz w:val="28"/>
+                <w:szCs w:val="28"/>
+              </w:rPr>
+              <w:t>xp</w:t>
+            </w:r>
+            <w:proofErr w:type="spellEnd"/>
+            <w:r>
+              <w:rPr>
+                <w:rFonts w:asciiTheme="minorHAnsi" w:hAnsiTheme="minorHAnsi" w:cstheme="minorHAnsi"/>
+                <w:sz w:val="28"/>
+                <w:szCs w:val="28"/>
+              </w:rPr>
+              <w:t xml:space="preserve"> are the independent variables, b0, b1, b2, ..., bp are the coefficients to be estimated, and e is the error term.</w:t>
+            </w:r>
+          </w:p>
+          <w:p>
+            <w:pPr>
+              <w:pStyle w:val="TableParagraph"/>
+              <w:rPr>
+                <w:rFonts w:asciiTheme="minorHAnsi" w:hAnsiTheme="minorHAnsi" w:cstheme="minorHAnsi"/>
+                <w:sz w:val="28"/>
+                <w:szCs w:val="28"/>
+              </w:rPr>
+            </w:pPr>
+          </w:p>
+          <w:p>
+            <w:pPr>
+              <w:pStyle w:val="TableParagraph"/>
+              <w:rPr>
+                <w:rFonts w:asciiTheme="minorHAnsi" w:hAnsiTheme="minorHAnsi" w:cstheme="minorHAnsi"/>
+                <w:sz w:val="28"/>
+                <w:szCs w:val="28"/>
+              </w:rPr>
+            </w:pPr>
+            <w:r>
+              <w:rPr>
+                <w:rFonts w:asciiTheme="minorHAnsi" w:hAnsiTheme="minorHAnsi" w:cstheme="minorHAnsi"/>
+                <w:sz w:val="28"/>
+                <w:szCs w:val="28"/>
+              </w:rPr>
+              <w:t>The estimation process for multiple regression involves estimating the coefficients of the multiple regression equation using the least squares method, which minimizes the sum of squares of the differences between the observed values of y and the predicted values of y based on the regression equation.</w:t>
+            </w:r>
+          </w:p>
+          <w:p>
+            <w:pPr>
+              <w:pStyle w:val="TableParagraph"/>
+              <w:rPr>
+                <w:rFonts w:asciiTheme="minorHAnsi" w:hAnsiTheme="minorHAnsi" w:cstheme="minorHAnsi"/>
+                <w:sz w:val="28"/>
+                <w:szCs w:val="28"/>
+              </w:rPr>
+            </w:pPr>
+          </w:p>
+          <w:p>
+            <w:pPr>
+              <w:pStyle w:val="TableParagraph"/>
+              <w:rPr>
+                <w:rFonts w:asciiTheme="minorHAnsi" w:hAnsiTheme="minorHAnsi" w:cstheme="minorHAnsi"/>
+                <w:sz w:val="28"/>
+                <w:szCs w:val="28"/>
+              </w:rPr>
+            </w:pPr>
+            <w:r>
+              <w:rPr>
+                <w:rFonts w:asciiTheme="minorHAnsi" w:hAnsiTheme="minorHAnsi" w:cstheme="minorHAnsi"/>
+                <w:sz w:val="28"/>
+                <w:szCs w:val="28"/>
+              </w:rPr>
+              <w:t>The least squares method is used to estimate the coefficients of the multiple regression equation, which involves solving a set of linear equations that can be represented in matrix form. The estimated coefficients are denoted by b0, b1, b2, ..., bp.</w:t>
+            </w:r>
+          </w:p>
+          <w:p>
+            <w:pPr>
+              <w:pStyle w:val="TableParagraph"/>
+              <w:rPr>
+                <w:rFonts w:asciiTheme="minorHAnsi" w:hAnsiTheme="minorHAnsi" w:cstheme="minorHAnsi"/>
+                <w:sz w:val="28"/>
+                <w:szCs w:val="28"/>
+              </w:rPr>
+            </w:pPr>
+          </w:p>
+          <w:p>
+            <w:pPr>
+              <w:pStyle w:val="TableParagraph"/>
+              <w:rPr>
+                <w:rFonts w:asciiTheme="minorHAnsi" w:hAnsiTheme="minorHAnsi" w:cstheme="minorHAnsi"/>
+                <w:sz w:val="28"/>
+                <w:szCs w:val="28"/>
+              </w:rPr>
+            </w:pPr>
+            <w:r>
+              <w:rPr>
+                <w:rFonts w:asciiTheme="minorHAnsi" w:hAnsiTheme="minorHAnsi" w:cstheme="minorHAnsi"/>
+                <w:sz w:val="28"/>
+                <w:szCs w:val="28"/>
+              </w:rPr>
+              <w:t xml:space="preserve">Once the coefficients have been estimated, the multiple regression equation can be used to predict the value of y for given values of x1, x2, ..., </w:t>
+            </w:r>
+            <w:proofErr w:type="spellStart"/>
+            <w:r>
+              <w:rPr>
+                <w:rFonts w:asciiTheme="minorHAnsi" w:hAnsiTheme="minorHAnsi" w:cstheme="minorHAnsi"/>
+                <w:sz w:val="28"/>
+                <w:szCs w:val="28"/>
+              </w:rPr>
+              <w:t>xp</w:t>
+            </w:r>
+            <w:proofErr w:type="spellEnd"/>
+            <w:r>
+              <w:rPr>
+                <w:rFonts w:asciiTheme="minorHAnsi" w:hAnsiTheme="minorHAnsi" w:cstheme="minorHAnsi"/>
+                <w:sz w:val="28"/>
+                <w:szCs w:val="28"/>
+              </w:rPr>
+              <w:t>. The estimated value of y is given by:</w:t>
+            </w:r>
+          </w:p>
+          <w:p>
+            <w:pPr>
+              <w:pStyle w:val="TableParagraph"/>
+              <w:rPr>
+                <w:rFonts w:asciiTheme="minorHAnsi" w:hAnsiTheme="minorHAnsi" w:cstheme="minorHAnsi"/>
+                <w:sz w:val="12"/>
+                <w:szCs w:val="12"/>
+              </w:rPr>
+            </w:pPr>
+          </w:p>
+          <w:p>
+            <w:pPr>
+              <w:pStyle w:val="TableParagraph"/>
+              <w:rPr>
+                <w:rFonts w:asciiTheme="minorHAnsi" w:hAnsiTheme="minorHAnsi" w:cstheme="minorHAnsi"/>
+                <w:sz w:val="28"/>
+                <w:szCs w:val="28"/>
+              </w:rPr>
+            </w:pPr>
+            <w:r>
+              <w:rPr>
+                <w:rFonts w:asciiTheme="minorHAnsi" w:hAnsiTheme="minorHAnsi" w:cstheme="minorHAnsi"/>
+                <w:sz w:val="28"/>
+                <w:szCs w:val="28"/>
+              </w:rPr>
+              <w:t>y = b0 + b1x1 + b2x2 + ... + bp*</w:t>
+            </w:r>
+            <w:proofErr w:type="spellStart"/>
+            <w:r>
+              <w:rPr>
+                <w:rFonts w:asciiTheme="minorHAnsi" w:hAnsiTheme="minorHAnsi" w:cstheme="minorHAnsi"/>
+                <w:sz w:val="28"/>
+                <w:szCs w:val="28"/>
+              </w:rPr>
+              <w:t>xp</w:t>
+            </w:r>
+            <w:proofErr w:type="spellEnd"/>
+          </w:p>
+          <w:p>
+            <w:pPr>
+              <w:pStyle w:val="TableParagraph"/>
+              <w:rPr>
+                <w:rFonts w:asciiTheme="minorHAnsi" w:hAnsiTheme="minorHAnsi" w:cstheme="minorHAnsi"/>
+                <w:sz w:val="28"/>
+                <w:szCs w:val="28"/>
+              </w:rPr>
+            </w:pPr>
+          </w:p>
+          <w:p>
+            <w:pPr>
+              <w:pStyle w:val="TableParagraph"/>
+              <w:rPr>
+                <w:rFonts w:asciiTheme="minorHAnsi" w:hAnsiTheme="minorHAnsi" w:cstheme="minorHAnsi"/>
+                <w:sz w:val="28"/>
+                <w:szCs w:val="28"/>
+              </w:rPr>
+            </w:pPr>
+            <w:r>
+              <w:rPr>
+                <w:rFonts w:asciiTheme="minorHAnsi" w:hAnsiTheme="minorHAnsi" w:cstheme="minorHAnsi"/>
+                <w:sz w:val="28"/>
+                <w:szCs w:val="28"/>
+              </w:rPr>
+              <w:t>The estimation process for multiple regression is used to estimate the relationship between the dependent variable and multiple independent variables. This allows for more accurate predictions of the dependent variable compared to simple linear regression, which only considers one independent variable.</w:t>
+            </w:r>
+          </w:p>
+          <w:p>
+            <w:pPr>
+              <w:pStyle w:val="TableParagraph"/>
+              <w:rPr>
+                <w:rFonts w:asciiTheme="minorHAnsi" w:hAnsiTheme="minorHAnsi" w:cstheme="minorHAnsi"/>
+                <w:sz w:val="28"/>
+                <w:szCs w:val="28"/>
+              </w:rPr>
+            </w:pPr>
+          </w:p>
+          <w:p>
+            <w:pPr>
+              <w:pStyle w:val="TableParagraph"/>
+              <w:rPr>
+                <w:rFonts w:asciiTheme="minorHAnsi" w:hAnsiTheme="minorHAnsi" w:cstheme="minorHAnsi"/>
+                <w:sz w:val="28"/>
+                <w:szCs w:val="28"/>
+              </w:rPr>
+            </w:pPr>
+            <w:r>
+              <w:rPr>
+                <w:rFonts w:asciiTheme="minorHAnsi" w:hAnsiTheme="minorHAnsi" w:cstheme="minorHAnsi"/>
+                <w:sz w:val="28"/>
+                <w:szCs w:val="28"/>
+              </w:rPr>
+              <w:t>In addition to estimating the coefficients of the multiple regression equation, it is also important to evaluate the model assumptions and test for significance using F-tests and t-tests. This helps to ensure that the model is appropriate for the data and that the relationships between the variables are statistically significant.</w:t>
+            </w:r>
+          </w:p>
+        </w:tc>
+      </w:tr>
+    </w:tbl>
+    <w:p>
+      <w:pPr>
+        <w:pStyle w:val="TableParagraph"/>
+        <w:spacing w:before="71"/>
+        <w:ind w:left="1"/>
+        <w:jc w:val="center"/>
+        <w:rPr>
+          <w:rFonts w:asciiTheme="minorHAnsi" w:hAnsiTheme="minorHAnsi" w:cstheme="minorHAnsi"/>
+          <w:b/>
+          <w:bCs/>
+          <w:sz w:val="28"/>
+          <w:szCs w:val="28"/>
+        </w:rPr>
+        <w:sectPr>
+          <w:pgSz w:w="11913" w:h="13041"/>
+          <w:pgMar w:top="142" w:right="573" w:bottom="278" w:left="697" w:header="720" w:footer="720" w:gutter="0"/>
+          <w:cols w:space="720"/>
+        </w:sectPr>
+      </w:pPr>
+    </w:p>
+    <w:tbl>
+      <w:tblPr>
+        <w:tblW w:w="11340" w:type="dxa"/>
+        <w:tblInd w:w="-562" w:type="dxa"/>
+        <w:tblCellMar>
+          <w:left w:w="0" w:type="dxa"/>
+          <w:right w:w="0" w:type="dxa"/>
+        </w:tblCellMar>
+        <w:tblLook w:val="01E0" w:firstRow="1" w:lastRow="1" w:firstColumn="1" w:lastColumn="1" w:noHBand="0" w:noVBand="0"/>
+      </w:tblPr>
+      <w:tblGrid>
+        <w:gridCol w:w="993"/>
+        <w:gridCol w:w="10347"/>
+      </w:tblGrid>
+      <w:tr>
+        <w:trPr>
+          <w:trHeight w:val="20"/>
+        </w:trPr>
+        <w:tc>
+          <w:tcPr>
+            <w:tcW w:w="993" w:type="dxa"/>
+          </w:tcPr>
+          <w:p>
+            <w:pPr>
+              <w:pStyle w:val="TableParagraph"/>
+              <w:spacing w:before="71"/>
+              <w:ind w:left="1"/>
+              <w:jc w:val="center"/>
+              <w:rPr>
+                <w:rFonts w:asciiTheme="minorHAnsi" w:hAnsiTheme="minorHAnsi" w:cstheme="minorHAnsi"/>
+                <w:b/>
+                <w:bCs/>
+                <w:sz w:val="28"/>
+                <w:szCs w:val="28"/>
+              </w:rPr>
+            </w:pPr>
+            <w:r>
+              <w:rPr>
+                <w:rFonts w:asciiTheme="minorHAnsi" w:hAnsiTheme="minorHAnsi" w:cstheme="minorHAnsi"/>
+                <w:b/>
+                <w:bCs/>
+                <w:sz w:val="28"/>
+                <w:szCs w:val="28"/>
+              </w:rPr>
+              <w:lastRenderedPageBreak/>
+              <w:t>7</w:t>
+            </w:r>
+          </w:p>
+        </w:tc>
+        <w:tc>
+          <w:tcPr>
+            <w:tcW w:w="10347" w:type="dxa"/>
+          </w:tcPr>
+          <w:p>
+            <w:pPr>
+              <w:pStyle w:val="TableParagraph"/>
+              <w:spacing w:before="71"/>
+              <w:ind w:left="0"/>
+              <w:rPr>
+                <w:rFonts w:asciiTheme="minorHAnsi" w:hAnsiTheme="minorHAnsi" w:cstheme="minorHAnsi"/>
+                <w:b/>
+                <w:bCs/>
+                <w:sz w:val="28"/>
+                <w:szCs w:val="28"/>
+              </w:rPr>
+            </w:pPr>
+            <w:r>
+              <w:rPr>
+                <w:rFonts w:asciiTheme="minorHAnsi" w:hAnsiTheme="minorHAnsi" w:cstheme="minorHAnsi"/>
+                <w:b/>
+                <w:bCs/>
+                <w:sz w:val="28"/>
+                <w:szCs w:val="28"/>
+              </w:rPr>
+              <w:t>Differentiate between Simple and multiple regression.</w:t>
+            </w:r>
           </w:p>
         </w:tc>
       </w:tr>
@@ -817,7 +3889,7 @@
           <w:p>
             <w:pPr>
               <w:pStyle w:val="TableParagraph"/>
-              <w:spacing w:before="69"/>
+              <w:spacing w:before="71"/>
               <w:ind w:left="1"/>
               <w:jc w:val="center"/>
               <w:rPr>
@@ -848,7 +3920,7 @@
                 <w:sz w:val="28"/>
                 <w:szCs w:val="28"/>
               </w:rPr>
-              <w:t>5</w:t>
+              <w:t>7</w:t>
             </w:r>
             <w:r>
               <w:rPr>
@@ -867,16 +3939,724 @@
           <w:tcPr>
             <w:tcW w:w="10347" w:type="dxa"/>
           </w:tcPr>
-          <w:p>
-            <w:pPr>
-              <w:pStyle w:val="TableParagraph"/>
-              <w:spacing w:before="69"/>
-              <w:rPr>
-                <w:rFonts w:asciiTheme="minorHAnsi" w:hAnsiTheme="minorHAnsi" w:cstheme="minorHAnsi"/>
-                <w:sz w:val="28"/>
-                <w:szCs w:val="28"/>
-              </w:rPr>
-            </w:pPr>
+          <w:tbl>
+            <w:tblPr>
+              <w:tblStyle w:val="TableGrid"/>
+              <w:tblW w:w="0" w:type="auto"/>
+              <w:tblLook w:val="04A0" w:firstRow="1" w:lastRow="0" w:firstColumn="1" w:lastColumn="0" w:noHBand="0" w:noVBand="1"/>
+            </w:tblPr>
+            <w:tblGrid>
+              <w:gridCol w:w="4497"/>
+              <w:gridCol w:w="5840"/>
+            </w:tblGrid>
+            <w:tr>
+              <w:tc>
+                <w:tcPr>
+                  <w:tcW w:w="0" w:type="auto"/>
+                  <w:shd w:val="clear" w:color="auto" w:fill="DAEEF3" w:themeFill="accent5" w:themeFillTint="33"/>
+                  <w:noWrap/>
+                  <w:vAlign w:val="center"/>
+                  <w:hideMark/>
+                </w:tcPr>
+                <w:p>
+                  <w:pPr>
+                    <w:pStyle w:val="TableParagraph"/>
+                    <w:spacing w:before="71"/>
+                    <w:jc w:val="center"/>
+                    <w:rPr>
+                      <w:rFonts w:asciiTheme="minorHAnsi" w:hAnsiTheme="minorHAnsi" w:cstheme="minorHAnsi"/>
+                      <w:b/>
+                      <w:bCs/>
+                      <w:sz w:val="28"/>
+                      <w:szCs w:val="28"/>
+                      <w:lang w:val="en-IN"/>
+                    </w:rPr>
+                  </w:pPr>
+                  <w:r>
+                    <w:rPr>
+                      <w:rFonts w:asciiTheme="minorHAnsi" w:hAnsiTheme="minorHAnsi" w:cstheme="minorHAnsi"/>
+                      <w:b/>
+                      <w:bCs/>
+                      <w:sz w:val="28"/>
+                      <w:szCs w:val="28"/>
+                      <w:lang w:val="en-IN"/>
+                    </w:rPr>
+                    <w:t>Simple Regression</w:t>
+                  </w:r>
+                </w:p>
+              </w:tc>
+              <w:tc>
+                <w:tcPr>
+                  <w:tcW w:w="0" w:type="auto"/>
+                  <w:shd w:val="clear" w:color="auto" w:fill="E5DFEC" w:themeFill="accent4" w:themeFillTint="33"/>
+                  <w:noWrap/>
+                  <w:vAlign w:val="center"/>
+                  <w:hideMark/>
+                </w:tcPr>
+                <w:p>
+                  <w:pPr>
+                    <w:pStyle w:val="TableParagraph"/>
+                    <w:spacing w:before="71"/>
+                    <w:jc w:val="center"/>
+                    <w:rPr>
+                      <w:rFonts w:asciiTheme="minorHAnsi" w:hAnsiTheme="minorHAnsi" w:cstheme="minorHAnsi"/>
+                      <w:b/>
+                      <w:bCs/>
+                      <w:sz w:val="28"/>
+                      <w:szCs w:val="28"/>
+                      <w:lang w:val="en-IN"/>
+                    </w:rPr>
+                  </w:pPr>
+                  <w:r>
+                    <w:rPr>
+                      <w:rFonts w:asciiTheme="minorHAnsi" w:hAnsiTheme="minorHAnsi" w:cstheme="minorHAnsi"/>
+                      <w:b/>
+                      <w:bCs/>
+                      <w:sz w:val="28"/>
+                      <w:szCs w:val="28"/>
+                      <w:lang w:val="en-IN"/>
+                    </w:rPr>
+                    <w:t>Multiple Regression</w:t>
+                  </w:r>
+                </w:p>
+              </w:tc>
+            </w:tr>
+            <w:tr>
+              <w:tc>
+                <w:tcPr>
+                  <w:tcW w:w="0" w:type="auto"/>
+                  <w:shd w:val="clear" w:color="auto" w:fill="DAEEF3" w:themeFill="accent5" w:themeFillTint="33"/>
+                  <w:hideMark/>
+                </w:tcPr>
+                <w:p>
+                  <w:pPr>
+                    <w:pStyle w:val="TableParagraph"/>
+                    <w:spacing w:before="71"/>
+                    <w:rPr>
+                      <w:rFonts w:asciiTheme="minorHAnsi" w:hAnsiTheme="minorHAnsi" w:cstheme="minorHAnsi"/>
+                      <w:sz w:val="28"/>
+                      <w:szCs w:val="28"/>
+                      <w:lang w:val="en-IN"/>
+                    </w:rPr>
+                  </w:pPr>
+                  <w:r>
+                    <w:rPr>
+                      <w:rFonts w:asciiTheme="minorHAnsi" w:hAnsiTheme="minorHAnsi" w:cstheme="minorHAnsi"/>
+                      <w:sz w:val="28"/>
+                      <w:szCs w:val="28"/>
+                      <w:lang w:val="en-IN"/>
+                    </w:rPr>
+                    <w:t>Involves a single independent variable (x) and a single dependent variable (y)</w:t>
+                  </w:r>
+                </w:p>
+              </w:tc>
+              <w:tc>
+                <w:tcPr>
+                  <w:tcW w:w="0" w:type="auto"/>
+                  <w:shd w:val="clear" w:color="auto" w:fill="E5DFEC" w:themeFill="accent4" w:themeFillTint="33"/>
+                  <w:hideMark/>
+                </w:tcPr>
+                <w:p>
+                  <w:pPr>
+                    <w:pStyle w:val="TableParagraph"/>
+                    <w:spacing w:before="71"/>
+                    <w:rPr>
+                      <w:rFonts w:asciiTheme="minorHAnsi" w:hAnsiTheme="minorHAnsi" w:cstheme="minorHAnsi"/>
+                      <w:sz w:val="28"/>
+                      <w:szCs w:val="28"/>
+                      <w:lang w:val="en-IN"/>
+                    </w:rPr>
+                  </w:pPr>
+                  <w:r>
+                    <w:rPr>
+                      <w:rFonts w:asciiTheme="minorHAnsi" w:hAnsiTheme="minorHAnsi" w:cstheme="minorHAnsi"/>
+                      <w:sz w:val="28"/>
+                      <w:szCs w:val="28"/>
+                      <w:lang w:val="en-IN"/>
+                    </w:rPr>
+                    <w:t xml:space="preserve">Involves multiple independent variables (x1, x2, ..., </w:t>
+                  </w:r>
+                  <w:proofErr w:type="spellStart"/>
+                  <w:r>
+                    <w:rPr>
+                      <w:rFonts w:asciiTheme="minorHAnsi" w:hAnsiTheme="minorHAnsi" w:cstheme="minorHAnsi"/>
+                      <w:sz w:val="28"/>
+                      <w:szCs w:val="28"/>
+                      <w:lang w:val="en-IN"/>
+                    </w:rPr>
+                    <w:t>xp</w:t>
+                  </w:r>
+                  <w:proofErr w:type="spellEnd"/>
+                  <w:r>
+                    <w:rPr>
+                      <w:rFonts w:asciiTheme="minorHAnsi" w:hAnsiTheme="minorHAnsi" w:cstheme="minorHAnsi"/>
+                      <w:sz w:val="28"/>
+                      <w:szCs w:val="28"/>
+                      <w:lang w:val="en-IN"/>
+                    </w:rPr>
+                    <w:t>) and a single dependent variable (y)</w:t>
+                  </w:r>
+                </w:p>
+              </w:tc>
+            </w:tr>
+            <w:tr>
+              <w:tc>
+                <w:tcPr>
+                  <w:tcW w:w="0" w:type="auto"/>
+                  <w:shd w:val="clear" w:color="auto" w:fill="DAEEF3" w:themeFill="accent5" w:themeFillTint="33"/>
+                  <w:hideMark/>
+                </w:tcPr>
+                <w:p>
+                  <w:pPr>
+                    <w:pStyle w:val="TableParagraph"/>
+                    <w:spacing w:before="71"/>
+                    <w:rPr>
+                      <w:rFonts w:asciiTheme="minorHAnsi" w:hAnsiTheme="minorHAnsi" w:cstheme="minorHAnsi"/>
+                      <w:sz w:val="28"/>
+                      <w:szCs w:val="28"/>
+                      <w:lang w:val="en-IN"/>
+                    </w:rPr>
+                  </w:pPr>
+                  <w:r>
+                    <w:rPr>
+                      <w:rFonts w:asciiTheme="minorHAnsi" w:hAnsiTheme="minorHAnsi" w:cstheme="minorHAnsi"/>
+                      <w:sz w:val="28"/>
+                      <w:szCs w:val="28"/>
+                      <w:lang w:val="en-IN"/>
+                    </w:rPr>
+                    <w:t>Estimates the relationship between x and y using a straight line</w:t>
+                  </w:r>
+                </w:p>
+              </w:tc>
+              <w:tc>
+                <w:tcPr>
+                  <w:tcW w:w="0" w:type="auto"/>
+                  <w:shd w:val="clear" w:color="auto" w:fill="E5DFEC" w:themeFill="accent4" w:themeFillTint="33"/>
+                  <w:hideMark/>
+                </w:tcPr>
+                <w:p>
+                  <w:pPr>
+                    <w:pStyle w:val="TableParagraph"/>
+                    <w:spacing w:before="71"/>
+                    <w:rPr>
+                      <w:rFonts w:asciiTheme="minorHAnsi" w:hAnsiTheme="minorHAnsi" w:cstheme="minorHAnsi"/>
+                      <w:sz w:val="28"/>
+                      <w:szCs w:val="28"/>
+                      <w:lang w:val="en-IN"/>
+                    </w:rPr>
+                  </w:pPr>
+                  <w:r>
+                    <w:rPr>
+                      <w:rFonts w:asciiTheme="minorHAnsi" w:hAnsiTheme="minorHAnsi" w:cstheme="minorHAnsi"/>
+                      <w:sz w:val="28"/>
+                      <w:szCs w:val="28"/>
+                      <w:lang w:val="en-IN"/>
+                    </w:rPr>
+                    <w:t>Estimates the relationship between y and multiple independent variables using a multidimensional surface or plane</w:t>
+                  </w:r>
+                </w:p>
+              </w:tc>
+            </w:tr>
+            <w:tr>
+              <w:tc>
+                <w:tcPr>
+                  <w:tcW w:w="0" w:type="auto"/>
+                  <w:shd w:val="clear" w:color="auto" w:fill="DAEEF3" w:themeFill="accent5" w:themeFillTint="33"/>
+                  <w:hideMark/>
+                </w:tcPr>
+                <w:p>
+                  <w:pPr>
+                    <w:pStyle w:val="TableParagraph"/>
+                    <w:spacing w:before="71"/>
+                    <w:rPr>
+                      <w:rFonts w:asciiTheme="minorHAnsi" w:hAnsiTheme="minorHAnsi" w:cstheme="minorHAnsi"/>
+                      <w:sz w:val="28"/>
+                      <w:szCs w:val="28"/>
+                      <w:lang w:val="en-IN"/>
+                    </w:rPr>
+                  </w:pPr>
+                  <w:r>
+                    <w:rPr>
+                      <w:rFonts w:asciiTheme="minorHAnsi" w:hAnsiTheme="minorHAnsi" w:cstheme="minorHAnsi"/>
+                      <w:sz w:val="28"/>
+                      <w:szCs w:val="28"/>
+                      <w:lang w:val="en-IN"/>
+                    </w:rPr>
+                    <w:t>Uses the equation y = b0 + b1*x to estimate the relationship between x and y</w:t>
+                  </w:r>
+                </w:p>
+              </w:tc>
+              <w:tc>
+                <w:tcPr>
+                  <w:tcW w:w="0" w:type="auto"/>
+                  <w:shd w:val="clear" w:color="auto" w:fill="E5DFEC" w:themeFill="accent4" w:themeFillTint="33"/>
+                  <w:hideMark/>
+                </w:tcPr>
+                <w:p>
+                  <w:pPr>
+                    <w:pStyle w:val="TableParagraph"/>
+                    <w:spacing w:before="71"/>
+                    <w:rPr>
+                      <w:rFonts w:asciiTheme="minorHAnsi" w:hAnsiTheme="minorHAnsi" w:cstheme="minorHAnsi"/>
+                      <w:sz w:val="28"/>
+                      <w:szCs w:val="28"/>
+                      <w:lang w:val="en-IN"/>
+                    </w:rPr>
+                  </w:pPr>
+                  <w:r>
+                    <w:rPr>
+                      <w:rFonts w:asciiTheme="minorHAnsi" w:hAnsiTheme="minorHAnsi" w:cstheme="minorHAnsi"/>
+                      <w:sz w:val="28"/>
+                      <w:szCs w:val="28"/>
+                      <w:lang w:val="en-IN"/>
+                    </w:rPr>
+                    <w:t>Uses the equation y = b0 + b1</w:t>
+                  </w:r>
+                  <w:r>
+                    <w:rPr>
+                      <w:rFonts w:asciiTheme="minorHAnsi" w:hAnsiTheme="minorHAnsi" w:cstheme="minorHAnsi"/>
+                      <w:i/>
+                      <w:iCs/>
+                      <w:sz w:val="28"/>
+                      <w:szCs w:val="28"/>
+                      <w:lang w:val="en-IN"/>
+                    </w:rPr>
+                    <w:t>x1 + b2</w:t>
+                  </w:r>
+                  <w:r>
+                    <w:rPr>
+                      <w:rFonts w:asciiTheme="minorHAnsi" w:hAnsiTheme="minorHAnsi" w:cstheme="minorHAnsi"/>
+                      <w:sz w:val="28"/>
+                      <w:szCs w:val="28"/>
+                      <w:lang w:val="en-IN"/>
+                    </w:rPr>
+                    <w:t>x2 + ... + bp*</w:t>
+                  </w:r>
+                  <w:proofErr w:type="spellStart"/>
+                  <w:r>
+                    <w:rPr>
+                      <w:rFonts w:asciiTheme="minorHAnsi" w:hAnsiTheme="minorHAnsi" w:cstheme="minorHAnsi"/>
+                      <w:sz w:val="28"/>
+                      <w:szCs w:val="28"/>
+                      <w:lang w:val="en-IN"/>
+                    </w:rPr>
+                    <w:t>xp</w:t>
+                  </w:r>
+                  <w:proofErr w:type="spellEnd"/>
+                  <w:r>
+                    <w:rPr>
+                      <w:rFonts w:asciiTheme="minorHAnsi" w:hAnsiTheme="minorHAnsi" w:cstheme="minorHAnsi"/>
+                      <w:sz w:val="28"/>
+                      <w:szCs w:val="28"/>
+                      <w:lang w:val="en-IN"/>
+                    </w:rPr>
+                    <w:t xml:space="preserve"> to estimate the relationship between y and multiple independent variables</w:t>
+                  </w:r>
+                </w:p>
+              </w:tc>
+            </w:tr>
+            <w:tr>
+              <w:tc>
+                <w:tcPr>
+                  <w:tcW w:w="0" w:type="auto"/>
+                  <w:shd w:val="clear" w:color="auto" w:fill="DAEEF3" w:themeFill="accent5" w:themeFillTint="33"/>
+                  <w:hideMark/>
+                </w:tcPr>
+                <w:p>
+                  <w:pPr>
+                    <w:pStyle w:val="TableParagraph"/>
+                    <w:spacing w:before="71"/>
+                    <w:rPr>
+                      <w:rFonts w:asciiTheme="minorHAnsi" w:hAnsiTheme="minorHAnsi" w:cstheme="minorHAnsi"/>
+                      <w:sz w:val="28"/>
+                      <w:szCs w:val="28"/>
+                      <w:lang w:val="en-IN"/>
+                    </w:rPr>
+                  </w:pPr>
+                  <w:r>
+                    <w:rPr>
+                      <w:rFonts w:asciiTheme="minorHAnsi" w:hAnsiTheme="minorHAnsi" w:cstheme="minorHAnsi"/>
+                      <w:sz w:val="28"/>
+                      <w:szCs w:val="28"/>
+                      <w:lang w:val="en-IN"/>
+                    </w:rPr>
+                    <w:t>The coefficient of determination (R2) measures the proportion of the variation in y that is explained by x</w:t>
+                  </w:r>
+                </w:p>
+              </w:tc>
+              <w:tc>
+                <w:tcPr>
+                  <w:tcW w:w="0" w:type="auto"/>
+                  <w:shd w:val="clear" w:color="auto" w:fill="E5DFEC" w:themeFill="accent4" w:themeFillTint="33"/>
+                  <w:hideMark/>
+                </w:tcPr>
+                <w:p>
+                  <w:pPr>
+                    <w:pStyle w:val="TableParagraph"/>
+                    <w:spacing w:before="71"/>
+                    <w:rPr>
+                      <w:rFonts w:asciiTheme="minorHAnsi" w:hAnsiTheme="minorHAnsi" w:cstheme="minorHAnsi"/>
+                      <w:sz w:val="28"/>
+                      <w:szCs w:val="28"/>
+                      <w:lang w:val="en-IN"/>
+                    </w:rPr>
+                  </w:pPr>
+                  <w:r>
+                    <w:rPr>
+                      <w:rFonts w:asciiTheme="minorHAnsi" w:hAnsiTheme="minorHAnsi" w:cstheme="minorHAnsi"/>
+                      <w:sz w:val="28"/>
+                      <w:szCs w:val="28"/>
+                      <w:lang w:val="en-IN"/>
+                    </w:rPr>
+                    <w:t xml:space="preserve">The coefficient of determination (R2) measures the proportion of the variation in y that is explained by the set of all independent variables (x1, x2, ..., </w:t>
+                  </w:r>
+                  <w:proofErr w:type="spellStart"/>
+                  <w:r>
+                    <w:rPr>
+                      <w:rFonts w:asciiTheme="minorHAnsi" w:hAnsiTheme="minorHAnsi" w:cstheme="minorHAnsi"/>
+                      <w:sz w:val="28"/>
+                      <w:szCs w:val="28"/>
+                      <w:lang w:val="en-IN"/>
+                    </w:rPr>
+                    <w:t>xp</w:t>
+                  </w:r>
+                  <w:proofErr w:type="spellEnd"/>
+                  <w:r>
+                    <w:rPr>
+                      <w:rFonts w:asciiTheme="minorHAnsi" w:hAnsiTheme="minorHAnsi" w:cstheme="minorHAnsi"/>
+                      <w:sz w:val="28"/>
+                      <w:szCs w:val="28"/>
+                      <w:lang w:val="en-IN"/>
+                    </w:rPr>
+                    <w:t>)</w:t>
+                  </w:r>
+                </w:p>
+              </w:tc>
+            </w:tr>
+            <w:tr>
+              <w:tc>
+                <w:tcPr>
+                  <w:tcW w:w="0" w:type="auto"/>
+                  <w:shd w:val="clear" w:color="auto" w:fill="DAEEF3" w:themeFill="accent5" w:themeFillTint="33"/>
+                  <w:hideMark/>
+                </w:tcPr>
+                <w:p>
+                  <w:pPr>
+                    <w:pStyle w:val="TableParagraph"/>
+                    <w:spacing w:before="71"/>
+                    <w:rPr>
+                      <w:rFonts w:asciiTheme="minorHAnsi" w:hAnsiTheme="minorHAnsi" w:cstheme="minorHAnsi"/>
+                      <w:sz w:val="28"/>
+                      <w:szCs w:val="28"/>
+                      <w:lang w:val="en-IN"/>
+                    </w:rPr>
+                  </w:pPr>
+                  <w:r>
+                    <w:rPr>
+                      <w:rFonts w:asciiTheme="minorHAnsi" w:hAnsiTheme="minorHAnsi" w:cstheme="minorHAnsi"/>
+                      <w:sz w:val="28"/>
+                      <w:szCs w:val="28"/>
+                      <w:lang w:val="en-IN"/>
+                    </w:rPr>
+                    <w:t>The assumptions of simple regression include a linear relationship between x and y, homoscedasticity (constant variance of errors), independence of errors, and normality of errors</w:t>
+                  </w:r>
+                </w:p>
+              </w:tc>
+              <w:tc>
+                <w:tcPr>
+                  <w:tcW w:w="0" w:type="auto"/>
+                  <w:shd w:val="clear" w:color="auto" w:fill="E5DFEC" w:themeFill="accent4" w:themeFillTint="33"/>
+                  <w:hideMark/>
+                </w:tcPr>
+                <w:p>
+                  <w:pPr>
+                    <w:pStyle w:val="TableParagraph"/>
+                    <w:spacing w:before="71"/>
+                    <w:rPr>
+                      <w:rFonts w:asciiTheme="minorHAnsi" w:hAnsiTheme="minorHAnsi" w:cstheme="minorHAnsi"/>
+                      <w:sz w:val="28"/>
+                      <w:szCs w:val="28"/>
+                      <w:lang w:val="en-IN"/>
+                    </w:rPr>
+                  </w:pPr>
+                  <w:r>
+                    <w:rPr>
+                      <w:rFonts w:asciiTheme="minorHAnsi" w:hAnsiTheme="minorHAnsi" w:cstheme="minorHAnsi"/>
+                      <w:sz w:val="28"/>
+                      <w:szCs w:val="28"/>
+                      <w:lang w:val="en-IN"/>
+                    </w:rPr>
+                    <w:t>The assumptions of multiple regression include a linear relationship between y and the set of independent variables, homoscedasticity (constant variance of errors), independence of errors, normality of errors, and no multicollinearity (independent variables are not highly correlated)</w:t>
+                  </w:r>
+                </w:p>
+              </w:tc>
+            </w:tr>
+            <w:tr>
+              <w:tc>
+                <w:tcPr>
+                  <w:tcW w:w="0" w:type="auto"/>
+                  <w:shd w:val="clear" w:color="auto" w:fill="DAEEF3" w:themeFill="accent5" w:themeFillTint="33"/>
+                  <w:hideMark/>
+                </w:tcPr>
+                <w:p>
+                  <w:pPr>
+                    <w:pStyle w:val="TableParagraph"/>
+                    <w:spacing w:before="71"/>
+                    <w:rPr>
+                      <w:rFonts w:asciiTheme="minorHAnsi" w:hAnsiTheme="minorHAnsi" w:cstheme="minorHAnsi"/>
+                      <w:sz w:val="28"/>
+                      <w:szCs w:val="28"/>
+                      <w:lang w:val="en-IN"/>
+                    </w:rPr>
+                  </w:pPr>
+                  <w:r>
+                    <w:rPr>
+                      <w:rFonts w:asciiTheme="minorHAnsi" w:hAnsiTheme="minorHAnsi" w:cstheme="minorHAnsi"/>
+                      <w:sz w:val="28"/>
+                      <w:szCs w:val="28"/>
+                      <w:lang w:val="en-IN"/>
+                    </w:rPr>
+                    <w:t>The coefficient of determination (R2) is a measure of the proportion of variation in the dependent variable that is explained by the independent variable</w:t>
+                  </w:r>
+                </w:p>
+              </w:tc>
+              <w:tc>
+                <w:tcPr>
+                  <w:tcW w:w="0" w:type="auto"/>
+                  <w:shd w:val="clear" w:color="auto" w:fill="E5DFEC" w:themeFill="accent4" w:themeFillTint="33"/>
+                  <w:hideMark/>
+                </w:tcPr>
+                <w:p>
+                  <w:pPr>
+                    <w:pStyle w:val="TableParagraph"/>
+                    <w:spacing w:before="71"/>
+                    <w:rPr>
+                      <w:rFonts w:asciiTheme="minorHAnsi" w:hAnsiTheme="minorHAnsi" w:cstheme="minorHAnsi"/>
+                      <w:sz w:val="28"/>
+                      <w:szCs w:val="28"/>
+                      <w:lang w:val="en-IN"/>
+                    </w:rPr>
+                  </w:pPr>
+                  <w:r>
+                    <w:rPr>
+                      <w:rFonts w:asciiTheme="minorHAnsi" w:hAnsiTheme="minorHAnsi" w:cstheme="minorHAnsi"/>
+                      <w:sz w:val="28"/>
+                      <w:szCs w:val="28"/>
+                      <w:lang w:val="en-IN"/>
+                    </w:rPr>
+                    <w:t>The coefficient of determination (R2) is a measure of the proportion of variation in the dependent variable that is explained by the set of independent variables</w:t>
+                  </w:r>
+                </w:p>
+              </w:tc>
+            </w:tr>
+            <w:tr>
+              <w:tc>
+                <w:tcPr>
+                  <w:tcW w:w="0" w:type="auto"/>
+                  <w:shd w:val="clear" w:color="auto" w:fill="DAEEF3" w:themeFill="accent5" w:themeFillTint="33"/>
+                  <w:hideMark/>
+                </w:tcPr>
+                <w:p>
+                  <w:pPr>
+                    <w:pStyle w:val="TableParagraph"/>
+                    <w:spacing w:before="71"/>
+                    <w:rPr>
+                      <w:rFonts w:asciiTheme="minorHAnsi" w:hAnsiTheme="minorHAnsi" w:cstheme="minorHAnsi"/>
+                      <w:sz w:val="28"/>
+                      <w:szCs w:val="28"/>
+                      <w:lang w:val="en-IN"/>
+                    </w:rPr>
+                  </w:pPr>
+                  <w:r>
+                    <w:rPr>
+                      <w:rFonts w:asciiTheme="minorHAnsi" w:hAnsiTheme="minorHAnsi" w:cstheme="minorHAnsi"/>
+                      <w:sz w:val="28"/>
+                      <w:szCs w:val="28"/>
+                      <w:lang w:val="en-IN"/>
+                    </w:rPr>
+                    <w:t>The adjusted R2 is used to compensate for the number of independent variables in the model</w:t>
+                  </w:r>
+                </w:p>
+              </w:tc>
+              <w:tc>
+                <w:tcPr>
+                  <w:tcW w:w="0" w:type="auto"/>
+                  <w:shd w:val="clear" w:color="auto" w:fill="E5DFEC" w:themeFill="accent4" w:themeFillTint="33"/>
+                  <w:hideMark/>
+                </w:tcPr>
+                <w:p>
+                  <w:pPr>
+                    <w:pStyle w:val="TableParagraph"/>
+                    <w:spacing w:before="71"/>
+                    <w:rPr>
+                      <w:rFonts w:asciiTheme="minorHAnsi" w:hAnsiTheme="minorHAnsi" w:cstheme="minorHAnsi"/>
+                      <w:sz w:val="28"/>
+                      <w:szCs w:val="28"/>
+                      <w:lang w:val="en-IN"/>
+                    </w:rPr>
+                  </w:pPr>
+                  <w:r>
+                    <w:rPr>
+                      <w:rFonts w:asciiTheme="minorHAnsi" w:hAnsiTheme="minorHAnsi" w:cstheme="minorHAnsi"/>
+                      <w:sz w:val="28"/>
+                      <w:szCs w:val="28"/>
+                      <w:lang w:val="en-IN"/>
+                    </w:rPr>
+                    <w:t>The adjusted R2 is used to compensate for the number of independent variables in the model and avoid overestimating the impact of adding an independent variable on the amount of variability explained by the estimated regression equation</w:t>
+                  </w:r>
+                </w:p>
+              </w:tc>
+            </w:tr>
+            <w:tr>
+              <w:tc>
+                <w:tcPr>
+                  <w:tcW w:w="0" w:type="auto"/>
+                  <w:shd w:val="clear" w:color="auto" w:fill="DAEEF3" w:themeFill="accent5" w:themeFillTint="33"/>
+                  <w:hideMark/>
+                </w:tcPr>
+                <w:p>
+                  <w:pPr>
+                    <w:pStyle w:val="TableParagraph"/>
+                    <w:spacing w:before="71"/>
+                    <w:rPr>
+                      <w:rFonts w:asciiTheme="minorHAnsi" w:hAnsiTheme="minorHAnsi" w:cstheme="minorHAnsi"/>
+                      <w:sz w:val="28"/>
+                      <w:szCs w:val="28"/>
+                      <w:lang w:val="en-IN"/>
+                    </w:rPr>
+                  </w:pPr>
+                  <w:r>
+                    <w:rPr>
+                      <w:rFonts w:asciiTheme="minorHAnsi" w:hAnsiTheme="minorHAnsi" w:cstheme="minorHAnsi"/>
+                      <w:sz w:val="28"/>
+                      <w:szCs w:val="28"/>
+                      <w:lang w:val="en-IN"/>
+                    </w:rPr>
+                    <w:t>The F-test is used to determine whether a significant relationship exists between the dependent variable and the independent variable</w:t>
+                  </w:r>
+                </w:p>
+              </w:tc>
+              <w:tc>
+                <w:tcPr>
+                  <w:tcW w:w="0" w:type="auto"/>
+                  <w:shd w:val="clear" w:color="auto" w:fill="E5DFEC" w:themeFill="accent4" w:themeFillTint="33"/>
+                  <w:hideMark/>
+                </w:tcPr>
+                <w:p>
+                  <w:pPr>
+                    <w:pStyle w:val="TableParagraph"/>
+                    <w:spacing w:before="71"/>
+                    <w:rPr>
+                      <w:rFonts w:asciiTheme="minorHAnsi" w:hAnsiTheme="minorHAnsi" w:cstheme="minorHAnsi"/>
+                      <w:sz w:val="28"/>
+                      <w:szCs w:val="28"/>
+                      <w:lang w:val="en-IN"/>
+                    </w:rPr>
+                  </w:pPr>
+                  <w:r>
+                    <w:rPr>
+                      <w:rFonts w:asciiTheme="minorHAnsi" w:hAnsiTheme="minorHAnsi" w:cstheme="minorHAnsi"/>
+                      <w:sz w:val="28"/>
+                      <w:szCs w:val="28"/>
+                      <w:lang w:val="en-IN"/>
+                    </w:rPr>
+                    <w:t>The F-test is used to determine whether a significant relationship exists between the dependent variable and the set of all independent variables</w:t>
+                  </w:r>
+                </w:p>
+              </w:tc>
+            </w:tr>
+            <w:tr>
+              <w:tc>
+                <w:tcPr>
+                  <w:tcW w:w="0" w:type="auto"/>
+                  <w:shd w:val="clear" w:color="auto" w:fill="DAEEF3" w:themeFill="accent5" w:themeFillTint="33"/>
+                  <w:hideMark/>
+                </w:tcPr>
+                <w:p>
+                  <w:pPr>
+                    <w:pStyle w:val="TableParagraph"/>
+                    <w:spacing w:before="71"/>
+                    <w:rPr>
+                      <w:rFonts w:asciiTheme="minorHAnsi" w:hAnsiTheme="minorHAnsi" w:cstheme="minorHAnsi"/>
+                      <w:sz w:val="28"/>
+                      <w:szCs w:val="28"/>
+                      <w:lang w:val="en-IN"/>
+                    </w:rPr>
+                  </w:pPr>
+                  <w:r>
+                    <w:rPr>
+                      <w:rFonts w:asciiTheme="minorHAnsi" w:hAnsiTheme="minorHAnsi" w:cstheme="minorHAnsi"/>
+                      <w:sz w:val="28"/>
+                      <w:szCs w:val="28"/>
+                      <w:lang w:val="en-IN"/>
+                    </w:rPr>
+                    <w:t>The t-test is used to determine whether each of the individual independent variables is significant</w:t>
+                  </w:r>
+                </w:p>
+              </w:tc>
+              <w:tc>
+                <w:tcPr>
+                  <w:tcW w:w="0" w:type="auto"/>
+                  <w:shd w:val="clear" w:color="auto" w:fill="E5DFEC" w:themeFill="accent4" w:themeFillTint="33"/>
+                  <w:hideMark/>
+                </w:tcPr>
+                <w:p>
+                  <w:pPr>
+                    <w:pStyle w:val="TableParagraph"/>
+                    <w:spacing w:before="71"/>
+                    <w:rPr>
+                      <w:rFonts w:asciiTheme="minorHAnsi" w:hAnsiTheme="minorHAnsi" w:cstheme="minorHAnsi"/>
+                      <w:sz w:val="28"/>
+                      <w:szCs w:val="28"/>
+                      <w:lang w:val="en-IN"/>
+                    </w:rPr>
+                  </w:pPr>
+                  <w:r>
+                    <w:rPr>
+                      <w:rFonts w:asciiTheme="minorHAnsi" w:hAnsiTheme="minorHAnsi" w:cstheme="minorHAnsi"/>
+                      <w:sz w:val="28"/>
+                      <w:szCs w:val="28"/>
+                      <w:lang w:val="en-IN"/>
+                    </w:rPr>
+                    <w:t>The t-test is used to determine whether each of the individual independent variables is significant</w:t>
+                  </w:r>
+                </w:p>
+              </w:tc>
+            </w:tr>
+          </w:tbl>
+          <w:p>
+            <w:pPr>
+              <w:pStyle w:val="TableParagraph"/>
+              <w:spacing w:before="71"/>
+              <w:ind w:left="0"/>
+              <w:rPr>
+                <w:rFonts w:asciiTheme="minorHAnsi" w:hAnsiTheme="minorHAnsi" w:cstheme="minorHAnsi"/>
+                <w:sz w:val="28"/>
+                <w:szCs w:val="28"/>
+                <w:lang w:val="en-IN"/>
+              </w:rPr>
+            </w:pPr>
+          </w:p>
+          <w:p>
+            <w:pPr>
+              <w:pStyle w:val="TableParagraph"/>
+              <w:spacing w:before="71"/>
+              <w:ind w:left="0"/>
+              <w:rPr>
+                <w:rFonts w:asciiTheme="minorHAnsi" w:hAnsiTheme="minorHAnsi" w:cstheme="minorHAnsi"/>
+                <w:sz w:val="28"/>
+                <w:szCs w:val="28"/>
+              </w:rPr>
+            </w:pPr>
+            <w:r>
+              <w:rPr>
+                <w:rFonts w:asciiTheme="minorHAnsi" w:hAnsiTheme="minorHAnsi" w:cstheme="minorHAnsi"/>
+                <w:sz w:val="28"/>
+                <w:szCs w:val="28"/>
+                <w:lang w:val="en-IN"/>
+              </w:rPr>
+              <w:t>In summary, simple regression involves a single independent variable and a single dependent variable, while multiple regression involves multiple independent variables and a single dependent variable. The assumptions of multiple regression are more complex than those of simple regression, and the coefficient of determination (R2) measures the proportion of variation in the dependent variable that is explained by the set of independent variables. The F-test and t-test are used to determine the significance of the relationship between the dependent variable and the independent variables in multiple regression.</w:t>
+            </w:r>
           </w:p>
         </w:tc>
       </w:tr>
@@ -894,7 +4674,7 @@
           <w:szCs w:val="28"/>
         </w:rPr>
         <w:sectPr>
-          <w:pgSz w:w="11913" w:h="12191"/>
+          <w:pgSz w:w="11913" w:h="18711"/>
           <w:pgMar w:top="142" w:right="573" w:bottom="278" w:left="697" w:header="720" w:footer="720" w:gutter="0"/>
           <w:cols w:space="720"/>
         </w:sectPr>
@@ -945,7 +4725,7 @@
                 <w:szCs w:val="28"/>
               </w:rPr>
               <w:lastRenderedPageBreak/>
-              <w:t>6</w:t>
+              <w:t>8</w:t>
             </w:r>
           </w:p>
         </w:tc>
@@ -965,6 +4745,16 @@
                 <w:szCs w:val="28"/>
               </w:rPr>
             </w:pPr>
+            <w:r>
+              <w:rPr>
+                <w:rFonts w:asciiTheme="minorHAnsi" w:hAnsiTheme="minorHAnsi" w:cstheme="minorHAnsi"/>
+                <w:b/>
+                <w:bCs/>
+                <w:sz w:val="28"/>
+                <w:szCs w:val="28"/>
+              </w:rPr>
+              <w:t>Explain Multiple Coefficient of Determination and adjusted Multiple Coefficient of Determination and relation between two.</w:t>
+            </w:r>
           </w:p>
         </w:tc>
       </w:tr>
@@ -1009,7 +4799,7 @@
                 <w:sz w:val="28"/>
                 <w:szCs w:val="28"/>
               </w:rPr>
-              <w:t>6</w:t>
+              <w:t>8</w:t>
             </w:r>
             <w:r>
               <w:rPr>
@@ -1033,10 +4823,244 @@
               <w:pStyle w:val="TableParagraph"/>
               <w:rPr>
                 <w:rFonts w:asciiTheme="minorHAnsi" w:hAnsiTheme="minorHAnsi" w:cstheme="minorHAnsi"/>
-                <w:sz w:val="28"/>
-                <w:szCs w:val="28"/>
-              </w:rPr>
-            </w:pPr>
+                <w:b/>
+                <w:bCs/>
+                <w:sz w:val="28"/>
+                <w:szCs w:val="28"/>
+                <w:lang w:val="en-IN"/>
+              </w:rPr>
+            </w:pPr>
+            <w:r>
+              <w:rPr>
+                <w:rFonts w:asciiTheme="minorHAnsi" w:hAnsiTheme="minorHAnsi" w:cstheme="minorHAnsi"/>
+                <w:b/>
+                <w:bCs/>
+                <w:sz w:val="28"/>
+                <w:szCs w:val="28"/>
+                <w:lang w:val="en-IN"/>
+              </w:rPr>
+              <w:t>Multiple Coefficient of Determination (R2)</w:t>
+            </w:r>
+          </w:p>
+          <w:p>
+            <w:pPr>
+              <w:pStyle w:val="TableParagraph"/>
+              <w:rPr>
+                <w:rFonts w:asciiTheme="minorHAnsi" w:hAnsiTheme="minorHAnsi" w:cstheme="minorHAnsi"/>
+                <w:sz w:val="28"/>
+                <w:szCs w:val="28"/>
+                <w:lang w:val="en-IN"/>
+              </w:rPr>
+            </w:pPr>
+            <w:r>
+              <w:rPr>
+                <w:rFonts w:asciiTheme="minorHAnsi" w:hAnsiTheme="minorHAnsi" w:cstheme="minorHAnsi"/>
+                <w:sz w:val="28"/>
+                <w:szCs w:val="28"/>
+                <w:lang w:val="en-IN"/>
+              </w:rPr>
+              <w:t xml:space="preserve">The multiple </w:t>
+            </w:r>
+            <w:proofErr w:type="gramStart"/>
+            <w:r>
+              <w:rPr>
+                <w:rFonts w:asciiTheme="minorHAnsi" w:hAnsiTheme="minorHAnsi" w:cstheme="minorHAnsi"/>
+                <w:sz w:val="28"/>
+                <w:szCs w:val="28"/>
+                <w:lang w:val="en-IN"/>
+              </w:rPr>
+              <w:t>coefficient</w:t>
+            </w:r>
+            <w:proofErr w:type="gramEnd"/>
+            <w:r>
+              <w:rPr>
+                <w:rFonts w:asciiTheme="minorHAnsi" w:hAnsiTheme="minorHAnsi" w:cstheme="minorHAnsi"/>
+                <w:sz w:val="28"/>
+                <w:szCs w:val="28"/>
+                <w:lang w:val="en-IN"/>
+              </w:rPr>
+              <w:t xml:space="preserve"> of determination, denoted as R2, measures the proportion of the total variation in the dependent variable that is explained by the set of independent variables in a multiple regression model. It ranges from 0 to 1, where 0 indicates that the independent variables do not explain any of the variability in the dependent variable, and 1 indicates that they explain all of the variability.</w:t>
+            </w:r>
+          </w:p>
+          <w:p>
+            <w:pPr>
+              <w:pStyle w:val="TableParagraph"/>
+              <w:rPr>
+                <w:rFonts w:asciiTheme="minorHAnsi" w:hAnsiTheme="minorHAnsi" w:cstheme="minorHAnsi"/>
+                <w:sz w:val="28"/>
+                <w:szCs w:val="28"/>
+                <w:lang w:val="en-IN"/>
+              </w:rPr>
+            </w:pPr>
+          </w:p>
+          <w:p>
+            <w:pPr>
+              <w:pStyle w:val="TableParagraph"/>
+              <w:rPr>
+                <w:rFonts w:asciiTheme="minorHAnsi" w:hAnsiTheme="minorHAnsi" w:cstheme="minorHAnsi"/>
+                <w:b/>
+                <w:bCs/>
+                <w:sz w:val="28"/>
+                <w:szCs w:val="28"/>
+                <w:lang w:val="en-IN"/>
+              </w:rPr>
+            </w:pPr>
+            <w:r>
+              <w:rPr>
+                <w:rFonts w:asciiTheme="minorHAnsi" w:hAnsiTheme="minorHAnsi" w:cstheme="minorHAnsi"/>
+                <w:b/>
+                <w:bCs/>
+                <w:sz w:val="28"/>
+                <w:szCs w:val="28"/>
+                <w:lang w:val="en-IN"/>
+              </w:rPr>
+              <w:t>Adjusted Multiple Coefficient of Determination</w:t>
+            </w:r>
+          </w:p>
+          <w:p>
+            <w:pPr>
+              <w:pStyle w:val="TableParagraph"/>
+              <w:rPr>
+                <w:rFonts w:asciiTheme="minorHAnsi" w:hAnsiTheme="minorHAnsi" w:cstheme="minorHAnsi"/>
+                <w:sz w:val="28"/>
+                <w:szCs w:val="28"/>
+                <w:lang w:val="en-IN"/>
+              </w:rPr>
+            </w:pPr>
+            <w:r>
+              <w:rPr>
+                <w:rFonts w:asciiTheme="minorHAnsi" w:hAnsiTheme="minorHAnsi" w:cstheme="minorHAnsi"/>
+                <w:sz w:val="28"/>
+                <w:szCs w:val="28"/>
+                <w:lang w:val="en-IN"/>
+              </w:rPr>
+              <w:t xml:space="preserve">The adjusted multiple </w:t>
+            </w:r>
+            <w:proofErr w:type="gramStart"/>
+            <w:r>
+              <w:rPr>
+                <w:rFonts w:asciiTheme="minorHAnsi" w:hAnsiTheme="minorHAnsi" w:cstheme="minorHAnsi"/>
+                <w:sz w:val="28"/>
+                <w:szCs w:val="28"/>
+                <w:lang w:val="en-IN"/>
+              </w:rPr>
+              <w:t>coefficient</w:t>
+            </w:r>
+            <w:proofErr w:type="gramEnd"/>
+            <w:r>
+              <w:rPr>
+                <w:rFonts w:asciiTheme="minorHAnsi" w:hAnsiTheme="minorHAnsi" w:cstheme="minorHAnsi"/>
+                <w:sz w:val="28"/>
+                <w:szCs w:val="28"/>
+                <w:lang w:val="en-IN"/>
+              </w:rPr>
+              <w:t xml:space="preserve"> of determination, denoted as adjusted R2, is a modification of the multiple R2 that adjusts for the number of independent variables in the model. It penalizes the addition of unnecessary variables that do not significantly improve the model's explanatory power. The adjusted R2 increases only if the new independent variable improves the model more than would be expected by chance.</w:t>
+            </w:r>
+          </w:p>
+          <w:p>
+            <w:pPr>
+              <w:pStyle w:val="TableParagraph"/>
+              <w:rPr>
+                <w:rFonts w:asciiTheme="minorHAnsi" w:hAnsiTheme="minorHAnsi" w:cstheme="minorHAnsi"/>
+                <w:sz w:val="28"/>
+                <w:szCs w:val="28"/>
+                <w:lang w:val="en-IN"/>
+              </w:rPr>
+            </w:pPr>
+          </w:p>
+          <w:p>
+            <w:pPr>
+              <w:pStyle w:val="TableParagraph"/>
+              <w:rPr>
+                <w:rFonts w:asciiTheme="minorHAnsi" w:hAnsiTheme="minorHAnsi" w:cstheme="minorHAnsi"/>
+                <w:b/>
+                <w:bCs/>
+                <w:sz w:val="28"/>
+                <w:szCs w:val="28"/>
+                <w:lang w:val="en-IN"/>
+              </w:rPr>
+            </w:pPr>
+            <w:r>
+              <w:rPr>
+                <w:rFonts w:asciiTheme="minorHAnsi" w:hAnsiTheme="minorHAnsi" w:cstheme="minorHAnsi"/>
+                <w:b/>
+                <w:bCs/>
+                <w:sz w:val="28"/>
+                <w:szCs w:val="28"/>
+                <w:lang w:val="en-IN"/>
+              </w:rPr>
+              <w:t>Relation between Multiple R2 and Adjusted R2</w:t>
+            </w:r>
+          </w:p>
+          <w:p>
+            <w:pPr>
+              <w:pStyle w:val="TableParagraph"/>
+              <w:rPr>
+                <w:rFonts w:asciiTheme="minorHAnsi" w:hAnsiTheme="minorHAnsi" w:cstheme="minorHAnsi"/>
+                <w:sz w:val="28"/>
+                <w:szCs w:val="28"/>
+                <w:lang w:val="en-IN"/>
+              </w:rPr>
+            </w:pPr>
+            <w:r>
+              <w:rPr>
+                <w:rFonts w:asciiTheme="minorHAnsi" w:hAnsiTheme="minorHAnsi" w:cstheme="minorHAnsi"/>
+                <w:sz w:val="28"/>
+                <w:szCs w:val="28"/>
+                <w:lang w:val="en-IN"/>
+              </w:rPr>
+              <w:t>The adjusted R2 is always less than or equal to the multiple R2. When a new independent variable is added to the model, the multiple R2 will increase, but the adjusted R2 may decrease if the new variable does not significantly improve the model. The adjusted R2 is preferred when comparing models with different numbers of independent variables because it accounts for the model's complexity.</w:t>
+            </w:r>
+          </w:p>
+          <w:p>
+            <w:pPr>
+              <w:pStyle w:val="TableParagraph"/>
+              <w:rPr>
+                <w:rFonts w:asciiTheme="minorHAnsi" w:hAnsiTheme="minorHAnsi" w:cstheme="minorHAnsi"/>
+                <w:sz w:val="28"/>
+                <w:szCs w:val="28"/>
+                <w:lang w:val="en-IN"/>
+              </w:rPr>
+            </w:pPr>
+          </w:p>
+          <w:p>
+            <w:pPr>
+              <w:pStyle w:val="TableParagraph"/>
+              <w:rPr>
+                <w:rFonts w:asciiTheme="minorHAnsi" w:hAnsiTheme="minorHAnsi" w:cstheme="minorHAnsi"/>
+                <w:sz w:val="28"/>
+                <w:szCs w:val="28"/>
+              </w:rPr>
+            </w:pPr>
+            <w:r>
+              <w:rPr>
+                <w:rFonts w:asciiTheme="minorHAnsi" w:hAnsiTheme="minorHAnsi" w:cstheme="minorHAnsi"/>
+                <w:sz w:val="28"/>
+                <w:szCs w:val="28"/>
+                <w:lang w:val="en-IN"/>
+              </w:rPr>
+              <w:t xml:space="preserve">In summary, the multiple </w:t>
+            </w:r>
+            <w:proofErr w:type="gramStart"/>
+            <w:r>
+              <w:rPr>
+                <w:rFonts w:asciiTheme="minorHAnsi" w:hAnsiTheme="minorHAnsi" w:cstheme="minorHAnsi"/>
+                <w:sz w:val="28"/>
+                <w:szCs w:val="28"/>
+                <w:lang w:val="en-IN"/>
+              </w:rPr>
+              <w:t>coefficient</w:t>
+            </w:r>
+            <w:proofErr w:type="gramEnd"/>
+            <w:r>
+              <w:rPr>
+                <w:rFonts w:asciiTheme="minorHAnsi" w:hAnsiTheme="minorHAnsi" w:cstheme="minorHAnsi"/>
+                <w:sz w:val="28"/>
+                <w:szCs w:val="28"/>
+                <w:lang w:val="en-IN"/>
+              </w:rPr>
+              <w:t xml:space="preserve"> of determination (R2) measures the proportion of variation in the dependent variable explained by the independent variables, while the adjusted multiple coefficient of determination adjusts for the number of independent variables in the model to provide a more accurate assessment of the model's explanatory power.</w:t>
+            </w:r>
           </w:p>
         </w:tc>
       </w:tr>
@@ -1044,7 +5068,6 @@
     <w:p>
       <w:pPr>
         <w:pStyle w:val="TableParagraph"/>
-        <w:spacing w:before="71"/>
         <w:ind w:left="1"/>
         <w:jc w:val="center"/>
         <w:rPr>
@@ -1055,7 +5078,634 @@
           <w:szCs w:val="28"/>
         </w:rPr>
         <w:sectPr>
-          <w:pgSz w:w="11913" w:h="11340"/>
+          <w:pgSz w:w="11913" w:h="10773"/>
+          <w:pgMar w:top="142" w:right="573" w:bottom="278" w:left="697" w:header="720" w:footer="720" w:gutter="0"/>
+          <w:cols w:space="720"/>
+        </w:sectPr>
+      </w:pPr>
+    </w:p>
+    <w:tbl>
+      <w:tblPr>
+        <w:tblW w:w="11340" w:type="dxa"/>
+        <w:tblInd w:w="-562" w:type="dxa"/>
+        <w:tblCellMar>
+          <w:left w:w="0" w:type="dxa"/>
+          <w:right w:w="0" w:type="dxa"/>
+        </w:tblCellMar>
+        <w:tblLook w:val="01E0" w:firstRow="1" w:lastRow="1" w:firstColumn="1" w:lastColumn="1" w:noHBand="0" w:noVBand="0"/>
+      </w:tblPr>
+      <w:tblGrid>
+        <w:gridCol w:w="993"/>
+        <w:gridCol w:w="10347"/>
+      </w:tblGrid>
+      <w:tr>
+        <w:trPr>
+          <w:trHeight w:val="20"/>
+        </w:trPr>
+        <w:tc>
+          <w:tcPr>
+            <w:tcW w:w="993" w:type="dxa"/>
+          </w:tcPr>
+          <w:p>
+            <w:pPr>
+              <w:pStyle w:val="TableParagraph"/>
+              <w:ind w:left="1"/>
+              <w:jc w:val="center"/>
+              <w:rPr>
+                <w:rFonts w:asciiTheme="minorHAnsi" w:hAnsiTheme="minorHAnsi" w:cstheme="minorHAnsi"/>
+                <w:b/>
+                <w:bCs/>
+                <w:sz w:val="28"/>
+                <w:szCs w:val="28"/>
+              </w:rPr>
+            </w:pPr>
+            <w:r>
+              <w:rPr>
+                <w:rFonts w:asciiTheme="minorHAnsi" w:hAnsiTheme="minorHAnsi" w:cstheme="minorHAnsi"/>
+                <w:b/>
+                <w:bCs/>
+                <w:sz w:val="28"/>
+                <w:szCs w:val="28"/>
+              </w:rPr>
+              <w:lastRenderedPageBreak/>
+              <w:t>9</w:t>
+            </w:r>
+          </w:p>
+        </w:tc>
+        <w:tc>
+          <w:tcPr>
+            <w:tcW w:w="10347" w:type="dxa"/>
+          </w:tcPr>
+          <w:p>
+            <w:pPr>
+              <w:pStyle w:val="TableParagraph"/>
+              <w:ind w:left="0"/>
+              <w:rPr>
+                <w:rFonts w:asciiTheme="minorHAnsi" w:hAnsiTheme="minorHAnsi" w:cstheme="minorHAnsi"/>
+                <w:b/>
+                <w:bCs/>
+                <w:sz w:val="28"/>
+                <w:szCs w:val="28"/>
+              </w:rPr>
+            </w:pPr>
+            <w:r>
+              <w:rPr>
+                <w:rFonts w:asciiTheme="minorHAnsi" w:hAnsiTheme="minorHAnsi" w:cstheme="minorHAnsi"/>
+                <w:b/>
+                <w:bCs/>
+                <w:sz w:val="28"/>
+                <w:szCs w:val="28"/>
+              </w:rPr>
+              <w:t>Differentiate between Adjusted Multiple Coefficient and Multiple Coefficient.</w:t>
+            </w:r>
+          </w:p>
+        </w:tc>
+      </w:tr>
+      <w:tr>
+        <w:trPr>
+          <w:trHeight w:val="20"/>
+        </w:trPr>
+        <w:tc>
+          <w:tcPr>
+            <w:tcW w:w="993" w:type="dxa"/>
+          </w:tcPr>
+          <w:p>
+            <w:pPr>
+              <w:pStyle w:val="TableParagraph"/>
+              <w:ind w:left="1"/>
+              <w:jc w:val="center"/>
+              <w:rPr>
+                <w:rFonts w:asciiTheme="minorHAnsi" w:hAnsiTheme="minorHAnsi" w:cstheme="minorHAnsi"/>
+                <w:b/>
+                <w:bCs/>
+                <w:sz w:val="28"/>
+                <w:szCs w:val="28"/>
+              </w:rPr>
+            </w:pPr>
+            <w:r>
+              <w:rPr>
+                <w:rFonts w:asciiTheme="minorHAnsi" w:hAnsiTheme="minorHAnsi" w:cstheme="minorHAnsi"/>
+                <w:b/>
+                <w:bCs/>
+                <w:color w:val="FF0000"/>
+                <w:sz w:val="28"/>
+                <w:szCs w:val="28"/>
+              </w:rPr>
+              <w:t>Ans.</w:t>
+            </w:r>
+            <w:r>
+              <w:rPr>
+                <w:rFonts w:asciiTheme="minorHAnsi" w:hAnsiTheme="minorHAnsi" w:cstheme="minorHAnsi"/>
+                <w:b/>
+                <w:bCs/>
+                <w:color w:val="FF0000"/>
+                <w:sz w:val="28"/>
+                <w:szCs w:val="28"/>
+              </w:rPr>
+              <w:t>9</w:t>
+            </w:r>
+            <w:r>
+              <w:rPr>
+                <w:rFonts w:asciiTheme="minorHAnsi" w:hAnsiTheme="minorHAnsi" w:cstheme="minorHAnsi"/>
+                <w:b/>
+                <w:bCs/>
+                <w:color w:val="FF0000"/>
+                <w:sz w:val="28"/>
+                <w:szCs w:val="28"/>
+              </w:rPr>
+              <w:t>)</w:t>
+            </w:r>
+          </w:p>
+        </w:tc>
+        <w:tc>
+          <w:tcPr>
+            <w:tcW w:w="10347" w:type="dxa"/>
+          </w:tcPr>
+          <w:tbl>
+            <w:tblPr>
+              <w:tblStyle w:val="TableGrid"/>
+              <w:tblW w:w="0" w:type="auto"/>
+              <w:tblLook w:val="04A0" w:firstRow="1" w:lastRow="0" w:firstColumn="1" w:lastColumn="0" w:noHBand="0" w:noVBand="1"/>
+            </w:tblPr>
+            <w:tblGrid>
+              <w:gridCol w:w="5578"/>
+              <w:gridCol w:w="4759"/>
+            </w:tblGrid>
+            <w:tr>
+              <w:tc>
+                <w:tcPr>
+                  <w:tcW w:w="0" w:type="auto"/>
+                  <w:noWrap/>
+                  <w:vAlign w:val="center"/>
+                  <w:hideMark/>
+                </w:tcPr>
+                <w:p>
+                  <w:pPr>
+                    <w:pStyle w:val="TableParagraph"/>
+                    <w:jc w:val="center"/>
+                    <w:rPr>
+                      <w:rFonts w:asciiTheme="minorHAnsi" w:hAnsiTheme="minorHAnsi" w:cstheme="minorHAnsi"/>
+                      <w:b/>
+                      <w:bCs/>
+                      <w:sz w:val="28"/>
+                      <w:szCs w:val="28"/>
+                      <w:lang w:val="en-IN"/>
+                    </w:rPr>
+                  </w:pPr>
+                  <w:r>
+                    <w:rPr>
+                      <w:rFonts w:asciiTheme="minorHAnsi" w:hAnsiTheme="minorHAnsi" w:cstheme="minorHAnsi"/>
+                      <w:b/>
+                      <w:bCs/>
+                      <w:sz w:val="28"/>
+                      <w:szCs w:val="28"/>
+                      <w:lang w:val="en-IN"/>
+                    </w:rPr>
+                    <w:t>Adjusted Multiple Coefficient</w:t>
+                  </w:r>
+                </w:p>
+              </w:tc>
+              <w:tc>
+                <w:tcPr>
+                  <w:tcW w:w="0" w:type="auto"/>
+                  <w:noWrap/>
+                  <w:vAlign w:val="center"/>
+                  <w:hideMark/>
+                </w:tcPr>
+                <w:p>
+                  <w:pPr>
+                    <w:pStyle w:val="TableParagraph"/>
+                    <w:jc w:val="center"/>
+                    <w:rPr>
+                      <w:rFonts w:asciiTheme="minorHAnsi" w:hAnsiTheme="minorHAnsi" w:cstheme="minorHAnsi"/>
+                      <w:b/>
+                      <w:bCs/>
+                      <w:sz w:val="28"/>
+                      <w:szCs w:val="28"/>
+                      <w:lang w:val="en-IN"/>
+                    </w:rPr>
+                  </w:pPr>
+                  <w:r>
+                    <w:rPr>
+                      <w:rFonts w:asciiTheme="minorHAnsi" w:hAnsiTheme="minorHAnsi" w:cstheme="minorHAnsi"/>
+                      <w:b/>
+                      <w:bCs/>
+                      <w:sz w:val="28"/>
+                      <w:szCs w:val="28"/>
+                      <w:lang w:val="en-IN"/>
+                    </w:rPr>
+                    <w:t>Multiple Coefficient</w:t>
+                  </w:r>
+                </w:p>
+              </w:tc>
+            </w:tr>
+            <w:tr>
+              <w:tc>
+                <w:tcPr>
+                  <w:tcW w:w="0" w:type="auto"/>
+                  <w:vAlign w:val="center"/>
+                  <w:hideMark/>
+                </w:tcPr>
+                <w:p>
+                  <w:pPr>
+                    <w:pStyle w:val="TableParagraph"/>
+                    <w:rPr>
+                      <w:rFonts w:asciiTheme="minorHAnsi" w:hAnsiTheme="minorHAnsi" w:cstheme="minorHAnsi"/>
+                      <w:sz w:val="28"/>
+                      <w:szCs w:val="28"/>
+                      <w:lang w:val="en-IN"/>
+                    </w:rPr>
+                  </w:pPr>
+                  <w:r>
+                    <w:rPr>
+                      <w:rFonts w:asciiTheme="minorHAnsi" w:hAnsiTheme="minorHAnsi" w:cstheme="minorHAnsi"/>
+                      <w:sz w:val="28"/>
+                      <w:szCs w:val="28"/>
+                      <w:lang w:val="en-IN"/>
+                    </w:rPr>
+                    <w:t>Adjusts for the number of independent variables in the model</w:t>
+                  </w:r>
+                </w:p>
+              </w:tc>
+              <w:tc>
+                <w:tcPr>
+                  <w:tcW w:w="0" w:type="auto"/>
+                  <w:vAlign w:val="center"/>
+                  <w:hideMark/>
+                </w:tcPr>
+                <w:p>
+                  <w:pPr>
+                    <w:pStyle w:val="TableParagraph"/>
+                    <w:rPr>
+                      <w:rFonts w:asciiTheme="minorHAnsi" w:hAnsiTheme="minorHAnsi" w:cstheme="minorHAnsi"/>
+                      <w:sz w:val="28"/>
+                      <w:szCs w:val="28"/>
+                      <w:lang w:val="en-IN"/>
+                    </w:rPr>
+                  </w:pPr>
+                  <w:r>
+                    <w:rPr>
+                      <w:rFonts w:asciiTheme="minorHAnsi" w:hAnsiTheme="minorHAnsi" w:cstheme="minorHAnsi"/>
+                      <w:sz w:val="28"/>
+                      <w:szCs w:val="28"/>
+                      <w:lang w:val="en-IN"/>
+                    </w:rPr>
+                    <w:t>Does not adjust for the number of independent variables in the model</w:t>
+                  </w:r>
+                </w:p>
+              </w:tc>
+            </w:tr>
+            <w:tr>
+              <w:tc>
+                <w:tcPr>
+                  <w:tcW w:w="0" w:type="auto"/>
+                  <w:vAlign w:val="center"/>
+                  <w:hideMark/>
+                </w:tcPr>
+                <w:p>
+                  <w:pPr>
+                    <w:pStyle w:val="TableParagraph"/>
+                    <w:rPr>
+                      <w:rFonts w:asciiTheme="minorHAnsi" w:hAnsiTheme="minorHAnsi" w:cstheme="minorHAnsi"/>
+                      <w:sz w:val="28"/>
+                      <w:szCs w:val="28"/>
+                      <w:lang w:val="en-IN"/>
+                    </w:rPr>
+                  </w:pPr>
+                  <w:r>
+                    <w:rPr>
+                      <w:rFonts w:asciiTheme="minorHAnsi" w:hAnsiTheme="minorHAnsi" w:cstheme="minorHAnsi"/>
+                      <w:sz w:val="28"/>
+                      <w:szCs w:val="28"/>
+                      <w:lang w:val="en-IN"/>
+                    </w:rPr>
+                    <w:t>Penalizes the addition of unnecessary variables that do not significantly improve the model's explanatory power</w:t>
+                  </w:r>
+                </w:p>
+              </w:tc>
+              <w:tc>
+                <w:tcPr>
+                  <w:tcW w:w="0" w:type="auto"/>
+                  <w:vAlign w:val="center"/>
+                  <w:hideMark/>
+                </w:tcPr>
+                <w:p>
+                  <w:pPr>
+                    <w:pStyle w:val="TableParagraph"/>
+                    <w:rPr>
+                      <w:rFonts w:asciiTheme="minorHAnsi" w:hAnsiTheme="minorHAnsi" w:cstheme="minorHAnsi"/>
+                      <w:sz w:val="28"/>
+                      <w:szCs w:val="28"/>
+                      <w:lang w:val="en-IN"/>
+                    </w:rPr>
+                  </w:pPr>
+                  <w:r>
+                    <w:rPr>
+                      <w:rFonts w:asciiTheme="minorHAnsi" w:hAnsiTheme="minorHAnsi" w:cstheme="minorHAnsi"/>
+                      <w:sz w:val="28"/>
+                      <w:szCs w:val="28"/>
+                      <w:lang w:val="en-IN"/>
+                    </w:rPr>
+                    <w:t>Reflects the proportion of the total variation in the dependent variable explained by the set of independent variables</w:t>
+                  </w:r>
+                </w:p>
+              </w:tc>
+            </w:tr>
+            <w:tr>
+              <w:tc>
+                <w:tcPr>
+                  <w:tcW w:w="0" w:type="auto"/>
+                  <w:vAlign w:val="center"/>
+                  <w:hideMark/>
+                </w:tcPr>
+                <w:p>
+                  <w:pPr>
+                    <w:pStyle w:val="TableParagraph"/>
+                    <w:rPr>
+                      <w:rFonts w:asciiTheme="minorHAnsi" w:hAnsiTheme="minorHAnsi" w:cstheme="minorHAnsi"/>
+                      <w:sz w:val="28"/>
+                      <w:szCs w:val="28"/>
+                      <w:lang w:val="en-IN"/>
+                    </w:rPr>
+                  </w:pPr>
+                  <w:r>
+                    <w:rPr>
+                      <w:rFonts w:asciiTheme="minorHAnsi" w:hAnsiTheme="minorHAnsi" w:cstheme="minorHAnsi"/>
+                      <w:sz w:val="28"/>
+                      <w:szCs w:val="28"/>
+                      <w:lang w:val="en-IN"/>
+                    </w:rPr>
+                    <w:t>Can be negative if the model contains a large number of independent variables and the value of R2 is small</w:t>
+                  </w:r>
+                </w:p>
+              </w:tc>
+              <w:tc>
+                <w:tcPr>
+                  <w:tcW w:w="0" w:type="auto"/>
+                  <w:vAlign w:val="center"/>
+                  <w:hideMark/>
+                </w:tcPr>
+                <w:p>
+                  <w:pPr>
+                    <w:pStyle w:val="TableParagraph"/>
+                    <w:rPr>
+                      <w:rFonts w:asciiTheme="minorHAnsi" w:hAnsiTheme="minorHAnsi" w:cstheme="minorHAnsi"/>
+                      <w:sz w:val="28"/>
+                      <w:szCs w:val="28"/>
+                      <w:lang w:val="en-IN"/>
+                    </w:rPr>
+                  </w:pPr>
+                  <w:r>
+                    <w:rPr>
+                      <w:rFonts w:asciiTheme="minorHAnsi" w:hAnsiTheme="minorHAnsi" w:cstheme="minorHAnsi"/>
+                      <w:sz w:val="28"/>
+                      <w:szCs w:val="28"/>
+                      <w:lang w:val="en-IN"/>
+                    </w:rPr>
+                    <w:t>Can range from 0 to 1, where 0 indicates that the independent variables do not explain any variability and 1 indicates that they explain all variability</w:t>
+                  </w:r>
+                </w:p>
+              </w:tc>
+            </w:tr>
+            <w:tr>
+              <w:tc>
+                <w:tcPr>
+                  <w:tcW w:w="0" w:type="auto"/>
+                  <w:vAlign w:val="center"/>
+                  <w:hideMark/>
+                </w:tcPr>
+                <w:p>
+                  <w:pPr>
+                    <w:pStyle w:val="TableParagraph"/>
+                    <w:rPr>
+                      <w:rFonts w:asciiTheme="minorHAnsi" w:hAnsiTheme="minorHAnsi" w:cstheme="minorHAnsi"/>
+                      <w:sz w:val="28"/>
+                      <w:szCs w:val="28"/>
+                      <w:lang w:val="en-IN"/>
+                    </w:rPr>
+                  </w:pPr>
+                  <w:r>
+                    <w:rPr>
+                      <w:rFonts w:asciiTheme="minorHAnsi" w:hAnsiTheme="minorHAnsi" w:cstheme="minorHAnsi"/>
+                      <w:sz w:val="28"/>
+                      <w:szCs w:val="28"/>
+                      <w:lang w:val="en-IN"/>
+                    </w:rPr>
+                    <w:t>Preferred when comparing models with different numbers of independent variables</w:t>
+                  </w:r>
+                </w:p>
+              </w:tc>
+              <w:tc>
+                <w:tcPr>
+                  <w:tcW w:w="0" w:type="auto"/>
+                  <w:vAlign w:val="center"/>
+                  <w:hideMark/>
+                </w:tcPr>
+                <w:p>
+                  <w:pPr>
+                    <w:pStyle w:val="TableParagraph"/>
+                    <w:rPr>
+                      <w:rFonts w:asciiTheme="minorHAnsi" w:hAnsiTheme="minorHAnsi" w:cstheme="minorHAnsi"/>
+                      <w:sz w:val="28"/>
+                      <w:szCs w:val="28"/>
+                      <w:lang w:val="en-IN"/>
+                    </w:rPr>
+                  </w:pPr>
+                  <w:r>
+                    <w:rPr>
+                      <w:rFonts w:asciiTheme="minorHAnsi" w:hAnsiTheme="minorHAnsi" w:cstheme="minorHAnsi"/>
+                      <w:sz w:val="28"/>
+                      <w:szCs w:val="28"/>
+                      <w:lang w:val="en-IN"/>
+                    </w:rPr>
+                    <w:t>Provides a straightforward measure of the model's explanatory power without adjusting for the number of independent variables</w:t>
+                  </w:r>
+                </w:p>
+              </w:tc>
+            </w:tr>
+            <w:tr>
+              <w:tc>
+                <w:tcPr>
+                  <w:tcW w:w="0" w:type="auto"/>
+                  <w:vAlign w:val="center"/>
+                  <w:hideMark/>
+                </w:tcPr>
+                <w:p>
+                  <w:pPr>
+                    <w:pStyle w:val="TableParagraph"/>
+                    <w:rPr>
+                      <w:rFonts w:asciiTheme="minorHAnsi" w:hAnsiTheme="minorHAnsi" w:cstheme="minorHAnsi"/>
+                      <w:sz w:val="28"/>
+                      <w:szCs w:val="28"/>
+                      <w:lang w:val="en-IN"/>
+                    </w:rPr>
+                  </w:pPr>
+                  <w:r>
+                    <w:rPr>
+                      <w:rFonts w:asciiTheme="minorHAnsi" w:hAnsiTheme="minorHAnsi" w:cstheme="minorHAnsi"/>
+                      <w:sz w:val="28"/>
+                      <w:szCs w:val="28"/>
+                      <w:lang w:val="en-IN"/>
+                    </w:rPr>
+                    <w:t>Helps avoid overestimating the impact of adding an independent variable on the amount of variability explained by the regression equation</w:t>
+                  </w:r>
+                </w:p>
+              </w:tc>
+              <w:tc>
+                <w:tcPr>
+                  <w:tcW w:w="0" w:type="auto"/>
+                  <w:vAlign w:val="center"/>
+                  <w:hideMark/>
+                </w:tcPr>
+                <w:p>
+                  <w:pPr>
+                    <w:pStyle w:val="TableParagraph"/>
+                    <w:rPr>
+                      <w:rFonts w:asciiTheme="minorHAnsi" w:hAnsiTheme="minorHAnsi" w:cstheme="minorHAnsi"/>
+                      <w:sz w:val="28"/>
+                      <w:szCs w:val="28"/>
+                      <w:lang w:val="en-IN"/>
+                    </w:rPr>
+                  </w:pPr>
+                  <w:r>
+                    <w:rPr>
+                      <w:rFonts w:asciiTheme="minorHAnsi" w:hAnsiTheme="minorHAnsi" w:cstheme="minorHAnsi"/>
+                      <w:sz w:val="28"/>
+                      <w:szCs w:val="28"/>
+                      <w:lang w:val="en-IN"/>
+                    </w:rPr>
+                    <w:t>Does not compensate for the number of independent variables, potentially leading to overestimation of the model's explanatory power</w:t>
+                  </w:r>
+                </w:p>
+              </w:tc>
+            </w:tr>
+            <w:tr>
+              <w:tc>
+                <w:tcPr>
+                  <w:tcW w:w="0" w:type="auto"/>
+                  <w:vAlign w:val="center"/>
+                  <w:hideMark/>
+                </w:tcPr>
+                <w:p>
+                  <w:pPr>
+                    <w:pStyle w:val="TableParagraph"/>
+                    <w:rPr>
+                      <w:rFonts w:asciiTheme="minorHAnsi" w:hAnsiTheme="minorHAnsi" w:cstheme="minorHAnsi"/>
+                      <w:sz w:val="28"/>
+                      <w:szCs w:val="28"/>
+                      <w:lang w:val="en-IN"/>
+                    </w:rPr>
+                  </w:pPr>
+                  <w:r>
+                    <w:rPr>
+                      <w:rFonts w:asciiTheme="minorHAnsi" w:hAnsiTheme="minorHAnsi" w:cstheme="minorHAnsi"/>
+                      <w:sz w:val="28"/>
+                      <w:szCs w:val="28"/>
+                      <w:lang w:val="en-IN"/>
+                    </w:rPr>
+                    <w:t>Adjusted R2 increases only if the new independent variable improves the model more than expected by chance</w:t>
+                  </w:r>
+                </w:p>
+              </w:tc>
+              <w:tc>
+                <w:tcPr>
+                  <w:tcW w:w="0" w:type="auto"/>
+                  <w:vAlign w:val="center"/>
+                  <w:hideMark/>
+                </w:tcPr>
+                <w:p>
+                  <w:pPr>
+                    <w:pStyle w:val="TableParagraph"/>
+                    <w:rPr>
+                      <w:rFonts w:asciiTheme="minorHAnsi" w:hAnsiTheme="minorHAnsi" w:cstheme="minorHAnsi"/>
+                      <w:sz w:val="28"/>
+                      <w:szCs w:val="28"/>
+                      <w:lang w:val="en-IN"/>
+                    </w:rPr>
+                  </w:pPr>
+                  <w:r>
+                    <w:rPr>
+                      <w:rFonts w:asciiTheme="minorHAnsi" w:hAnsiTheme="minorHAnsi" w:cstheme="minorHAnsi"/>
+                      <w:sz w:val="28"/>
+                      <w:szCs w:val="28"/>
+                      <w:lang w:val="en-IN"/>
+                    </w:rPr>
+                    <w:t>Increases as additional independent variables are added to the model, even if they are not statistically significant</w:t>
+                  </w:r>
+                </w:p>
+              </w:tc>
+            </w:tr>
+          </w:tbl>
+          <w:p>
+            <w:pPr>
+              <w:pStyle w:val="TableParagraph"/>
+              <w:ind w:left="0"/>
+              <w:rPr>
+                <w:rFonts w:asciiTheme="minorHAnsi" w:hAnsiTheme="minorHAnsi" w:cstheme="minorHAnsi"/>
+                <w:sz w:val="8"/>
+                <w:szCs w:val="8"/>
+                <w:lang w:val="en-IN"/>
+              </w:rPr>
+            </w:pPr>
+          </w:p>
+          <w:p>
+            <w:pPr>
+              <w:pStyle w:val="TableParagraph"/>
+              <w:ind w:left="0"/>
+              <w:rPr>
+                <w:rFonts w:asciiTheme="minorHAnsi" w:hAnsiTheme="minorHAnsi" w:cstheme="minorHAnsi"/>
+                <w:sz w:val="28"/>
+                <w:szCs w:val="28"/>
+                <w:lang w:val="en-IN"/>
+              </w:rPr>
+            </w:pPr>
+            <w:r>
+              <w:rPr>
+                <w:rFonts w:asciiTheme="minorHAnsi" w:hAnsiTheme="minorHAnsi" w:cstheme="minorHAnsi"/>
+                <w:sz w:val="28"/>
+                <w:szCs w:val="28"/>
+                <w:lang w:val="en-IN"/>
+              </w:rPr>
+              <w:t xml:space="preserve">In summary, the adjusted multiple </w:t>
+            </w:r>
+            <w:proofErr w:type="gramStart"/>
+            <w:r>
+              <w:rPr>
+                <w:rFonts w:asciiTheme="minorHAnsi" w:hAnsiTheme="minorHAnsi" w:cstheme="minorHAnsi"/>
+                <w:sz w:val="28"/>
+                <w:szCs w:val="28"/>
+                <w:lang w:val="en-IN"/>
+              </w:rPr>
+              <w:t>coefficient</w:t>
+            </w:r>
+            <w:proofErr w:type="gramEnd"/>
+            <w:r>
+              <w:rPr>
+                <w:rFonts w:asciiTheme="minorHAnsi" w:hAnsiTheme="minorHAnsi" w:cstheme="minorHAnsi"/>
+                <w:sz w:val="28"/>
+                <w:szCs w:val="28"/>
+                <w:lang w:val="en-IN"/>
+              </w:rPr>
+              <w:t xml:space="preserve"> of determination adjusts for the number of independent variables in the model and penalizes the addition of unnecessary variables, while the multiple coefficient of determination reflects the proportion of variation in the dependent variable explained by the independent variables without adjusting for the number of variables. The adjusted coefficient is preferred when comparing models with different numbers of independent variables to avoid overestimation.</w:t>
+            </w:r>
+          </w:p>
+        </w:tc>
+      </w:tr>
+    </w:tbl>
+    <w:p>
+      <w:pPr>
+        <w:pStyle w:val="TableParagraph"/>
+        <w:ind w:left="1"/>
+        <w:jc w:val="center"/>
+        <w:rPr>
+          <w:rFonts w:asciiTheme="minorHAnsi" w:hAnsiTheme="minorHAnsi" w:cstheme="minorHAnsi"/>
+          <w:b/>
+          <w:bCs/>
+          <w:sz w:val="28"/>
+          <w:szCs w:val="28"/>
+        </w:rPr>
+        <w:sectPr>
+          <w:pgSz w:w="11913" w:h="11907"/>
           <w:pgMar w:top="142" w:right="573" w:bottom="278" w:left="697" w:header="720" w:footer="720" w:gutter="0"/>
           <w:cols w:space="720"/>
         </w:sectPr>
@@ -1087,7 +5737,6 @@
           <w:p>
             <w:pPr>
               <w:pStyle w:val="TableParagraph"/>
-              <w:spacing w:before="71"/>
               <w:ind w:left="1"/>
               <w:jc w:val="center"/>
               <w:rPr>
@@ -1107,7 +5756,7 @@
                 <w:szCs w:val="28"/>
               </w:rPr>
               <w:lastRenderedPageBreak/>
-              <w:t>7</w:t>
+              <w:t>10</w:t>
             </w:r>
           </w:p>
         </w:tc>
@@ -1118,7 +5767,6 @@
           <w:p>
             <w:pPr>
               <w:pStyle w:val="TableParagraph"/>
-              <w:spacing w:before="71"/>
               <w:ind w:left="0"/>
               <w:rPr>
                 <w:rFonts w:asciiTheme="minorHAnsi" w:hAnsiTheme="minorHAnsi" w:cstheme="minorHAnsi"/>
@@ -1128,6 +5776,48 @@
                 <w:szCs w:val="28"/>
               </w:rPr>
             </w:pPr>
+            <w:r>
+              <w:rPr>
+                <w:rFonts w:asciiTheme="minorHAnsi" w:hAnsiTheme="minorHAnsi" w:cstheme="minorHAnsi"/>
+                <w:b/>
+                <w:bCs/>
+                <w:sz w:val="28"/>
+                <w:szCs w:val="28"/>
+              </w:rPr>
+              <w:t xml:space="preserve">For a multiple regression model with 2 independent variables, </w:t>
+            </w:r>
+            <w:proofErr w:type="spellStart"/>
+            <w:r>
+              <w:rPr>
+                <w:rFonts w:asciiTheme="minorHAnsi" w:hAnsiTheme="minorHAnsi" w:cstheme="minorHAnsi"/>
+                <w:b/>
+                <w:bCs/>
+                <w:sz w:val="28"/>
+                <w:szCs w:val="28"/>
+              </w:rPr>
+              <w:t>R.sq</w:t>
+            </w:r>
+            <w:proofErr w:type="spellEnd"/>
+            <w:r>
+              <w:rPr>
+                <w:rFonts w:asciiTheme="minorHAnsi" w:hAnsiTheme="minorHAnsi" w:cstheme="minorHAnsi"/>
+                <w:b/>
+                <w:bCs/>
+                <w:sz w:val="28"/>
+                <w:szCs w:val="28"/>
+              </w:rPr>
+              <w:t xml:space="preserve"> = 0.904 and adjusted R. sq = 0.88, determine the number of observations (n)</w:t>
+            </w:r>
+            <w:r>
+              <w:rPr>
+                <w:rFonts w:asciiTheme="minorHAnsi" w:hAnsiTheme="minorHAnsi" w:cstheme="minorHAnsi"/>
+                <w:b/>
+                <w:bCs/>
+                <w:sz w:val="28"/>
+                <w:szCs w:val="28"/>
+              </w:rPr>
+              <w:t>.</w:t>
+            </w:r>
           </w:p>
         </w:tc>
       </w:tr>
@@ -1142,7 +5832,6 @@
           <w:p>
             <w:pPr>
               <w:pStyle w:val="TableParagraph"/>
-              <w:spacing w:before="71"/>
               <w:ind w:left="1"/>
               <w:jc w:val="center"/>
               <w:rPr>
@@ -1173,7 +5862,7 @@
                 <w:sz w:val="28"/>
                 <w:szCs w:val="28"/>
               </w:rPr>
-              <w:t>7</w:t>
+              <w:t>10</w:t>
             </w:r>
             <w:r>
               <w:rPr>
@@ -1195,13 +5884,533 @@
           <w:p>
             <w:pPr>
               <w:pStyle w:val="TableParagraph"/>
-              <w:spacing w:before="71"/>
-              <w:rPr>
-                <w:rFonts w:asciiTheme="minorHAnsi" w:hAnsiTheme="minorHAnsi" w:cstheme="minorHAnsi"/>
-                <w:sz w:val="28"/>
-                <w:szCs w:val="28"/>
-              </w:rPr>
-            </w:pPr>
+              <w:rPr>
+                <w:rFonts w:asciiTheme="minorHAnsi" w:hAnsiTheme="minorHAnsi" w:cstheme="minorHAnsi"/>
+                <w:sz w:val="28"/>
+                <w:szCs w:val="28"/>
+                <w:lang w:val="en-IN"/>
+              </w:rPr>
+            </w:pPr>
+            <w:r>
+              <w:rPr>
+                <w:rFonts w:asciiTheme="minorHAnsi" w:hAnsiTheme="minorHAnsi" w:cstheme="minorHAnsi"/>
+                <w:sz w:val="28"/>
+                <w:szCs w:val="28"/>
+                <w:lang w:val="en-IN"/>
+              </w:rPr>
+              <w:t>To determine the number of observations (n) in a multiple regression model with 2 independent variables, given R-squared (R2) = 0.904 and adjusted R-squared (adjusted R2) = 0.88, we can use the formula for adjusted R2:</w:t>
+            </w:r>
+          </w:p>
+          <w:p>
+            <w:pPr>
+              <w:pStyle w:val="TableParagraph"/>
+              <w:rPr>
+                <w:rFonts w:asciiTheme="minorHAnsi" w:hAnsiTheme="minorHAnsi" w:cstheme="minorHAnsi"/>
+                <w:sz w:val="28"/>
+                <w:szCs w:val="28"/>
+                <w:lang w:val="en-IN"/>
+              </w:rPr>
+            </w:pPr>
+          </w:p>
+          <w:p>
+            <w:pPr>
+              <w:pStyle w:val="TableParagraph"/>
+              <w:rPr>
+                <w:rFonts w:asciiTheme="minorHAnsi" w:hAnsiTheme="minorHAnsi" w:cstheme="minorHAnsi"/>
+                <w:sz w:val="28"/>
+                <w:szCs w:val="28"/>
+                <w:lang w:val="en-IN"/>
+              </w:rPr>
+            </w:pPr>
+            <m:oMathPara>
+              <m:oMathParaPr>
+                <m:jc m:val="left"/>
+              </m:oMathParaPr>
+              <m:oMath>
+                <m:r>
+                  <w:rPr>
+                    <w:rFonts w:ascii="Cambria Math" w:hAnsi="Cambria Math" w:cstheme="minorHAnsi"/>
+                    <w:sz w:val="28"/>
+                    <w:szCs w:val="28"/>
+                    <w:lang w:val="en-IN"/>
+                  </w:rPr>
+                  <m:t>Adjusted </m:t>
+                </m:r>
+                <m:sSup>
+                  <m:sSupPr>
+                    <m:ctrlPr>
+                      <w:rPr>
+                        <w:rFonts w:ascii="Cambria Math" w:hAnsi="Cambria Math" w:cstheme="minorHAnsi"/>
+                        <w:i/>
+                        <w:sz w:val="28"/>
+                        <w:szCs w:val="28"/>
+                        <w:vertAlign w:val="superscript"/>
+                        <w:lang w:val="en-IN"/>
+                      </w:rPr>
+                    </m:ctrlPr>
+                  </m:sSupPr>
+                  <m:e>
+                    <m:r>
+                      <w:rPr>
+                        <w:rFonts w:ascii="Cambria Math" w:hAnsi="Cambria Math" w:cstheme="minorHAnsi"/>
+                        <w:sz w:val="28"/>
+                        <w:szCs w:val="28"/>
+                        <w:vertAlign w:val="superscript"/>
+                        <w:lang w:val="en-IN"/>
+                      </w:rPr>
+                      <m:t>R</m:t>
+                    </m:r>
+                  </m:e>
+                  <m:sup>
+                    <m:r>
+                      <w:rPr>
+                        <w:rFonts w:ascii="Cambria Math" w:hAnsi="Cambria Math" w:cstheme="minorHAnsi"/>
+                        <w:sz w:val="28"/>
+                        <w:szCs w:val="28"/>
+                        <w:vertAlign w:val="superscript"/>
+                        <w:lang w:val="en-IN"/>
+                      </w:rPr>
+                      <m:t>2</m:t>
+                    </m:r>
+                  </m:sup>
+                </m:sSup>
+                <m:r>
+                  <w:rPr>
+                    <w:rFonts w:ascii="Cambria Math" w:hAnsi="Cambria Math" w:cstheme="minorHAnsi"/>
+                    <w:sz w:val="28"/>
+                    <w:szCs w:val="28"/>
+                    <w:lang w:val="en-IN"/>
+                  </w:rPr>
+                  <m:t>=1-</m:t>
+                </m:r>
+                <m:d>
+                  <m:dPr>
+                    <m:ctrlPr>
+                      <w:rPr>
+                        <w:rFonts w:ascii="Cambria Math" w:hAnsi="Cambria Math" w:cstheme="minorHAnsi"/>
+                        <w:i/>
+                        <w:sz w:val="28"/>
+                        <w:szCs w:val="28"/>
+                        <w:lang w:val="en-IN"/>
+                      </w:rPr>
+                    </m:ctrlPr>
+                  </m:dPr>
+                  <m:e>
+                    <m:f>
+                      <m:fPr>
+                        <m:ctrlPr>
+                          <w:rPr>
+                            <w:rFonts w:ascii="Cambria Math" w:hAnsi="Cambria Math" w:cstheme="minorHAnsi"/>
+                            <w:i/>
+                            <w:sz w:val="28"/>
+                            <w:szCs w:val="28"/>
+                            <w:lang w:val="en-IN"/>
+                          </w:rPr>
+                        </m:ctrlPr>
+                      </m:fPr>
+                      <m:num>
+                        <m:r>
+                          <w:rPr>
+                            <w:rFonts w:ascii="Cambria Math" w:hAnsi="Cambria Math" w:cstheme="minorHAnsi"/>
+                            <w:sz w:val="28"/>
+                            <w:szCs w:val="28"/>
+                            <w:lang w:val="en-IN"/>
+                          </w:rPr>
+                          <m:t>(1-</m:t>
+                        </m:r>
+                        <m:sSup>
+                          <m:sSupPr>
+                            <m:ctrlPr>
+                              <w:rPr>
+                                <w:rFonts w:ascii="Cambria Math" w:hAnsi="Cambria Math" w:cs="Cambria Math"/>
+                                <w:i/>
+                                <w:sz w:val="28"/>
+                                <w:szCs w:val="28"/>
+                                <w:lang w:val="en-IN"/>
+                              </w:rPr>
+                            </m:ctrlPr>
+                          </m:sSupPr>
+                          <m:e>
+                            <m:r>
+                              <w:rPr>
+                                <w:rFonts w:ascii="Cambria Math" w:hAnsi="Cambria Math" w:cs="Cambria Math"/>
+                                <w:sz w:val="28"/>
+                                <w:szCs w:val="28"/>
+                                <w:lang w:val="en-IN"/>
+                              </w:rPr>
+                              <m:t>R</m:t>
+                            </m:r>
+                          </m:e>
+                          <m:sup>
+                            <m:r>
+                              <w:rPr>
+                                <w:rFonts w:ascii="Cambria Math" w:hAnsi="Cambria Math" w:cs="Cambria Math"/>
+                                <w:sz w:val="28"/>
+                                <w:szCs w:val="28"/>
+                                <w:lang w:val="en-IN"/>
+                              </w:rPr>
+                              <m:t>2</m:t>
+                            </m:r>
+                          </m:sup>
+                        </m:sSup>
+                        <m:r>
+                          <w:rPr>
+                            <w:rFonts w:ascii="Cambria Math" w:hAnsi="Cambria Math" w:cstheme="minorHAnsi"/>
+                            <w:sz w:val="28"/>
+                            <w:szCs w:val="28"/>
+                            <w:lang w:val="en-IN"/>
+                          </w:rPr>
+                          <m:t>)(</m:t>
+                        </m:r>
+                        <m:r>
+                          <w:rPr>
+                            <w:rFonts w:ascii="Cambria Math" w:hAnsi="Cambria Math" w:cs="Cambria Math"/>
+                            <w:sz w:val="28"/>
+                            <w:szCs w:val="28"/>
+                            <w:lang w:val="en-IN"/>
+                          </w:rPr>
+                          <m:t>n</m:t>
+                        </m:r>
+                        <m:r>
+                          <w:rPr>
+                            <w:rFonts w:ascii="Cambria Math" w:hAnsi="Cambria Math" w:cstheme="minorHAnsi"/>
+                            <w:sz w:val="28"/>
+                            <w:szCs w:val="28"/>
+                            <w:lang w:val="en-IN"/>
+                          </w:rPr>
+                          <m:t>-1)</m:t>
+                        </m:r>
+                      </m:num>
+                      <m:den>
+                        <m:r>
+                          <w:rPr>
+                            <w:rFonts w:ascii="Cambria Math" w:hAnsi="Cambria Math" w:cstheme="minorHAnsi"/>
+                            <w:sz w:val="28"/>
+                            <w:szCs w:val="28"/>
+                          </w:rPr>
+                          <m:t>n</m:t>
+                        </m:r>
+                        <m:r>
+                          <w:rPr>
+                            <w:rFonts w:ascii="Cambria Math" w:hAnsi="Cambria Math" w:cstheme="minorHAnsi"/>
+                            <w:sz w:val="28"/>
+                            <w:szCs w:val="28"/>
+                          </w:rPr>
+                          <m:t>-</m:t>
+                        </m:r>
+                        <m:r>
+                          <w:rPr>
+                            <w:rFonts w:ascii="Cambria Math" w:hAnsi="Cambria Math" w:cstheme="minorHAnsi"/>
+                            <w:sz w:val="28"/>
+                            <w:szCs w:val="28"/>
+                          </w:rPr>
+                          <m:t>k</m:t>
+                        </m:r>
+                        <m:r>
+                          <w:rPr>
+                            <w:rFonts w:ascii="Cambria Math" w:hAnsi="Cambria Math" w:cstheme="minorHAnsi"/>
+                            <w:sz w:val="28"/>
+                            <w:szCs w:val="28"/>
+                          </w:rPr>
+                          <m:t>-1</m:t>
+                        </m:r>
+                      </m:den>
+                    </m:f>
+                  </m:e>
+                </m:d>
+              </m:oMath>
+            </m:oMathPara>
+          </w:p>
+          <w:p>
+            <w:pPr>
+              <w:pStyle w:val="TableParagraph"/>
+              <w:rPr>
+                <w:rFonts w:asciiTheme="minorHAnsi" w:hAnsiTheme="minorHAnsi" w:cstheme="minorHAnsi"/>
+                <w:sz w:val="28"/>
+                <w:szCs w:val="28"/>
+                <w:lang w:val="en-IN"/>
+              </w:rPr>
+            </w:pPr>
+          </w:p>
+          <w:p>
+            <w:pPr>
+              <w:pStyle w:val="TableParagraph"/>
+              <w:rPr>
+                <w:rFonts w:asciiTheme="minorHAnsi" w:hAnsiTheme="minorHAnsi" w:cstheme="minorHAnsi"/>
+                <w:sz w:val="28"/>
+                <w:szCs w:val="28"/>
+                <w:lang w:val="en-IN"/>
+              </w:rPr>
+            </w:pPr>
+            <w:r>
+              <w:rPr>
+                <w:rFonts w:asciiTheme="minorHAnsi" w:hAnsiTheme="minorHAnsi" w:cstheme="minorHAnsi"/>
+                <w:sz w:val="28"/>
+                <w:szCs w:val="28"/>
+                <w:lang w:val="en-IN"/>
+              </w:rPr>
+              <w:t>Where:</w:t>
+            </w:r>
+          </w:p>
+          <w:p>
+            <w:pPr>
+              <w:pStyle w:val="TableParagraph"/>
+              <w:numPr>
+                <w:ilvl w:val="0"/>
+                <w:numId w:val="13"/>
+              </w:numPr>
+              <w:rPr>
+                <w:rFonts w:asciiTheme="minorHAnsi" w:hAnsiTheme="minorHAnsi" w:cstheme="minorHAnsi"/>
+                <w:sz w:val="28"/>
+                <w:szCs w:val="28"/>
+                <w:lang w:val="en-IN"/>
+              </w:rPr>
+            </w:pPr>
+            <w:r>
+              <w:rPr>
+                <w:rFonts w:asciiTheme="minorHAnsi" w:hAnsiTheme="minorHAnsi" w:cstheme="minorHAnsi"/>
+                <w:sz w:val="28"/>
+                <w:szCs w:val="28"/>
+                <w:lang w:val="en-IN"/>
+              </w:rPr>
+              <w:t>n is the number of observations</w:t>
+            </w:r>
+          </w:p>
+          <w:p>
+            <w:pPr>
+              <w:pStyle w:val="TableParagraph"/>
+              <w:numPr>
+                <w:ilvl w:val="0"/>
+                <w:numId w:val="13"/>
+              </w:numPr>
+              <w:rPr>
+                <w:rFonts w:asciiTheme="minorHAnsi" w:hAnsiTheme="minorHAnsi" w:cstheme="minorHAnsi"/>
+                <w:sz w:val="28"/>
+                <w:szCs w:val="28"/>
+                <w:lang w:val="en-IN"/>
+              </w:rPr>
+            </w:pPr>
+            <w:r>
+              <w:rPr>
+                <w:rFonts w:asciiTheme="minorHAnsi" w:hAnsiTheme="minorHAnsi" w:cstheme="minorHAnsi"/>
+                <w:sz w:val="28"/>
+                <w:szCs w:val="28"/>
+                <w:lang w:val="en-IN"/>
+              </w:rPr>
+              <w:t>k is the number of independent variables in the model (2 in this case)</w:t>
+            </w:r>
+          </w:p>
+          <w:p>
+            <w:pPr>
+              <w:pStyle w:val="TableParagraph"/>
+              <w:numPr>
+                <w:ilvl w:val="0"/>
+                <w:numId w:val="13"/>
+              </w:numPr>
+              <w:rPr>
+                <w:rFonts w:asciiTheme="minorHAnsi" w:hAnsiTheme="minorHAnsi" w:cstheme="minorHAnsi"/>
+                <w:sz w:val="28"/>
+                <w:szCs w:val="28"/>
+                <w:lang w:val="en-IN"/>
+              </w:rPr>
+            </w:pPr>
+            <w:r>
+              <w:rPr>
+                <w:rFonts w:asciiTheme="minorHAnsi" w:hAnsiTheme="minorHAnsi" w:cstheme="minorHAnsi"/>
+                <w:sz w:val="28"/>
+                <w:szCs w:val="28"/>
+                <w:lang w:val="en-IN"/>
+              </w:rPr>
+              <w:t>R2 is the coefficient of determination (0.904 in this case)</w:t>
+            </w:r>
+          </w:p>
+          <w:p>
+            <w:pPr>
+              <w:pStyle w:val="TableParagraph"/>
+              <w:numPr>
+                <w:ilvl w:val="0"/>
+                <w:numId w:val="13"/>
+              </w:numPr>
+              <w:rPr>
+                <w:rFonts w:asciiTheme="minorHAnsi" w:hAnsiTheme="minorHAnsi" w:cstheme="minorHAnsi"/>
+                <w:sz w:val="28"/>
+                <w:szCs w:val="28"/>
+                <w:lang w:val="en-IN"/>
+              </w:rPr>
+            </w:pPr>
+            <w:r>
+              <w:rPr>
+                <w:rFonts w:asciiTheme="minorHAnsi" w:hAnsiTheme="minorHAnsi" w:cstheme="minorHAnsi"/>
+                <w:sz w:val="28"/>
+                <w:szCs w:val="28"/>
+                <w:lang w:val="en-IN"/>
+              </w:rPr>
+              <w:t>Adjusted R2 is the adjusted coefficient of determination (0.88 in this case)</w:t>
+            </w:r>
+          </w:p>
+          <w:p>
+            <w:pPr>
+              <w:pStyle w:val="TableParagraph"/>
+              <w:ind w:left="720"/>
+              <w:rPr>
+                <w:rFonts w:asciiTheme="minorHAnsi" w:hAnsiTheme="minorHAnsi" w:cstheme="minorHAnsi"/>
+                <w:sz w:val="28"/>
+                <w:szCs w:val="28"/>
+                <w:lang w:val="en-IN"/>
+              </w:rPr>
+            </w:pPr>
+          </w:p>
+          <w:p>
+            <w:pPr>
+              <w:pStyle w:val="TableParagraph"/>
+              <w:rPr>
+                <w:rFonts w:asciiTheme="minorHAnsi" w:hAnsiTheme="minorHAnsi" w:cstheme="minorHAnsi"/>
+                <w:sz w:val="28"/>
+                <w:szCs w:val="28"/>
+                <w:lang w:val="en-IN"/>
+              </w:rPr>
+            </w:pPr>
+            <w:r>
+              <w:rPr>
+                <w:rFonts w:asciiTheme="minorHAnsi" w:hAnsiTheme="minorHAnsi" w:cstheme="minorHAnsi"/>
+                <w:sz w:val="28"/>
+                <w:szCs w:val="28"/>
+                <w:lang w:val="en-IN"/>
+              </w:rPr>
+              <w:t>Given that R2 = 0.904 and adjusted R2 = 0.88, we can substitute these values into the formula and solve for n:</w:t>
+            </w:r>
+          </w:p>
+          <w:p>
+            <w:pPr>
+              <w:pStyle w:val="TableParagraph"/>
+              <w:rPr>
+                <w:rFonts w:asciiTheme="minorHAnsi" w:hAnsiTheme="minorHAnsi" w:cstheme="minorHAnsi"/>
+                <w:sz w:val="28"/>
+                <w:szCs w:val="28"/>
+                <w:lang w:val="en-IN"/>
+              </w:rPr>
+            </w:pPr>
+          </w:p>
+          <w:p>
+            <w:pPr>
+              <w:pStyle w:val="TableParagraph"/>
+              <w:rPr>
+                <w:rFonts w:asciiTheme="minorHAnsi" w:hAnsiTheme="minorHAnsi" w:cstheme="minorHAnsi"/>
+                <w:b/>
+                <w:bCs/>
+                <w:sz w:val="28"/>
+                <w:szCs w:val="28"/>
+                <w:lang w:val="en-IN"/>
+              </w:rPr>
+            </w:pPr>
+            <m:oMathPara>
+              <m:oMathParaPr>
+                <m:jc m:val="left"/>
+              </m:oMathParaPr>
+              <m:oMath>
+                <m:r>
+                  <m:rPr>
+                    <m:sty m:val="b"/>
+                  </m:rPr>
+                  <w:rPr>
+                    <w:rFonts w:ascii="Cambria Math" w:hAnsi="Cambria Math" w:cstheme="minorHAnsi"/>
+                    <w:sz w:val="28"/>
+                    <w:szCs w:val="28"/>
+                    <w:lang w:val="en-IN"/>
+                  </w:rPr>
+                  <m:t>0.88=1-</m:t>
+                </m:r>
+                <m:d>
+                  <m:dPr>
+                    <m:ctrlPr>
+                      <w:rPr>
+                        <w:rFonts w:ascii="Cambria Math" w:hAnsi="Cambria Math" w:cstheme="minorHAnsi"/>
+                        <w:b/>
+                        <w:bCs/>
+                        <w:i/>
+                        <w:sz w:val="28"/>
+                        <w:szCs w:val="28"/>
+                        <w:lang w:val="en-IN"/>
+                      </w:rPr>
+                    </m:ctrlPr>
+                  </m:dPr>
+                  <m:e>
+                    <m:f>
+                      <m:fPr>
+                        <m:ctrlPr>
+                          <w:rPr>
+                            <w:rFonts w:ascii="Cambria Math" w:hAnsi="Cambria Math" w:cstheme="minorHAnsi"/>
+                            <w:b/>
+                            <w:bCs/>
+                            <w:sz w:val="28"/>
+                            <w:szCs w:val="28"/>
+                            <w:lang w:val="en-IN"/>
+                          </w:rPr>
+                        </m:ctrlPr>
+                      </m:fPr>
+                      <m:num>
+                        <m:r>
+                          <m:rPr>
+                            <m:sty m:val="b"/>
+                          </m:rPr>
+                          <w:rPr>
+                            <w:rFonts w:ascii="Cambria Math" w:hAnsi="Cambria Math" w:cstheme="minorHAnsi"/>
+                            <w:sz w:val="28"/>
+                            <w:szCs w:val="28"/>
+                            <w:lang w:val="en-IN"/>
+                          </w:rPr>
+                          <m:t>(1-0.904)(n-1)</m:t>
+                        </m:r>
+                      </m:num>
+                      <m:den>
+                        <m:r>
+                          <m:rPr>
+                            <m:sty m:val="b"/>
+                          </m:rPr>
+                          <w:rPr>
+                            <w:rFonts w:ascii="Cambria Math" w:hAnsi="Cambria Math" w:cstheme="minorHAnsi"/>
+                            <w:sz w:val="28"/>
+                            <w:szCs w:val="28"/>
+                            <w:lang w:val="en-IN"/>
+                          </w:rPr>
+                          <m:t>n-2</m:t>
+                        </m:r>
+                      </m:den>
+                    </m:f>
+                  </m:e>
+                </m:d>
+              </m:oMath>
+            </m:oMathPara>
+          </w:p>
+          <w:p>
+            <w:pPr>
+              <w:pStyle w:val="TableParagraph"/>
+              <w:rPr>
+                <w:rFonts w:asciiTheme="minorHAnsi" w:hAnsiTheme="minorHAnsi" w:cstheme="minorHAnsi"/>
+                <w:sz w:val="28"/>
+                <w:szCs w:val="28"/>
+                <w:lang w:val="en-IN"/>
+              </w:rPr>
+            </w:pPr>
+          </w:p>
+          <w:p>
+            <w:pPr>
+              <w:pStyle w:val="TableParagraph"/>
+              <w:rPr>
+                <w:rFonts w:asciiTheme="minorHAnsi" w:hAnsiTheme="minorHAnsi" w:cstheme="minorHAnsi"/>
+                <w:sz w:val="28"/>
+                <w:szCs w:val="28"/>
+              </w:rPr>
+            </w:pPr>
+            <w:r>
+              <w:rPr>
+                <w:rFonts w:asciiTheme="minorHAnsi" w:hAnsiTheme="minorHAnsi" w:cstheme="minorHAnsi"/>
+                <w:sz w:val="28"/>
+                <w:szCs w:val="28"/>
+                <w:lang w:val="en-IN"/>
+              </w:rPr>
+              <w:t>Solving this equation will give us the number of observations (n) in the multiple regression model with 2 independent variables.</w:t>
+            </w:r>
           </w:p>
         </w:tc>
       </w:tr>
@@ -1219,7 +6428,7 @@
           <w:szCs w:val="28"/>
         </w:rPr>
         <w:sectPr>
-          <w:pgSz w:w="11913" w:h="10773"/>
+          <w:pgSz w:w="11913" w:h="9639"/>
           <w:pgMar w:top="142" w:right="573" w:bottom="278" w:left="697" w:header="720" w:footer="720" w:gutter="0"/>
           <w:cols w:space="720"/>
         </w:sectPr>
@@ -1270,7 +6479,7 @@
                 <w:szCs w:val="28"/>
               </w:rPr>
               <w:lastRenderedPageBreak/>
-              <w:t>8</w:t>
+              <w:t>11</w:t>
             </w:r>
           </w:p>
         </w:tc>
@@ -1290,6 +6499,16 @@
                 <w:szCs w:val="28"/>
               </w:rPr>
             </w:pPr>
+            <w:r>
+              <w:rPr>
+                <w:rFonts w:asciiTheme="minorHAnsi" w:hAnsiTheme="minorHAnsi" w:cstheme="minorHAnsi"/>
+                <w:b/>
+                <w:bCs/>
+                <w:sz w:val="28"/>
+                <w:szCs w:val="28"/>
+              </w:rPr>
+              <w:t>Explain F-test and t-test used in Multiple regression and compare the two.</w:t>
+            </w:r>
           </w:p>
         </w:tc>
       </w:tr>
@@ -1334,7 +6553,7 @@
                 <w:sz w:val="28"/>
                 <w:szCs w:val="28"/>
               </w:rPr>
-              <w:t>8</w:t>
+              <w:t>11</w:t>
             </w:r>
             <w:r>
               <w:rPr>
@@ -1358,10 +6577,254 @@
               <w:pStyle w:val="TableParagraph"/>
               <w:rPr>
                 <w:rFonts w:asciiTheme="minorHAnsi" w:hAnsiTheme="minorHAnsi" w:cstheme="minorHAnsi"/>
-                <w:sz w:val="28"/>
-                <w:szCs w:val="28"/>
-              </w:rPr>
-            </w:pPr>
+                <w:b/>
+                <w:bCs/>
+                <w:sz w:val="28"/>
+                <w:szCs w:val="28"/>
+              </w:rPr>
+            </w:pPr>
+            <w:r>
+              <w:rPr>
+                <w:rFonts w:asciiTheme="minorHAnsi" w:hAnsiTheme="minorHAnsi" w:cstheme="minorHAnsi"/>
+                <w:b/>
+                <w:bCs/>
+                <w:sz w:val="28"/>
+                <w:szCs w:val="28"/>
+              </w:rPr>
+              <w:t>F-Test and t-Test in Multiple Regression</w:t>
+            </w:r>
+          </w:p>
+          <w:p>
+            <w:pPr>
+              <w:pStyle w:val="TableParagraph"/>
+              <w:rPr>
+                <w:rFonts w:asciiTheme="minorHAnsi" w:hAnsiTheme="minorHAnsi" w:cstheme="minorHAnsi"/>
+                <w:sz w:val="28"/>
+                <w:szCs w:val="28"/>
+              </w:rPr>
+            </w:pPr>
+            <w:r>
+              <w:rPr>
+                <w:rFonts w:asciiTheme="minorHAnsi" w:hAnsiTheme="minorHAnsi" w:cstheme="minorHAnsi"/>
+                <w:sz w:val="28"/>
+                <w:szCs w:val="28"/>
+              </w:rPr>
+              <w:t>In multiple regression, the F-test and t-test are used to evaluate the significance of the estimated regression coefficients.</w:t>
+            </w:r>
+          </w:p>
+          <w:p>
+            <w:pPr>
+              <w:pStyle w:val="TableParagraph"/>
+              <w:rPr>
+                <w:rFonts w:asciiTheme="minorHAnsi" w:hAnsiTheme="minorHAnsi" w:cstheme="minorHAnsi"/>
+                <w:sz w:val="28"/>
+                <w:szCs w:val="28"/>
+              </w:rPr>
+            </w:pPr>
+          </w:p>
+          <w:p>
+            <w:pPr>
+              <w:pStyle w:val="TableParagraph"/>
+              <w:rPr>
+                <w:rFonts w:asciiTheme="minorHAnsi" w:hAnsiTheme="minorHAnsi" w:cstheme="minorHAnsi"/>
+                <w:b/>
+                <w:bCs/>
+                <w:sz w:val="28"/>
+                <w:szCs w:val="28"/>
+              </w:rPr>
+            </w:pPr>
+            <w:r>
+              <w:rPr>
+                <w:rFonts w:asciiTheme="minorHAnsi" w:hAnsiTheme="minorHAnsi" w:cstheme="minorHAnsi"/>
+                <w:b/>
+                <w:bCs/>
+                <w:sz w:val="28"/>
+                <w:szCs w:val="28"/>
+              </w:rPr>
+              <w:t>F-Test</w:t>
+            </w:r>
+          </w:p>
+          <w:p>
+            <w:pPr>
+              <w:pStyle w:val="TableParagraph"/>
+              <w:rPr>
+                <w:rFonts w:asciiTheme="minorHAnsi" w:hAnsiTheme="minorHAnsi" w:cstheme="minorHAnsi"/>
+                <w:sz w:val="28"/>
+                <w:szCs w:val="28"/>
+              </w:rPr>
+            </w:pPr>
+            <w:r>
+              <w:rPr>
+                <w:rFonts w:asciiTheme="minorHAnsi" w:hAnsiTheme="minorHAnsi" w:cstheme="minorHAnsi"/>
+                <w:sz w:val="28"/>
+                <w:szCs w:val="28"/>
+              </w:rPr>
+              <w:t>The F-test is used to test the overall significance of the regression model. It tests the null hypothesis that all the regression coefficients are equal to zero, against the alternative hypothesis that at least one of the coefficients is not equal to zero. The F-test is based on the F-statistic, which is the ratio of the explained variance (sum of squares due to regression) to the unexplained variance (sum of squares due to error).</w:t>
+            </w:r>
+          </w:p>
+          <w:p>
+            <w:pPr>
+              <w:pStyle w:val="TableParagraph"/>
+              <w:rPr>
+                <w:rFonts w:asciiTheme="minorHAnsi" w:hAnsiTheme="minorHAnsi" w:cstheme="minorHAnsi"/>
+                <w:sz w:val="28"/>
+                <w:szCs w:val="28"/>
+              </w:rPr>
+            </w:pPr>
+          </w:p>
+          <w:p>
+            <w:pPr>
+              <w:pStyle w:val="TableParagraph"/>
+              <w:rPr>
+                <w:rFonts w:asciiTheme="minorHAnsi" w:hAnsiTheme="minorHAnsi" w:cstheme="minorHAnsi"/>
+                <w:b/>
+                <w:bCs/>
+                <w:sz w:val="28"/>
+                <w:szCs w:val="28"/>
+              </w:rPr>
+            </w:pPr>
+            <w:r>
+              <w:rPr>
+                <w:rFonts w:asciiTheme="minorHAnsi" w:hAnsiTheme="minorHAnsi" w:cstheme="minorHAnsi"/>
+                <w:b/>
+                <w:bCs/>
+                <w:sz w:val="28"/>
+                <w:szCs w:val="28"/>
+              </w:rPr>
+              <w:t>t-Test</w:t>
+            </w:r>
+          </w:p>
+          <w:p>
+            <w:pPr>
+              <w:pStyle w:val="TableParagraph"/>
+              <w:rPr>
+                <w:rFonts w:asciiTheme="minorHAnsi" w:hAnsiTheme="minorHAnsi" w:cstheme="minorHAnsi"/>
+                <w:sz w:val="28"/>
+                <w:szCs w:val="28"/>
+              </w:rPr>
+            </w:pPr>
+            <w:r>
+              <w:rPr>
+                <w:rFonts w:asciiTheme="minorHAnsi" w:hAnsiTheme="minorHAnsi" w:cstheme="minorHAnsi"/>
+                <w:sz w:val="28"/>
+                <w:szCs w:val="28"/>
+              </w:rPr>
+              <w:t>The t-test is used to test the significance of each individual regression coefficient. It tests the null hypothesis that a particular regression coefficient is equal to zero, against the alternative hypothesis that it is not equal to zero. The t-test is based on the t-statistic, which is the ratio of the estimated coefficient to its standard error.</w:t>
+            </w:r>
+          </w:p>
+          <w:p>
+            <w:pPr>
+              <w:pStyle w:val="TableParagraph"/>
+              <w:rPr>
+                <w:rFonts w:asciiTheme="minorHAnsi" w:hAnsiTheme="minorHAnsi" w:cstheme="minorHAnsi"/>
+                <w:sz w:val="28"/>
+                <w:szCs w:val="28"/>
+              </w:rPr>
+            </w:pPr>
+          </w:p>
+          <w:p>
+            <w:pPr>
+              <w:pStyle w:val="TableParagraph"/>
+              <w:rPr>
+                <w:rFonts w:asciiTheme="minorHAnsi" w:hAnsiTheme="minorHAnsi" w:cstheme="minorHAnsi"/>
+                <w:b/>
+                <w:bCs/>
+                <w:sz w:val="28"/>
+                <w:szCs w:val="28"/>
+              </w:rPr>
+            </w:pPr>
+            <w:r>
+              <w:rPr>
+                <w:rFonts w:asciiTheme="minorHAnsi" w:hAnsiTheme="minorHAnsi" w:cstheme="minorHAnsi"/>
+                <w:b/>
+                <w:bCs/>
+                <w:sz w:val="28"/>
+                <w:szCs w:val="28"/>
+              </w:rPr>
+              <w:t>Comparison between F-Test and t-Test</w:t>
+            </w:r>
+          </w:p>
+          <w:p>
+            <w:pPr>
+              <w:pStyle w:val="TableParagraph"/>
+              <w:rPr>
+                <w:rFonts w:asciiTheme="minorHAnsi" w:hAnsiTheme="minorHAnsi" w:cstheme="minorHAnsi"/>
+                <w:sz w:val="28"/>
+                <w:szCs w:val="28"/>
+              </w:rPr>
+            </w:pPr>
+            <w:r>
+              <w:rPr>
+                <w:rFonts w:asciiTheme="minorHAnsi" w:hAnsiTheme="minorHAnsi" w:cstheme="minorHAnsi"/>
+                <w:sz w:val="28"/>
+                <w:szCs w:val="28"/>
+              </w:rPr>
+              <w:t>The F-test and t-test are both used to evaluate the significance of the estimated regression coefficients in multiple regression. However, they serve different purposes.</w:t>
+            </w:r>
+          </w:p>
+          <w:p>
+            <w:pPr>
+              <w:pStyle w:val="TableParagraph"/>
+              <w:rPr>
+                <w:rFonts w:asciiTheme="minorHAnsi" w:hAnsiTheme="minorHAnsi" w:cstheme="minorHAnsi"/>
+                <w:sz w:val="28"/>
+                <w:szCs w:val="28"/>
+              </w:rPr>
+            </w:pPr>
+            <w:r>
+              <w:rPr>
+                <w:rFonts w:asciiTheme="minorHAnsi" w:hAnsiTheme="minorHAnsi" w:cstheme="minorHAnsi"/>
+                <w:sz w:val="28"/>
+                <w:szCs w:val="28"/>
+              </w:rPr>
+              <w:t>The F-test is used to test the overall significance of the regression model, while the t-test is used to test the significance of each individual regression coefficient.</w:t>
+            </w:r>
+          </w:p>
+          <w:p>
+            <w:pPr>
+              <w:pStyle w:val="TableParagraph"/>
+              <w:rPr>
+                <w:rFonts w:asciiTheme="minorHAnsi" w:hAnsiTheme="minorHAnsi" w:cstheme="minorHAnsi"/>
+                <w:sz w:val="28"/>
+                <w:szCs w:val="28"/>
+              </w:rPr>
+            </w:pPr>
+            <w:r>
+              <w:rPr>
+                <w:rFonts w:asciiTheme="minorHAnsi" w:hAnsiTheme="minorHAnsi" w:cstheme="minorHAnsi"/>
+                <w:sz w:val="28"/>
+                <w:szCs w:val="28"/>
+              </w:rPr>
+              <w:t>The F-test is based on the F-statistic, which is the ratio of the explained variance to the unexplained variance, while the t-test is based on the t-statistic, which is the ratio of the estimated coefficient to its standard error.</w:t>
+            </w:r>
+          </w:p>
+          <w:p>
+            <w:pPr>
+              <w:pStyle w:val="TableParagraph"/>
+              <w:rPr>
+                <w:rFonts w:asciiTheme="minorHAnsi" w:hAnsiTheme="minorHAnsi" w:cstheme="minorHAnsi"/>
+                <w:sz w:val="8"/>
+                <w:szCs w:val="8"/>
+              </w:rPr>
+            </w:pPr>
+          </w:p>
+          <w:p>
+            <w:pPr>
+              <w:pStyle w:val="TableParagraph"/>
+              <w:rPr>
+                <w:rFonts w:asciiTheme="minorHAnsi" w:hAnsiTheme="minorHAnsi" w:cstheme="minorHAnsi"/>
+                <w:sz w:val="28"/>
+                <w:szCs w:val="28"/>
+              </w:rPr>
+            </w:pPr>
+            <w:r>
+              <w:rPr>
+                <w:rFonts w:asciiTheme="minorHAnsi" w:hAnsiTheme="minorHAnsi" w:cstheme="minorHAnsi"/>
+                <w:sz w:val="28"/>
+                <w:szCs w:val="28"/>
+              </w:rPr>
+              <w:t>In summary, the F-test and t-test are both important tools in multiple regression analysis, and they are used to evaluate the significance of the estimated regression coefficients. The F-test is used to test the overall significance of the regression model, while the t-test is used to test the significance of each individual regression coefficient.</w:t>
+            </w:r>
           </w:p>
         </w:tc>
       </w:tr>
@@ -1372,14 +6835,13 @@
         <w:ind w:left="1"/>
         <w:jc w:val="center"/>
         <w:rPr>
-          <w:rFonts w:asciiTheme="minorHAnsi" w:hAnsiTheme="minorHAnsi" w:cstheme="minorHAnsi"/>
           <w:b/>
           <w:bCs/>
           <w:sz w:val="28"/>
           <w:szCs w:val="28"/>
         </w:rPr>
         <w:sectPr>
-          <w:pgSz w:w="11913" w:h="10206"/>
+          <w:pgSz w:w="11913" w:h="11907"/>
           <w:pgMar w:top="142" w:right="573" w:bottom="278" w:left="697" w:header="720" w:footer="720" w:gutter="0"/>
           <w:cols w:space="720"/>
         </w:sectPr>
@@ -1417,20 +6879,29 @@
                 <w:rFonts w:asciiTheme="minorHAnsi" w:hAnsiTheme="minorHAnsi" w:cstheme="minorHAnsi"/>
                 <w:b/>
                 <w:bCs/>
-                <w:sz w:val="28"/>
-                <w:szCs w:val="28"/>
-              </w:rPr>
-            </w:pPr>
-            <w:r>
-              <w:rPr>
-                <w:rFonts w:asciiTheme="minorHAnsi" w:hAnsiTheme="minorHAnsi" w:cstheme="minorHAnsi"/>
+                <w:color w:val="FF0000"/>
+                <w:sz w:val="28"/>
+                <w:szCs w:val="28"/>
+              </w:rPr>
+            </w:pPr>
+            <w:r>
+              <w:rPr>
                 <w:b/>
                 <w:bCs/>
                 <w:sz w:val="28"/>
                 <w:szCs w:val="28"/>
               </w:rPr>
               <w:lastRenderedPageBreak/>
-              <w:t>9</w:t>
+              <w:t>1</w:t>
+            </w:r>
+            <w:r>
+              <w:rPr>
+                <w:b/>
+                <w:bCs/>
+                <w:sz w:val="28"/>
+                <w:szCs w:val="28"/>
+              </w:rPr>
+              <w:t>2</w:t>
             </w:r>
           </w:p>
         </w:tc>
@@ -1450,6 +6921,16 @@
                 <w:szCs w:val="28"/>
               </w:rPr>
             </w:pPr>
+            <w:r>
+              <w:rPr>
+                <w:rFonts w:asciiTheme="minorHAnsi" w:hAnsiTheme="minorHAnsi" w:cstheme="minorHAnsi"/>
+                <w:b/>
+                <w:bCs/>
+                <w:sz w:val="28"/>
+                <w:szCs w:val="28"/>
+              </w:rPr>
+              <w:t>State how categorical variables are handled in regression analysis.</w:t>
+            </w:r>
           </w:p>
         </w:tc>
       </w:tr>
@@ -1470,21 +6951,11 @@
                 <w:rFonts w:asciiTheme="minorHAnsi" w:hAnsiTheme="minorHAnsi" w:cstheme="minorHAnsi"/>
                 <w:b/>
                 <w:bCs/>
-                <w:sz w:val="28"/>
-                <w:szCs w:val="28"/>
-              </w:rPr>
-            </w:pPr>
-            <w:r>
-              <w:rPr>
-                <w:rFonts w:asciiTheme="minorHAnsi" w:hAnsiTheme="minorHAnsi" w:cstheme="minorHAnsi"/>
-                <w:b/>
-                <w:bCs/>
                 <w:color w:val="FF0000"/>
                 <w:sz w:val="28"/>
                 <w:szCs w:val="28"/>
               </w:rPr>
-              <w:t>Ans.</w:t>
-            </w:r>
+            </w:pPr>
             <w:r>
               <w:rPr>
                 <w:rFonts w:asciiTheme="minorHAnsi" w:hAnsiTheme="minorHAnsi" w:cstheme="minorHAnsi"/>
@@ -1494,7 +6965,18 @@
                 <w:sz w:val="28"/>
                 <w:szCs w:val="28"/>
               </w:rPr>
-              <w:t>9</w:t>
+              <w:t>Ans.1</w:t>
+            </w:r>
+            <w:r>
+              <w:rPr>
+                <w:rFonts w:asciiTheme="minorHAnsi" w:hAnsiTheme="minorHAnsi" w:cstheme="minorHAnsi"/>
+                <w:b/>
+                <w:bCs/>
+                <w:color w:val="FF0000"/>
+                <w:sz w:val="28"/>
+                <w:szCs w:val="28"/>
+              </w:rPr>
+              <w:t>2</w:t>
             </w:r>
             <w:r>
               <w:rPr>
@@ -1518,1441 +7000,227 @@
               <w:pStyle w:val="TableParagraph"/>
               <w:rPr>
                 <w:rFonts w:asciiTheme="minorHAnsi" w:hAnsiTheme="minorHAnsi" w:cstheme="minorHAnsi"/>
-                <w:sz w:val="28"/>
-                <w:szCs w:val="28"/>
-              </w:rPr>
-            </w:pPr>
-          </w:p>
-        </w:tc>
-      </w:tr>
-    </w:tbl>
-    <w:p>
-      <w:pPr>
-        <w:pStyle w:val="TableParagraph"/>
-        <w:ind w:left="1"/>
-        <w:jc w:val="center"/>
-        <w:rPr>
-          <w:rFonts w:asciiTheme="minorHAnsi" w:hAnsiTheme="minorHAnsi" w:cstheme="minorHAnsi"/>
-          <w:b/>
-          <w:bCs/>
-          <w:sz w:val="28"/>
-          <w:szCs w:val="28"/>
-        </w:rPr>
-        <w:sectPr>
-          <w:pgSz w:w="11913" w:h="13041"/>
-          <w:pgMar w:top="142" w:right="573" w:bottom="278" w:left="697" w:header="720" w:footer="720" w:gutter="0"/>
-          <w:cols w:space="720"/>
-        </w:sectPr>
-      </w:pPr>
-    </w:p>
-    <w:tbl>
-      <w:tblPr>
-        <w:tblW w:w="11340" w:type="dxa"/>
-        <w:tblInd w:w="-562" w:type="dxa"/>
-        <w:tblLayout w:type="fixed"/>
-        <w:tblCellMar>
-          <w:left w:w="0" w:type="dxa"/>
-          <w:right w:w="0" w:type="dxa"/>
-        </w:tblCellMar>
-        <w:tblLook w:val="01E0" w:firstRow="1" w:lastRow="1" w:firstColumn="1" w:lastColumn="1" w:noHBand="0" w:noVBand="0"/>
-      </w:tblPr>
-      <w:tblGrid>
-        <w:gridCol w:w="993"/>
-        <w:gridCol w:w="10347"/>
-      </w:tblGrid>
-      <w:tr>
-        <w:trPr>
-          <w:trHeight w:val="20"/>
-        </w:trPr>
-        <w:tc>
-          <w:tcPr>
-            <w:tcW w:w="993" w:type="dxa"/>
-          </w:tcPr>
-          <w:p>
-            <w:pPr>
-              <w:pStyle w:val="TableParagraph"/>
-              <w:ind w:left="1"/>
-              <w:jc w:val="center"/>
-              <w:rPr>
-                <w:rFonts w:asciiTheme="minorHAnsi" w:hAnsiTheme="minorHAnsi" w:cstheme="minorHAnsi"/>
-                <w:b/>
-                <w:bCs/>
-                <w:sz w:val="28"/>
-                <w:szCs w:val="28"/>
-              </w:rPr>
-            </w:pPr>
-            <w:r>
-              <w:rPr>
-                <w:rFonts w:asciiTheme="minorHAnsi" w:hAnsiTheme="minorHAnsi" w:cstheme="minorHAnsi"/>
-                <w:b/>
-                <w:bCs/>
-                <w:sz w:val="28"/>
-                <w:szCs w:val="28"/>
-              </w:rPr>
-              <w:lastRenderedPageBreak/>
-              <w:t>10</w:t>
-            </w:r>
-          </w:p>
-        </w:tc>
-        <w:tc>
-          <w:tcPr>
-            <w:tcW w:w="10347" w:type="dxa"/>
-          </w:tcPr>
-          <w:p>
-            <w:pPr>
-              <w:pStyle w:val="TableParagraph"/>
-              <w:ind w:left="0"/>
-              <w:rPr>
-                <w:rFonts w:asciiTheme="minorHAnsi" w:hAnsiTheme="minorHAnsi" w:cstheme="minorHAnsi"/>
-                <w:b/>
-                <w:bCs/>
-                <w:sz w:val="28"/>
-                <w:szCs w:val="28"/>
-              </w:rPr>
-            </w:pPr>
-          </w:p>
-        </w:tc>
-      </w:tr>
-      <w:tr>
-        <w:trPr>
-          <w:trHeight w:val="20"/>
-        </w:trPr>
-        <w:tc>
-          <w:tcPr>
-            <w:tcW w:w="993" w:type="dxa"/>
-          </w:tcPr>
-          <w:p>
-            <w:pPr>
-              <w:pStyle w:val="TableParagraph"/>
-              <w:ind w:left="1"/>
-              <w:jc w:val="center"/>
-              <w:rPr>
-                <w:rFonts w:asciiTheme="minorHAnsi" w:hAnsiTheme="minorHAnsi" w:cstheme="minorHAnsi"/>
-                <w:b/>
-                <w:bCs/>
-                <w:sz w:val="28"/>
-                <w:szCs w:val="28"/>
-              </w:rPr>
-            </w:pPr>
-            <w:r>
-              <w:rPr>
-                <w:rFonts w:asciiTheme="minorHAnsi" w:hAnsiTheme="minorHAnsi" w:cstheme="minorHAnsi"/>
-                <w:b/>
-                <w:bCs/>
-                <w:color w:val="FF0000"/>
-                <w:sz w:val="28"/>
-                <w:szCs w:val="28"/>
-              </w:rPr>
-              <w:t>Ans.</w:t>
-            </w:r>
-            <w:r>
-              <w:rPr>
-                <w:rFonts w:asciiTheme="minorHAnsi" w:hAnsiTheme="minorHAnsi" w:cstheme="minorHAnsi"/>
-                <w:b/>
-                <w:bCs/>
-                <w:color w:val="FF0000"/>
-                <w:sz w:val="28"/>
-                <w:szCs w:val="28"/>
-              </w:rPr>
-              <w:t>10</w:t>
-            </w:r>
-            <w:r>
-              <w:rPr>
-                <w:rFonts w:asciiTheme="minorHAnsi" w:hAnsiTheme="minorHAnsi" w:cstheme="minorHAnsi"/>
-                <w:b/>
-                <w:bCs/>
-                <w:color w:val="FF0000"/>
-                <w:sz w:val="28"/>
-                <w:szCs w:val="28"/>
-              </w:rPr>
-              <w:t>)</w:t>
-            </w:r>
-          </w:p>
-        </w:tc>
-        <w:tc>
-          <w:tcPr>
-            <w:tcW w:w="10347" w:type="dxa"/>
-          </w:tcPr>
-          <w:p>
-            <w:pPr>
-              <w:pStyle w:val="TableParagraph"/>
-              <w:rPr>
-                <w:rFonts w:asciiTheme="minorHAnsi" w:hAnsiTheme="minorHAnsi" w:cstheme="minorHAnsi"/>
-                <w:sz w:val="28"/>
-                <w:szCs w:val="28"/>
-              </w:rPr>
-            </w:pPr>
-          </w:p>
-        </w:tc>
-      </w:tr>
-    </w:tbl>
-    <w:p>
-      <w:pPr>
-        <w:pStyle w:val="TableParagraph"/>
-        <w:ind w:left="1"/>
-        <w:jc w:val="center"/>
-        <w:rPr>
-          <w:rFonts w:asciiTheme="minorHAnsi" w:hAnsiTheme="minorHAnsi" w:cstheme="minorHAnsi"/>
-          <w:b/>
-          <w:bCs/>
-          <w:sz w:val="28"/>
-          <w:szCs w:val="28"/>
-        </w:rPr>
-        <w:sectPr>
-          <w:pgSz w:w="11913" w:h="14175"/>
-          <w:pgMar w:top="142" w:right="573" w:bottom="278" w:left="697" w:header="720" w:footer="720" w:gutter="0"/>
-          <w:cols w:space="720"/>
-        </w:sectPr>
-      </w:pPr>
-    </w:p>
-    <w:tbl>
-      <w:tblPr>
-        <w:tblW w:w="11340" w:type="dxa"/>
-        <w:tblInd w:w="-562" w:type="dxa"/>
-        <w:tblLayout w:type="fixed"/>
-        <w:tblCellMar>
-          <w:left w:w="0" w:type="dxa"/>
-          <w:right w:w="0" w:type="dxa"/>
-        </w:tblCellMar>
-        <w:tblLook w:val="01E0" w:firstRow="1" w:lastRow="1" w:firstColumn="1" w:lastColumn="1" w:noHBand="0" w:noVBand="0"/>
-      </w:tblPr>
-      <w:tblGrid>
-        <w:gridCol w:w="993"/>
-        <w:gridCol w:w="10347"/>
-      </w:tblGrid>
-      <w:tr>
-        <w:trPr>
-          <w:trHeight w:val="20"/>
-        </w:trPr>
-        <w:tc>
-          <w:tcPr>
-            <w:tcW w:w="993" w:type="dxa"/>
-          </w:tcPr>
-          <w:p>
-            <w:pPr>
-              <w:pStyle w:val="TableParagraph"/>
-              <w:ind w:left="1"/>
-              <w:jc w:val="center"/>
-              <w:rPr>
-                <w:rFonts w:asciiTheme="minorHAnsi" w:hAnsiTheme="minorHAnsi" w:cstheme="minorHAnsi"/>
-                <w:b/>
-                <w:bCs/>
-                <w:sz w:val="28"/>
-                <w:szCs w:val="28"/>
-              </w:rPr>
-            </w:pPr>
-            <w:r>
-              <w:rPr>
-                <w:rFonts w:asciiTheme="minorHAnsi" w:hAnsiTheme="minorHAnsi" w:cstheme="minorHAnsi"/>
-                <w:b/>
-                <w:bCs/>
-                <w:sz w:val="28"/>
-                <w:szCs w:val="28"/>
-              </w:rPr>
-              <w:lastRenderedPageBreak/>
-              <w:t>11</w:t>
-            </w:r>
-          </w:p>
-        </w:tc>
-        <w:tc>
-          <w:tcPr>
-            <w:tcW w:w="10347" w:type="dxa"/>
-          </w:tcPr>
-          <w:p>
-            <w:pPr>
-              <w:pStyle w:val="TableParagraph"/>
-              <w:ind w:left="0"/>
-              <w:rPr>
-                <w:rFonts w:asciiTheme="minorHAnsi" w:hAnsiTheme="minorHAnsi" w:cstheme="minorHAnsi"/>
-                <w:b/>
-                <w:bCs/>
-                <w:sz w:val="28"/>
-                <w:szCs w:val="28"/>
-              </w:rPr>
-            </w:pPr>
-          </w:p>
-        </w:tc>
-      </w:tr>
-      <w:tr>
-        <w:trPr>
-          <w:trHeight w:val="20"/>
-        </w:trPr>
-        <w:tc>
-          <w:tcPr>
-            <w:tcW w:w="993" w:type="dxa"/>
-          </w:tcPr>
-          <w:p>
-            <w:pPr>
-              <w:pStyle w:val="TableParagraph"/>
-              <w:ind w:left="1"/>
-              <w:jc w:val="center"/>
-              <w:rPr>
-                <w:rFonts w:asciiTheme="minorHAnsi" w:hAnsiTheme="minorHAnsi" w:cstheme="minorHAnsi"/>
-                <w:b/>
-                <w:bCs/>
-                <w:sz w:val="28"/>
-                <w:szCs w:val="28"/>
-              </w:rPr>
-            </w:pPr>
-            <w:r>
-              <w:rPr>
-                <w:rFonts w:asciiTheme="minorHAnsi" w:hAnsiTheme="minorHAnsi" w:cstheme="minorHAnsi"/>
-                <w:b/>
-                <w:bCs/>
-                <w:color w:val="FF0000"/>
-                <w:sz w:val="28"/>
-                <w:szCs w:val="28"/>
-              </w:rPr>
-              <w:t>Ans.</w:t>
-            </w:r>
-            <w:r>
-              <w:rPr>
-                <w:rFonts w:asciiTheme="minorHAnsi" w:hAnsiTheme="minorHAnsi" w:cstheme="minorHAnsi"/>
-                <w:b/>
-                <w:bCs/>
-                <w:color w:val="FF0000"/>
-                <w:sz w:val="28"/>
-                <w:szCs w:val="28"/>
-              </w:rPr>
-              <w:t>11</w:t>
-            </w:r>
-            <w:r>
-              <w:rPr>
-                <w:rFonts w:asciiTheme="minorHAnsi" w:hAnsiTheme="minorHAnsi" w:cstheme="minorHAnsi"/>
-                <w:b/>
-                <w:bCs/>
-                <w:color w:val="FF0000"/>
-                <w:sz w:val="28"/>
-                <w:szCs w:val="28"/>
-              </w:rPr>
-              <w:t>)</w:t>
-            </w:r>
-          </w:p>
-        </w:tc>
-        <w:tc>
-          <w:tcPr>
-            <w:tcW w:w="10347" w:type="dxa"/>
-          </w:tcPr>
-          <w:p>
-            <w:pPr>
-              <w:pStyle w:val="TableParagraph"/>
-              <w:rPr>
-                <w:rFonts w:asciiTheme="minorHAnsi" w:hAnsiTheme="minorHAnsi" w:cstheme="minorHAnsi"/>
-                <w:sz w:val="28"/>
-                <w:szCs w:val="28"/>
-              </w:rPr>
-            </w:pPr>
-          </w:p>
-        </w:tc>
-      </w:tr>
-    </w:tbl>
-    <w:p>
-      <w:pPr>
-        <w:pStyle w:val="TableParagraph"/>
-        <w:ind w:left="1"/>
-        <w:jc w:val="center"/>
-        <w:rPr>
-          <w:b/>
-          <w:bCs/>
-          <w:sz w:val="28"/>
-          <w:szCs w:val="28"/>
-        </w:rPr>
-        <w:sectPr>
-          <w:pgSz w:w="11913" w:h="10773"/>
-          <w:pgMar w:top="142" w:right="573" w:bottom="278" w:left="697" w:header="720" w:footer="720" w:gutter="0"/>
-          <w:cols w:space="720"/>
-        </w:sectPr>
-      </w:pPr>
-    </w:p>
-    <w:tbl>
-      <w:tblPr>
-        <w:tblW w:w="11340" w:type="dxa"/>
-        <w:tblInd w:w="-562" w:type="dxa"/>
-        <w:tblLayout w:type="fixed"/>
-        <w:tblCellMar>
-          <w:left w:w="0" w:type="dxa"/>
-          <w:right w:w="0" w:type="dxa"/>
-        </w:tblCellMar>
-        <w:tblLook w:val="01E0" w:firstRow="1" w:lastRow="1" w:firstColumn="1" w:lastColumn="1" w:noHBand="0" w:noVBand="0"/>
-      </w:tblPr>
-      <w:tblGrid>
-        <w:gridCol w:w="993"/>
-        <w:gridCol w:w="10347"/>
-      </w:tblGrid>
-      <w:tr>
-        <w:trPr>
-          <w:trHeight w:val="20"/>
-        </w:trPr>
-        <w:tc>
-          <w:tcPr>
-            <w:tcW w:w="993" w:type="dxa"/>
-          </w:tcPr>
-          <w:p>
-            <w:pPr>
-              <w:pStyle w:val="TableParagraph"/>
-              <w:ind w:left="1"/>
-              <w:jc w:val="center"/>
-              <w:rPr>
-                <w:rFonts w:asciiTheme="minorHAnsi" w:hAnsiTheme="minorHAnsi" w:cstheme="minorHAnsi"/>
-                <w:b/>
-                <w:bCs/>
-                <w:color w:val="FF0000"/>
-                <w:sz w:val="28"/>
-                <w:szCs w:val="28"/>
-              </w:rPr>
-            </w:pPr>
-            <w:r>
-              <w:rPr>
-                <w:b/>
-                <w:bCs/>
-                <w:sz w:val="28"/>
-                <w:szCs w:val="28"/>
-              </w:rPr>
-              <w:lastRenderedPageBreak/>
-              <w:t>12</w:t>
-            </w:r>
-          </w:p>
-        </w:tc>
-        <w:tc>
-          <w:tcPr>
-            <w:tcW w:w="10347" w:type="dxa"/>
-          </w:tcPr>
-          <w:p>
-            <w:pPr>
-              <w:pStyle w:val="TableParagraph"/>
-              <w:rPr>
-                <w:rFonts w:asciiTheme="minorHAnsi" w:hAnsiTheme="minorHAnsi" w:cstheme="minorHAnsi"/>
-                <w:sz w:val="28"/>
-                <w:szCs w:val="28"/>
-              </w:rPr>
-            </w:pPr>
-          </w:p>
-        </w:tc>
-      </w:tr>
-      <w:tr>
-        <w:trPr>
-          <w:trHeight w:val="20"/>
-        </w:trPr>
-        <w:tc>
-          <w:tcPr>
-            <w:tcW w:w="993" w:type="dxa"/>
-          </w:tcPr>
-          <w:p>
-            <w:pPr>
-              <w:pStyle w:val="TableParagraph"/>
-              <w:ind w:left="1"/>
-              <w:jc w:val="center"/>
-              <w:rPr>
-                <w:rFonts w:asciiTheme="minorHAnsi" w:hAnsiTheme="minorHAnsi" w:cstheme="minorHAnsi"/>
-                <w:b/>
-                <w:bCs/>
-                <w:color w:val="FF0000"/>
-                <w:sz w:val="28"/>
-                <w:szCs w:val="28"/>
-              </w:rPr>
-            </w:pPr>
-            <w:r>
-              <w:rPr>
-                <w:rFonts w:asciiTheme="minorHAnsi" w:hAnsiTheme="minorHAnsi" w:cstheme="minorHAnsi"/>
-                <w:b/>
-                <w:bCs/>
-                <w:color w:val="FF0000"/>
-                <w:sz w:val="28"/>
-                <w:szCs w:val="28"/>
-              </w:rPr>
-              <w:t>Ans.</w:t>
-            </w:r>
-            <w:r>
-              <w:rPr>
-                <w:rFonts w:asciiTheme="minorHAnsi" w:hAnsiTheme="minorHAnsi" w:cstheme="minorHAnsi"/>
-                <w:b/>
-                <w:bCs/>
-                <w:color w:val="FF0000"/>
-                <w:sz w:val="28"/>
-                <w:szCs w:val="28"/>
-              </w:rPr>
-              <w:t>12</w:t>
-            </w:r>
-            <w:r>
-              <w:rPr>
-                <w:rFonts w:asciiTheme="minorHAnsi" w:hAnsiTheme="minorHAnsi" w:cstheme="minorHAnsi"/>
-                <w:b/>
-                <w:bCs/>
-                <w:color w:val="FF0000"/>
-                <w:sz w:val="28"/>
-                <w:szCs w:val="28"/>
-              </w:rPr>
-              <w:t>)</w:t>
-            </w:r>
-          </w:p>
-        </w:tc>
-        <w:tc>
-          <w:tcPr>
-            <w:tcW w:w="10347" w:type="dxa"/>
-          </w:tcPr>
-          <w:p>
-            <w:pPr>
-              <w:pStyle w:val="TableParagraph"/>
-              <w:rPr>
-                <w:rFonts w:asciiTheme="minorHAnsi" w:hAnsiTheme="minorHAnsi" w:cstheme="minorHAnsi"/>
-                <w:sz w:val="28"/>
-                <w:szCs w:val="28"/>
-              </w:rPr>
-            </w:pPr>
-          </w:p>
-        </w:tc>
-      </w:tr>
-    </w:tbl>
-    <w:p>
-      <w:pPr>
-        <w:pStyle w:val="TableParagraph"/>
-        <w:ind w:left="1"/>
-        <w:jc w:val="center"/>
-        <w:rPr>
-          <w:sz w:val="28"/>
-          <w:szCs w:val="28"/>
-        </w:rPr>
-        <w:sectPr>
-          <w:pgSz w:w="11913" w:h="20412"/>
-          <w:pgMar w:top="142" w:right="573" w:bottom="278" w:left="697" w:header="720" w:footer="720" w:gutter="0"/>
-          <w:cols w:space="720"/>
-        </w:sectPr>
-      </w:pPr>
-    </w:p>
-    <w:tbl>
-      <w:tblPr>
-        <w:tblW w:w="11340" w:type="dxa"/>
-        <w:tblInd w:w="-562" w:type="dxa"/>
-        <w:tblLayout w:type="fixed"/>
-        <w:tblCellMar>
-          <w:left w:w="0" w:type="dxa"/>
-          <w:right w:w="0" w:type="dxa"/>
-        </w:tblCellMar>
-        <w:tblLook w:val="01E0" w:firstRow="1" w:lastRow="1" w:firstColumn="1" w:lastColumn="1" w:noHBand="0" w:noVBand="0"/>
-      </w:tblPr>
-      <w:tblGrid>
-        <w:gridCol w:w="993"/>
-        <w:gridCol w:w="10347"/>
-      </w:tblGrid>
-      <w:tr>
-        <w:trPr>
-          <w:trHeight w:val="20"/>
-        </w:trPr>
-        <w:tc>
-          <w:tcPr>
-            <w:tcW w:w="993" w:type="dxa"/>
-          </w:tcPr>
-          <w:p>
-            <w:pPr>
-              <w:pStyle w:val="TableParagraph"/>
-              <w:ind w:left="1"/>
-              <w:jc w:val="center"/>
-              <w:rPr>
-                <w:rFonts w:asciiTheme="minorHAnsi" w:hAnsiTheme="minorHAnsi" w:cstheme="minorHAnsi"/>
-                <w:b/>
-                <w:bCs/>
-                <w:color w:val="FF0000"/>
-                <w:sz w:val="28"/>
-                <w:szCs w:val="28"/>
-              </w:rPr>
-            </w:pPr>
-            <w:r>
-              <w:rPr>
-                <w:b/>
-                <w:bCs/>
-                <w:sz w:val="28"/>
-                <w:szCs w:val="28"/>
-              </w:rPr>
-              <w:lastRenderedPageBreak/>
-              <w:t>13</w:t>
-            </w:r>
-          </w:p>
-        </w:tc>
-        <w:tc>
-          <w:tcPr>
-            <w:tcW w:w="10347" w:type="dxa"/>
-          </w:tcPr>
-          <w:p>
-            <w:pPr>
-              <w:pStyle w:val="TableParagraph"/>
-              <w:rPr>
-                <w:rFonts w:asciiTheme="minorHAnsi" w:hAnsiTheme="minorHAnsi" w:cstheme="minorHAnsi"/>
-                <w:b/>
-                <w:bCs/>
-                <w:sz w:val="28"/>
-                <w:szCs w:val="28"/>
-              </w:rPr>
-            </w:pPr>
-          </w:p>
-        </w:tc>
-      </w:tr>
-      <w:tr>
-        <w:trPr>
-          <w:trHeight w:val="20"/>
-        </w:trPr>
-        <w:tc>
-          <w:tcPr>
-            <w:tcW w:w="993" w:type="dxa"/>
-          </w:tcPr>
-          <w:p>
-            <w:pPr>
-              <w:pStyle w:val="TableParagraph"/>
-              <w:ind w:left="1"/>
-              <w:jc w:val="center"/>
-              <w:rPr>
-                <w:rFonts w:asciiTheme="minorHAnsi" w:hAnsiTheme="minorHAnsi" w:cstheme="minorHAnsi"/>
-                <w:b/>
-                <w:bCs/>
-                <w:color w:val="FF0000"/>
-                <w:sz w:val="28"/>
-                <w:szCs w:val="28"/>
-              </w:rPr>
-            </w:pPr>
-            <w:r>
-              <w:rPr>
-                <w:rFonts w:asciiTheme="minorHAnsi" w:hAnsiTheme="minorHAnsi" w:cstheme="minorHAnsi"/>
-                <w:b/>
-                <w:bCs/>
-                <w:color w:val="FF0000"/>
-                <w:sz w:val="28"/>
-                <w:szCs w:val="28"/>
-              </w:rPr>
-              <w:t>Ans.13)</w:t>
-            </w:r>
-          </w:p>
-        </w:tc>
-        <w:tc>
-          <w:tcPr>
-            <w:tcW w:w="10347" w:type="dxa"/>
-          </w:tcPr>
-          <w:p>
-            <w:pPr>
-              <w:pStyle w:val="TableParagraph"/>
-              <w:rPr>
-                <w:rFonts w:asciiTheme="minorHAnsi" w:hAnsiTheme="minorHAnsi" w:cstheme="minorHAnsi"/>
-                <w:sz w:val="28"/>
-                <w:szCs w:val="28"/>
-              </w:rPr>
-            </w:pPr>
-          </w:p>
-        </w:tc>
-      </w:tr>
-    </w:tbl>
-    <w:p>
-      <w:pPr>
-        <w:pStyle w:val="TableParagraph"/>
-        <w:ind w:left="1"/>
-        <w:jc w:val="center"/>
-        <w:rPr>
-          <w:sz w:val="28"/>
-          <w:szCs w:val="28"/>
-        </w:rPr>
-        <w:sectPr>
-          <w:pgSz w:w="11913" w:h="8789"/>
-          <w:pgMar w:top="142" w:right="573" w:bottom="278" w:left="697" w:header="720" w:footer="720" w:gutter="0"/>
-          <w:cols w:space="720"/>
-        </w:sectPr>
-      </w:pPr>
-    </w:p>
-    <w:tbl>
-      <w:tblPr>
-        <w:tblW w:w="11340" w:type="dxa"/>
-        <w:tblInd w:w="-562" w:type="dxa"/>
-        <w:tblLayout w:type="fixed"/>
-        <w:tblCellMar>
-          <w:left w:w="0" w:type="dxa"/>
-          <w:right w:w="0" w:type="dxa"/>
-        </w:tblCellMar>
-        <w:tblLook w:val="01E0" w:firstRow="1" w:lastRow="1" w:firstColumn="1" w:lastColumn="1" w:noHBand="0" w:noVBand="0"/>
-      </w:tblPr>
-      <w:tblGrid>
-        <w:gridCol w:w="993"/>
-        <w:gridCol w:w="10347"/>
-      </w:tblGrid>
-      <w:tr>
-        <w:trPr>
-          <w:trHeight w:val="20"/>
-        </w:trPr>
-        <w:tc>
-          <w:tcPr>
-            <w:tcW w:w="993" w:type="dxa"/>
-          </w:tcPr>
-          <w:p>
-            <w:pPr>
-              <w:pStyle w:val="TableParagraph"/>
-              <w:ind w:left="1"/>
-              <w:jc w:val="center"/>
-              <w:rPr>
-                <w:rFonts w:asciiTheme="minorHAnsi" w:hAnsiTheme="minorHAnsi" w:cstheme="minorHAnsi"/>
-                <w:b/>
-                <w:bCs/>
-                <w:color w:val="FF0000"/>
-                <w:sz w:val="28"/>
-                <w:szCs w:val="28"/>
-              </w:rPr>
-            </w:pPr>
-            <w:r>
-              <w:rPr>
-                <w:b/>
-                <w:bCs/>
-                <w:sz w:val="28"/>
-                <w:szCs w:val="28"/>
-              </w:rPr>
-              <w:lastRenderedPageBreak/>
-              <w:t>14</w:t>
-            </w:r>
-          </w:p>
-        </w:tc>
-        <w:tc>
-          <w:tcPr>
-            <w:tcW w:w="10347" w:type="dxa"/>
-          </w:tcPr>
-          <w:p>
-            <w:pPr>
-              <w:pStyle w:val="TableParagraph"/>
-              <w:rPr>
-                <w:rFonts w:asciiTheme="minorHAnsi" w:hAnsiTheme="minorHAnsi" w:cstheme="minorHAnsi"/>
-                <w:b/>
-                <w:bCs/>
-                <w:sz w:val="28"/>
-                <w:szCs w:val="28"/>
-              </w:rPr>
-            </w:pPr>
-          </w:p>
-        </w:tc>
-      </w:tr>
-      <w:tr>
-        <w:trPr>
-          <w:trHeight w:val="20"/>
-        </w:trPr>
-        <w:tc>
-          <w:tcPr>
-            <w:tcW w:w="993" w:type="dxa"/>
-          </w:tcPr>
-          <w:p>
-            <w:pPr>
-              <w:pStyle w:val="TableParagraph"/>
-              <w:ind w:left="1"/>
-              <w:jc w:val="center"/>
-              <w:rPr>
-                <w:rFonts w:asciiTheme="minorHAnsi" w:hAnsiTheme="minorHAnsi" w:cstheme="minorHAnsi"/>
-                <w:b/>
-                <w:bCs/>
-                <w:color w:val="FF0000"/>
-                <w:sz w:val="28"/>
-                <w:szCs w:val="28"/>
-              </w:rPr>
-            </w:pPr>
-            <w:r>
-              <w:rPr>
-                <w:rFonts w:asciiTheme="minorHAnsi" w:hAnsiTheme="minorHAnsi" w:cstheme="minorHAnsi"/>
-                <w:b/>
-                <w:bCs/>
-                <w:color w:val="FF0000"/>
-                <w:sz w:val="28"/>
-                <w:szCs w:val="28"/>
-              </w:rPr>
-              <w:t>Ans.14)</w:t>
-            </w:r>
-          </w:p>
-        </w:tc>
-        <w:tc>
-          <w:tcPr>
-            <w:tcW w:w="10347" w:type="dxa"/>
-          </w:tcPr>
-          <w:p>
-            <w:pPr>
-              <w:pStyle w:val="TableParagraph"/>
-              <w:rPr>
-                <w:rFonts w:asciiTheme="minorHAnsi" w:hAnsiTheme="minorHAnsi" w:cstheme="minorHAnsi"/>
-                <w:sz w:val="28"/>
-                <w:szCs w:val="28"/>
-              </w:rPr>
-            </w:pPr>
-          </w:p>
-        </w:tc>
-      </w:tr>
-    </w:tbl>
-    <w:p>
-      <w:pPr>
-        <w:pStyle w:val="TableParagraph"/>
-        <w:ind w:left="1"/>
-        <w:jc w:val="center"/>
-        <w:rPr>
-          <w:sz w:val="28"/>
-          <w:szCs w:val="28"/>
-        </w:rPr>
-        <w:sectPr>
-          <w:pgSz w:w="11913" w:h="10206"/>
-          <w:pgMar w:top="142" w:right="573" w:bottom="278" w:left="697" w:header="720" w:footer="720" w:gutter="0"/>
-          <w:cols w:space="720"/>
-        </w:sectPr>
-      </w:pPr>
-    </w:p>
-    <w:tbl>
-      <w:tblPr>
-        <w:tblW w:w="11340" w:type="dxa"/>
-        <w:tblInd w:w="-562" w:type="dxa"/>
-        <w:tblLayout w:type="fixed"/>
-        <w:tblCellMar>
-          <w:left w:w="0" w:type="dxa"/>
-          <w:right w:w="0" w:type="dxa"/>
-        </w:tblCellMar>
-        <w:tblLook w:val="01E0" w:firstRow="1" w:lastRow="1" w:firstColumn="1" w:lastColumn="1" w:noHBand="0" w:noVBand="0"/>
-      </w:tblPr>
-      <w:tblGrid>
-        <w:gridCol w:w="993"/>
-        <w:gridCol w:w="10347"/>
-      </w:tblGrid>
-      <w:tr>
-        <w:trPr>
-          <w:trHeight w:val="20"/>
-        </w:trPr>
-        <w:tc>
-          <w:tcPr>
-            <w:tcW w:w="993" w:type="dxa"/>
-          </w:tcPr>
-          <w:p>
-            <w:pPr>
-              <w:pStyle w:val="TableParagraph"/>
-              <w:ind w:left="1"/>
-              <w:jc w:val="center"/>
-              <w:rPr>
-                <w:rFonts w:asciiTheme="minorHAnsi" w:hAnsiTheme="minorHAnsi" w:cstheme="minorHAnsi"/>
-                <w:b/>
-                <w:bCs/>
-                <w:color w:val="FF0000"/>
-                <w:sz w:val="28"/>
-                <w:szCs w:val="28"/>
-              </w:rPr>
-            </w:pPr>
-            <w:r>
-              <w:rPr>
-                <w:b/>
-                <w:bCs/>
-                <w:sz w:val="28"/>
-                <w:szCs w:val="28"/>
-              </w:rPr>
-              <w:lastRenderedPageBreak/>
-              <w:t>15</w:t>
-            </w:r>
-          </w:p>
-        </w:tc>
-        <w:tc>
-          <w:tcPr>
-            <w:tcW w:w="10347" w:type="dxa"/>
-          </w:tcPr>
-          <w:p>
-            <w:pPr>
-              <w:pStyle w:val="TableParagraph"/>
-              <w:rPr>
-                <w:rFonts w:asciiTheme="minorHAnsi" w:hAnsiTheme="minorHAnsi" w:cstheme="minorHAnsi"/>
-                <w:b/>
-                <w:bCs/>
-                <w:sz w:val="28"/>
-                <w:szCs w:val="28"/>
-              </w:rPr>
-            </w:pPr>
-          </w:p>
-        </w:tc>
-      </w:tr>
-      <w:tr>
-        <w:trPr>
-          <w:trHeight w:val="20"/>
-        </w:trPr>
-        <w:tc>
-          <w:tcPr>
-            <w:tcW w:w="993" w:type="dxa"/>
-          </w:tcPr>
-          <w:p>
-            <w:pPr>
-              <w:pStyle w:val="TableParagraph"/>
-              <w:ind w:left="1"/>
-              <w:jc w:val="center"/>
-              <w:rPr>
-                <w:rFonts w:asciiTheme="minorHAnsi" w:hAnsiTheme="minorHAnsi" w:cstheme="minorHAnsi"/>
-                <w:b/>
-                <w:bCs/>
-                <w:color w:val="FF0000"/>
-                <w:sz w:val="28"/>
-                <w:szCs w:val="28"/>
-              </w:rPr>
-            </w:pPr>
-            <w:r>
-              <w:rPr>
-                <w:rFonts w:asciiTheme="minorHAnsi" w:hAnsiTheme="minorHAnsi" w:cstheme="minorHAnsi"/>
-                <w:b/>
-                <w:bCs/>
-                <w:color w:val="FF0000"/>
-                <w:sz w:val="28"/>
-                <w:szCs w:val="28"/>
-              </w:rPr>
-              <w:t>Ans.15)</w:t>
-            </w:r>
-          </w:p>
-        </w:tc>
-        <w:tc>
-          <w:tcPr>
-            <w:tcW w:w="10347" w:type="dxa"/>
-          </w:tcPr>
-          <w:p>
-            <w:pPr>
-              <w:pStyle w:val="TableParagraph"/>
-              <w:rPr>
-                <w:rFonts w:asciiTheme="minorHAnsi" w:hAnsiTheme="minorHAnsi" w:cstheme="minorHAnsi"/>
-                <w:sz w:val="28"/>
-                <w:szCs w:val="28"/>
-              </w:rPr>
-            </w:pPr>
-          </w:p>
-        </w:tc>
-      </w:tr>
-    </w:tbl>
-    <w:p>
-      <w:pPr>
-        <w:pStyle w:val="TableParagraph"/>
-        <w:ind w:left="1"/>
-        <w:jc w:val="center"/>
-        <w:rPr>
-          <w:b/>
-          <w:bCs/>
-          <w:sz w:val="28"/>
-          <w:szCs w:val="28"/>
-        </w:rPr>
-        <w:sectPr>
-          <w:pgSz w:w="11913" w:h="10773"/>
-          <w:pgMar w:top="142" w:right="573" w:bottom="278" w:left="697" w:header="720" w:footer="720" w:gutter="0"/>
-          <w:cols w:space="720"/>
-        </w:sectPr>
-      </w:pPr>
-    </w:p>
-    <w:tbl>
-      <w:tblPr>
-        <w:tblW w:w="11340" w:type="dxa"/>
-        <w:tblInd w:w="-562" w:type="dxa"/>
-        <w:tblLayout w:type="fixed"/>
-        <w:tblCellMar>
-          <w:left w:w="0" w:type="dxa"/>
-          <w:right w:w="0" w:type="dxa"/>
-        </w:tblCellMar>
-        <w:tblLook w:val="01E0" w:firstRow="1" w:lastRow="1" w:firstColumn="1" w:lastColumn="1" w:noHBand="0" w:noVBand="0"/>
-      </w:tblPr>
-      <w:tblGrid>
-        <w:gridCol w:w="993"/>
-        <w:gridCol w:w="10347"/>
-      </w:tblGrid>
-      <w:tr>
-        <w:trPr>
-          <w:trHeight w:val="20"/>
-        </w:trPr>
-        <w:tc>
-          <w:tcPr>
-            <w:tcW w:w="993" w:type="dxa"/>
-          </w:tcPr>
-          <w:p>
-            <w:pPr>
-              <w:pStyle w:val="TableParagraph"/>
-              <w:ind w:left="1"/>
-              <w:jc w:val="center"/>
-              <w:rPr>
-                <w:rFonts w:asciiTheme="minorHAnsi" w:hAnsiTheme="minorHAnsi" w:cstheme="minorHAnsi"/>
-                <w:b/>
-                <w:bCs/>
-                <w:color w:val="FF0000"/>
-                <w:sz w:val="28"/>
-                <w:szCs w:val="28"/>
-              </w:rPr>
-            </w:pPr>
-            <w:r>
-              <w:rPr>
-                <w:b/>
-                <w:bCs/>
-                <w:sz w:val="28"/>
-                <w:szCs w:val="28"/>
-              </w:rPr>
-              <w:lastRenderedPageBreak/>
-              <w:t>16</w:t>
-            </w:r>
-          </w:p>
-        </w:tc>
-        <w:tc>
-          <w:tcPr>
-            <w:tcW w:w="10347" w:type="dxa"/>
-          </w:tcPr>
-          <w:p>
-            <w:pPr>
-              <w:pStyle w:val="TableParagraph"/>
-              <w:rPr>
-                <w:rFonts w:asciiTheme="minorHAnsi" w:hAnsiTheme="minorHAnsi" w:cstheme="minorHAnsi"/>
-                <w:b/>
-                <w:bCs/>
-                <w:sz w:val="28"/>
-                <w:szCs w:val="28"/>
-              </w:rPr>
-            </w:pPr>
-          </w:p>
-        </w:tc>
-      </w:tr>
-      <w:tr>
-        <w:trPr>
-          <w:trHeight w:val="20"/>
-        </w:trPr>
-        <w:tc>
-          <w:tcPr>
-            <w:tcW w:w="993" w:type="dxa"/>
-          </w:tcPr>
-          <w:p>
-            <w:pPr>
-              <w:pStyle w:val="TableParagraph"/>
-              <w:ind w:left="1"/>
-              <w:jc w:val="center"/>
-              <w:rPr>
-                <w:rFonts w:asciiTheme="minorHAnsi" w:hAnsiTheme="minorHAnsi" w:cstheme="minorHAnsi"/>
-                <w:b/>
-                <w:bCs/>
-                <w:color w:val="FF0000"/>
-                <w:sz w:val="28"/>
-                <w:szCs w:val="28"/>
-              </w:rPr>
-            </w:pPr>
-            <w:r>
-              <w:rPr>
-                <w:rFonts w:asciiTheme="minorHAnsi" w:hAnsiTheme="minorHAnsi" w:cstheme="minorHAnsi"/>
-                <w:b/>
-                <w:bCs/>
-                <w:color w:val="FF0000"/>
-                <w:sz w:val="28"/>
-                <w:szCs w:val="28"/>
-              </w:rPr>
-              <w:t>Ans.16)</w:t>
-            </w:r>
-          </w:p>
-        </w:tc>
-        <w:tc>
-          <w:tcPr>
-            <w:tcW w:w="10347" w:type="dxa"/>
-          </w:tcPr>
-          <w:p>
-            <w:pPr>
-              <w:pStyle w:val="TableParagraph"/>
-              <w:rPr>
-                <w:rFonts w:asciiTheme="minorHAnsi" w:hAnsiTheme="minorHAnsi" w:cstheme="minorHAnsi"/>
-                <w:sz w:val="28"/>
-                <w:szCs w:val="28"/>
-              </w:rPr>
-            </w:pPr>
-          </w:p>
-        </w:tc>
-      </w:tr>
-    </w:tbl>
-    <w:p>
-      <w:pPr>
-        <w:pStyle w:val="TableParagraph"/>
-        <w:ind w:left="1"/>
-        <w:jc w:val="center"/>
-        <w:rPr>
-          <w:sz w:val="28"/>
-          <w:szCs w:val="28"/>
-        </w:rPr>
-        <w:sectPr>
-          <w:pgSz w:w="11913" w:h="11340"/>
-          <w:pgMar w:top="142" w:right="573" w:bottom="0" w:left="697" w:header="720" w:footer="720" w:gutter="0"/>
-          <w:cols w:space="720"/>
-        </w:sectPr>
-      </w:pPr>
-    </w:p>
-    <w:tbl>
-      <w:tblPr>
-        <w:tblW w:w="11340" w:type="dxa"/>
-        <w:tblInd w:w="-562" w:type="dxa"/>
-        <w:tblLayout w:type="fixed"/>
-        <w:tblCellMar>
-          <w:left w:w="0" w:type="dxa"/>
-          <w:right w:w="0" w:type="dxa"/>
-        </w:tblCellMar>
-        <w:tblLook w:val="01E0" w:firstRow="1" w:lastRow="1" w:firstColumn="1" w:lastColumn="1" w:noHBand="0" w:noVBand="0"/>
-      </w:tblPr>
-      <w:tblGrid>
-        <w:gridCol w:w="993"/>
-        <w:gridCol w:w="10347"/>
-      </w:tblGrid>
-      <w:tr>
-        <w:trPr>
-          <w:trHeight w:val="20"/>
-        </w:trPr>
-        <w:tc>
-          <w:tcPr>
-            <w:tcW w:w="993" w:type="dxa"/>
-          </w:tcPr>
-          <w:p>
-            <w:pPr>
-              <w:pStyle w:val="TableParagraph"/>
-              <w:ind w:left="1"/>
-              <w:jc w:val="center"/>
-              <w:rPr>
-                <w:rFonts w:asciiTheme="minorHAnsi" w:hAnsiTheme="minorHAnsi" w:cstheme="minorHAnsi"/>
-                <w:b/>
-                <w:bCs/>
-                <w:color w:val="FF0000"/>
-                <w:sz w:val="28"/>
-                <w:szCs w:val="28"/>
-              </w:rPr>
-            </w:pPr>
-            <w:r>
-              <w:rPr>
-                <w:b/>
-                <w:bCs/>
-                <w:sz w:val="28"/>
-                <w:szCs w:val="28"/>
-              </w:rPr>
-              <w:lastRenderedPageBreak/>
-              <w:t>17</w:t>
-            </w:r>
-          </w:p>
-        </w:tc>
-        <w:tc>
-          <w:tcPr>
-            <w:tcW w:w="10347" w:type="dxa"/>
-          </w:tcPr>
-          <w:p>
-            <w:pPr>
-              <w:pStyle w:val="TableParagraph"/>
-              <w:rPr>
-                <w:rFonts w:asciiTheme="minorHAnsi" w:hAnsiTheme="minorHAnsi" w:cstheme="minorHAnsi"/>
-                <w:b/>
-                <w:bCs/>
-                <w:sz w:val="28"/>
-                <w:szCs w:val="28"/>
-              </w:rPr>
-            </w:pPr>
-          </w:p>
-        </w:tc>
-      </w:tr>
-      <w:tr>
-        <w:trPr>
-          <w:trHeight w:val="20"/>
-        </w:trPr>
-        <w:tc>
-          <w:tcPr>
-            <w:tcW w:w="993" w:type="dxa"/>
-          </w:tcPr>
-          <w:p>
-            <w:pPr>
-              <w:pStyle w:val="TableParagraph"/>
-              <w:ind w:left="1"/>
-              <w:jc w:val="center"/>
-              <w:rPr>
-                <w:rFonts w:asciiTheme="minorHAnsi" w:hAnsiTheme="minorHAnsi" w:cstheme="minorHAnsi"/>
-                <w:b/>
-                <w:bCs/>
-                <w:color w:val="FF0000"/>
-                <w:sz w:val="28"/>
-                <w:szCs w:val="28"/>
-              </w:rPr>
-            </w:pPr>
-            <w:r>
-              <w:rPr>
-                <w:rFonts w:asciiTheme="minorHAnsi" w:hAnsiTheme="minorHAnsi" w:cstheme="minorHAnsi"/>
-                <w:b/>
-                <w:bCs/>
-                <w:color w:val="FF0000"/>
-                <w:sz w:val="28"/>
-                <w:szCs w:val="28"/>
-              </w:rPr>
-              <w:t>Ans.17)</w:t>
-            </w:r>
-          </w:p>
-        </w:tc>
-        <w:tc>
-          <w:tcPr>
-            <w:tcW w:w="10347" w:type="dxa"/>
-          </w:tcPr>
-          <w:p>
-            <w:pPr>
-              <w:pStyle w:val="TableParagraph"/>
-              <w:rPr>
-                <w:rFonts w:asciiTheme="minorHAnsi" w:hAnsiTheme="minorHAnsi" w:cstheme="minorHAnsi"/>
-                <w:sz w:val="28"/>
-                <w:szCs w:val="28"/>
-              </w:rPr>
-            </w:pPr>
-          </w:p>
-        </w:tc>
-      </w:tr>
-    </w:tbl>
-    <w:p>
-      <w:pPr>
-        <w:pStyle w:val="TableParagraph"/>
-        <w:ind w:left="1"/>
-        <w:jc w:val="center"/>
-        <w:rPr>
-          <w:sz w:val="28"/>
-          <w:szCs w:val="28"/>
-        </w:rPr>
-        <w:sectPr>
-          <w:pgSz w:w="11913" w:h="12474"/>
-          <w:pgMar w:top="142" w:right="573" w:bottom="278" w:left="697" w:header="720" w:footer="720" w:gutter="0"/>
-          <w:cols w:space="720"/>
-        </w:sectPr>
-      </w:pPr>
-    </w:p>
-    <w:tbl>
-      <w:tblPr>
-        <w:tblW w:w="11340" w:type="dxa"/>
-        <w:tblInd w:w="-562" w:type="dxa"/>
-        <w:tblLayout w:type="fixed"/>
-        <w:tblCellMar>
-          <w:left w:w="0" w:type="dxa"/>
-          <w:right w:w="0" w:type="dxa"/>
-        </w:tblCellMar>
-        <w:tblLook w:val="01E0" w:firstRow="1" w:lastRow="1" w:firstColumn="1" w:lastColumn="1" w:noHBand="0" w:noVBand="0"/>
-      </w:tblPr>
-      <w:tblGrid>
-        <w:gridCol w:w="993"/>
-        <w:gridCol w:w="10347"/>
-      </w:tblGrid>
-      <w:tr>
-        <w:trPr>
-          <w:trHeight w:val="20"/>
-        </w:trPr>
-        <w:tc>
-          <w:tcPr>
-            <w:tcW w:w="993" w:type="dxa"/>
-          </w:tcPr>
-          <w:p>
-            <w:pPr>
-              <w:pStyle w:val="TableParagraph"/>
-              <w:ind w:left="1"/>
-              <w:jc w:val="center"/>
-              <w:rPr>
-                <w:rFonts w:asciiTheme="minorHAnsi" w:hAnsiTheme="minorHAnsi" w:cstheme="minorHAnsi"/>
-                <w:b/>
-                <w:bCs/>
-                <w:color w:val="FF0000"/>
-                <w:sz w:val="28"/>
-                <w:szCs w:val="28"/>
-              </w:rPr>
-            </w:pPr>
-            <w:r>
-              <w:rPr>
-                <w:b/>
-                <w:bCs/>
-                <w:sz w:val="28"/>
-                <w:szCs w:val="28"/>
-              </w:rPr>
-              <w:lastRenderedPageBreak/>
-              <w:t>18</w:t>
-            </w:r>
-          </w:p>
-        </w:tc>
-        <w:tc>
-          <w:tcPr>
-            <w:tcW w:w="10347" w:type="dxa"/>
-          </w:tcPr>
-          <w:p>
-            <w:pPr>
-              <w:pStyle w:val="TableParagraph"/>
-              <w:rPr>
-                <w:rFonts w:asciiTheme="minorHAnsi" w:hAnsiTheme="minorHAnsi" w:cstheme="minorHAnsi"/>
-                <w:b/>
-                <w:bCs/>
-                <w:sz w:val="28"/>
-                <w:szCs w:val="28"/>
-              </w:rPr>
-            </w:pPr>
-          </w:p>
-        </w:tc>
-      </w:tr>
-      <w:tr>
-        <w:trPr>
-          <w:trHeight w:val="20"/>
-        </w:trPr>
-        <w:tc>
-          <w:tcPr>
-            <w:tcW w:w="993" w:type="dxa"/>
-          </w:tcPr>
-          <w:p>
-            <w:pPr>
-              <w:pStyle w:val="TableParagraph"/>
-              <w:ind w:left="1"/>
-              <w:jc w:val="center"/>
-              <w:rPr>
-                <w:rFonts w:asciiTheme="minorHAnsi" w:hAnsiTheme="minorHAnsi" w:cstheme="minorHAnsi"/>
-                <w:b/>
-                <w:bCs/>
-                <w:color w:val="FF0000"/>
-                <w:sz w:val="28"/>
-                <w:szCs w:val="28"/>
-              </w:rPr>
-            </w:pPr>
-            <w:r>
-              <w:rPr>
-                <w:rFonts w:asciiTheme="minorHAnsi" w:hAnsiTheme="minorHAnsi" w:cstheme="minorHAnsi"/>
-                <w:b/>
-                <w:bCs/>
-                <w:color w:val="FF0000"/>
-                <w:sz w:val="28"/>
-                <w:szCs w:val="28"/>
-              </w:rPr>
-              <w:t>Ans.18)</w:t>
-            </w:r>
-          </w:p>
-        </w:tc>
-        <w:tc>
-          <w:tcPr>
-            <w:tcW w:w="10347" w:type="dxa"/>
-          </w:tcPr>
-          <w:p>
-            <w:pPr>
-              <w:pStyle w:val="TableParagraph"/>
-              <w:rPr>
-                <w:rFonts w:asciiTheme="minorHAnsi" w:hAnsiTheme="minorHAnsi" w:cstheme="minorHAnsi"/>
-                <w:sz w:val="28"/>
-                <w:szCs w:val="28"/>
-              </w:rPr>
-            </w:pPr>
-          </w:p>
-        </w:tc>
-      </w:tr>
-    </w:tbl>
-    <w:p>
-      <w:pPr>
-        <w:pStyle w:val="TableParagraph"/>
-        <w:ind w:left="1"/>
-        <w:jc w:val="center"/>
-        <w:rPr>
-          <w:sz w:val="28"/>
-          <w:szCs w:val="28"/>
-        </w:rPr>
-        <w:sectPr>
-          <w:pgSz w:w="11913" w:h="8505"/>
-          <w:pgMar w:top="142" w:right="573" w:bottom="0" w:left="697" w:header="720" w:footer="720" w:gutter="0"/>
-          <w:cols w:space="720"/>
-        </w:sectPr>
-      </w:pPr>
-    </w:p>
-    <w:tbl>
-      <w:tblPr>
-        <w:tblW w:w="11340" w:type="dxa"/>
-        <w:tblInd w:w="-562" w:type="dxa"/>
-        <w:tblLayout w:type="fixed"/>
-        <w:tblCellMar>
-          <w:left w:w="0" w:type="dxa"/>
-          <w:right w:w="0" w:type="dxa"/>
-        </w:tblCellMar>
-        <w:tblLook w:val="01E0" w:firstRow="1" w:lastRow="1" w:firstColumn="1" w:lastColumn="1" w:noHBand="0" w:noVBand="0"/>
-      </w:tblPr>
-      <w:tblGrid>
-        <w:gridCol w:w="993"/>
-        <w:gridCol w:w="10347"/>
-      </w:tblGrid>
-      <w:tr>
-        <w:trPr>
-          <w:trHeight w:val="20"/>
-        </w:trPr>
-        <w:tc>
-          <w:tcPr>
-            <w:tcW w:w="993" w:type="dxa"/>
-          </w:tcPr>
-          <w:p>
-            <w:pPr>
-              <w:pStyle w:val="TableParagraph"/>
-              <w:ind w:left="1"/>
-              <w:jc w:val="center"/>
-              <w:rPr>
-                <w:rFonts w:asciiTheme="minorHAnsi" w:hAnsiTheme="minorHAnsi" w:cstheme="minorHAnsi"/>
-                <w:b/>
-                <w:bCs/>
-                <w:color w:val="FF0000"/>
-                <w:sz w:val="28"/>
-                <w:szCs w:val="28"/>
-              </w:rPr>
-            </w:pPr>
-            <w:r>
-              <w:rPr>
-                <w:b/>
-                <w:bCs/>
-                <w:sz w:val="28"/>
-                <w:szCs w:val="28"/>
-              </w:rPr>
-              <w:lastRenderedPageBreak/>
-              <w:t>19</w:t>
-            </w:r>
-          </w:p>
-        </w:tc>
-        <w:tc>
-          <w:tcPr>
-            <w:tcW w:w="10347" w:type="dxa"/>
-          </w:tcPr>
-          <w:p>
-            <w:pPr>
-              <w:pStyle w:val="TableParagraph"/>
-              <w:rPr>
-                <w:rFonts w:asciiTheme="minorHAnsi" w:hAnsiTheme="minorHAnsi" w:cstheme="minorHAnsi"/>
-                <w:b/>
-                <w:bCs/>
-                <w:sz w:val="28"/>
-                <w:szCs w:val="28"/>
-              </w:rPr>
-            </w:pPr>
-          </w:p>
-        </w:tc>
-      </w:tr>
-      <w:tr>
-        <w:trPr>
-          <w:trHeight w:val="20"/>
-        </w:trPr>
-        <w:tc>
-          <w:tcPr>
-            <w:tcW w:w="993" w:type="dxa"/>
-          </w:tcPr>
-          <w:p>
-            <w:pPr>
-              <w:pStyle w:val="TableParagraph"/>
-              <w:ind w:left="1"/>
-              <w:jc w:val="center"/>
-              <w:rPr>
-                <w:rFonts w:asciiTheme="minorHAnsi" w:hAnsiTheme="minorHAnsi" w:cstheme="minorHAnsi"/>
-                <w:b/>
-                <w:bCs/>
-                <w:color w:val="FF0000"/>
-                <w:sz w:val="28"/>
-                <w:szCs w:val="28"/>
-              </w:rPr>
-            </w:pPr>
-            <w:r>
-              <w:rPr>
-                <w:rFonts w:asciiTheme="minorHAnsi" w:hAnsiTheme="minorHAnsi" w:cstheme="minorHAnsi"/>
-                <w:b/>
-                <w:bCs/>
-                <w:color w:val="FF0000"/>
-                <w:sz w:val="28"/>
-                <w:szCs w:val="28"/>
-              </w:rPr>
-              <w:t>Ans.19)</w:t>
-            </w:r>
-          </w:p>
-        </w:tc>
-        <w:tc>
-          <w:tcPr>
-            <w:tcW w:w="10347" w:type="dxa"/>
-          </w:tcPr>
-          <w:p>
-            <w:pPr>
-              <w:pStyle w:val="TableParagraph"/>
-              <w:rPr>
-                <w:rFonts w:asciiTheme="minorHAnsi" w:hAnsiTheme="minorHAnsi" w:cstheme="minorHAnsi"/>
-                <w:sz w:val="28"/>
-                <w:szCs w:val="28"/>
-              </w:rPr>
-            </w:pPr>
+                <w:b/>
+                <w:bCs/>
+                <w:sz w:val="28"/>
+                <w:szCs w:val="28"/>
+                <w:lang w:val="en-IN"/>
+              </w:rPr>
+            </w:pPr>
+            <w:r>
+              <w:rPr>
+                <w:rFonts w:asciiTheme="minorHAnsi" w:hAnsiTheme="minorHAnsi" w:cstheme="minorHAnsi"/>
+                <w:b/>
+                <w:bCs/>
+                <w:sz w:val="28"/>
+                <w:szCs w:val="28"/>
+                <w:lang w:val="en-IN"/>
+              </w:rPr>
+              <w:t>Handling Categorical Variables in Regression Analysis</w:t>
+            </w:r>
+          </w:p>
+          <w:p>
+            <w:pPr>
+              <w:pStyle w:val="TableParagraph"/>
+              <w:rPr>
+                <w:rFonts w:asciiTheme="minorHAnsi" w:hAnsiTheme="minorHAnsi" w:cstheme="minorHAnsi"/>
+                <w:b/>
+                <w:bCs/>
+                <w:sz w:val="28"/>
+                <w:szCs w:val="28"/>
+                <w:lang w:val="en-IN"/>
+              </w:rPr>
+            </w:pPr>
+          </w:p>
+          <w:p>
+            <w:pPr>
+              <w:pStyle w:val="TableParagraph"/>
+              <w:rPr>
+                <w:rFonts w:asciiTheme="minorHAnsi" w:hAnsiTheme="minorHAnsi" w:cstheme="minorHAnsi"/>
+                <w:sz w:val="28"/>
+                <w:szCs w:val="28"/>
+                <w:lang w:val="en-IN"/>
+              </w:rPr>
+            </w:pPr>
+            <w:r>
+              <w:rPr>
+                <w:rFonts w:asciiTheme="minorHAnsi" w:hAnsiTheme="minorHAnsi" w:cstheme="minorHAnsi"/>
+                <w:sz w:val="28"/>
+                <w:szCs w:val="28"/>
+                <w:lang w:val="en-IN"/>
+              </w:rPr>
+              <w:t>In regression analysis, categorical variables are handled using dummy variables, also known as indicator variables. Dummy variables allow the inclusion of categorical data, such as gender or method types, in regression models. These variables take on binary values, typically 0 and 1, to represent the absence or presence of a specific category.</w:t>
+            </w:r>
+          </w:p>
+          <w:p>
+            <w:pPr>
+              <w:pStyle w:val="TableParagraph"/>
+              <w:rPr>
+                <w:rFonts w:asciiTheme="minorHAnsi" w:hAnsiTheme="minorHAnsi" w:cstheme="minorHAnsi"/>
+                <w:sz w:val="20"/>
+                <w:szCs w:val="20"/>
+                <w:lang w:val="en-IN"/>
+              </w:rPr>
+            </w:pPr>
+          </w:p>
+          <w:p>
+            <w:pPr>
+              <w:pStyle w:val="TableParagraph"/>
+              <w:spacing w:line="276" w:lineRule="auto"/>
+              <w:rPr>
+                <w:rFonts w:asciiTheme="minorHAnsi" w:hAnsiTheme="minorHAnsi" w:cstheme="minorHAnsi"/>
+                <w:sz w:val="28"/>
+                <w:szCs w:val="28"/>
+                <w:lang w:val="en-IN"/>
+              </w:rPr>
+            </w:pPr>
+            <w:r>
+              <w:rPr>
+                <w:rFonts w:asciiTheme="minorHAnsi" w:hAnsiTheme="minorHAnsi" w:cstheme="minorHAnsi"/>
+                <w:sz w:val="28"/>
+                <w:szCs w:val="28"/>
+                <w:lang w:val="en-IN"/>
+              </w:rPr>
+              <w:t>When dealing with categorical variables in regression analysis:</w:t>
+            </w:r>
+          </w:p>
+          <w:p>
+            <w:pPr>
+              <w:pStyle w:val="TableParagraph"/>
+              <w:numPr>
+                <w:ilvl w:val="0"/>
+                <w:numId w:val="14"/>
+              </w:numPr>
+              <w:spacing w:line="276" w:lineRule="auto"/>
+              <w:rPr>
+                <w:rFonts w:asciiTheme="minorHAnsi" w:hAnsiTheme="minorHAnsi" w:cstheme="minorHAnsi"/>
+                <w:sz w:val="28"/>
+                <w:szCs w:val="28"/>
+                <w:lang w:val="en-IN"/>
+              </w:rPr>
+            </w:pPr>
+            <w:r>
+              <w:rPr>
+                <w:rFonts w:asciiTheme="minorHAnsi" w:hAnsiTheme="minorHAnsi" w:cstheme="minorHAnsi"/>
+                <w:sz w:val="28"/>
+                <w:szCs w:val="28"/>
+                <w:lang w:val="en-IN"/>
+              </w:rPr>
+              <w:t>Each category of the categorical variable is represented by a separate dummy variable.</w:t>
+            </w:r>
+          </w:p>
+          <w:p>
+            <w:pPr>
+              <w:pStyle w:val="TableParagraph"/>
+              <w:numPr>
+                <w:ilvl w:val="0"/>
+                <w:numId w:val="14"/>
+              </w:numPr>
+              <w:spacing w:line="276" w:lineRule="auto"/>
+              <w:rPr>
+                <w:rFonts w:asciiTheme="minorHAnsi" w:hAnsiTheme="minorHAnsi" w:cstheme="minorHAnsi"/>
+                <w:sz w:val="28"/>
+                <w:szCs w:val="28"/>
+                <w:lang w:val="en-IN"/>
+              </w:rPr>
+            </w:pPr>
+            <w:r>
+              <w:rPr>
+                <w:rFonts w:asciiTheme="minorHAnsi" w:hAnsiTheme="minorHAnsi" w:cstheme="minorHAnsi"/>
+                <w:sz w:val="28"/>
+                <w:szCs w:val="28"/>
+                <w:lang w:val="en-IN"/>
+              </w:rPr>
+              <w:t>If there are k categories, k-1 dummy variables are created to avoid multicollinearity issues.</w:t>
+            </w:r>
+          </w:p>
+          <w:p>
+            <w:pPr>
+              <w:pStyle w:val="TableParagraph"/>
+              <w:numPr>
+                <w:ilvl w:val="0"/>
+                <w:numId w:val="14"/>
+              </w:numPr>
+              <w:spacing w:line="276" w:lineRule="auto"/>
+              <w:rPr>
+                <w:rFonts w:asciiTheme="minorHAnsi" w:hAnsiTheme="minorHAnsi" w:cstheme="minorHAnsi"/>
+                <w:sz w:val="28"/>
+                <w:szCs w:val="28"/>
+                <w:lang w:val="en-IN"/>
+              </w:rPr>
+            </w:pPr>
+            <w:r>
+              <w:rPr>
+                <w:rFonts w:asciiTheme="minorHAnsi" w:hAnsiTheme="minorHAnsi" w:cstheme="minorHAnsi"/>
+                <w:sz w:val="28"/>
+                <w:szCs w:val="28"/>
+                <w:lang w:val="en-IN"/>
+              </w:rPr>
+              <w:t>The reference category is usually encoded as 0 in all dummy variables, while the other categories are encoded as 1.</w:t>
+            </w:r>
+          </w:p>
+          <w:p>
+            <w:pPr>
+              <w:pStyle w:val="TableParagraph"/>
+              <w:numPr>
+                <w:ilvl w:val="0"/>
+                <w:numId w:val="14"/>
+              </w:numPr>
+              <w:spacing w:line="276" w:lineRule="auto"/>
+              <w:rPr>
+                <w:rFonts w:asciiTheme="minorHAnsi" w:hAnsiTheme="minorHAnsi" w:cstheme="minorHAnsi"/>
+                <w:sz w:val="28"/>
+                <w:szCs w:val="28"/>
+                <w:lang w:val="en-IN"/>
+              </w:rPr>
+            </w:pPr>
+            <w:r>
+              <w:rPr>
+                <w:rFonts w:asciiTheme="minorHAnsi" w:hAnsiTheme="minorHAnsi" w:cstheme="minorHAnsi"/>
+                <w:sz w:val="28"/>
+                <w:szCs w:val="28"/>
+                <w:lang w:val="en-IN"/>
+              </w:rPr>
+              <w:t>The coefficients of the dummy variables represent the difference in the dependent variable between the reference category and the other categories.</w:t>
+            </w:r>
+          </w:p>
+          <w:p>
+            <w:pPr>
+              <w:pStyle w:val="TableParagraph"/>
+              <w:ind w:left="720"/>
+              <w:rPr>
+                <w:rFonts w:asciiTheme="minorHAnsi" w:hAnsiTheme="minorHAnsi" w:cstheme="minorHAnsi"/>
+                <w:sz w:val="20"/>
+                <w:szCs w:val="20"/>
+                <w:lang w:val="en-IN"/>
+              </w:rPr>
+            </w:pPr>
+          </w:p>
+          <w:p>
+            <w:pPr>
+              <w:pStyle w:val="TableParagraph"/>
+              <w:rPr>
+                <w:rFonts w:asciiTheme="minorHAnsi" w:hAnsiTheme="minorHAnsi" w:cstheme="minorHAnsi"/>
+                <w:sz w:val="28"/>
+                <w:szCs w:val="28"/>
+              </w:rPr>
+            </w:pPr>
+            <w:r>
+              <w:rPr>
+                <w:rFonts w:asciiTheme="minorHAnsi" w:hAnsiTheme="minorHAnsi" w:cstheme="minorHAnsi"/>
+                <w:sz w:val="28"/>
+                <w:szCs w:val="28"/>
+                <w:lang w:val="en-IN"/>
+              </w:rPr>
+              <w:t>By using dummy variables, regression models can incorporate categorical information, allowing for the analysis of how different categories impact the dependent variable. This approach enables the interpretation of the effects of categorical variables within the regression framework.</w:t>
+            </w:r>
           </w:p>
         </w:tc>
       </w:tr>
     </w:tbl>
     <w:p/>
     <w:sectPr>
-      <w:pgSz w:w="11913" w:h="13041"/>
+      <w:pgSz w:w="11913" w:h="9639"/>
       <w:pgMar w:top="0" w:right="1480" w:bottom="0" w:left="697" w:header="720" w:footer="720" w:gutter="0"/>
       <w:cols w:space="720"/>
     </w:sectPr>
@@ -2963,6 +7231,187 @@
 <file path=word/numbering.xml><?xml version="1.0" encoding="utf-8"?>
 <w:numbering xmlns:wpc="http://schemas.microsoft.com/office/word/2010/wordprocessingCanvas" xmlns:cx="http://schemas.microsoft.com/office/drawing/2014/chartex" xmlns:cx1="http://schemas.microsoft.com/office/drawing/2015/9/8/chartex" xmlns:cx2="http://schemas.microsoft.com/office/drawing/2015/10/21/chartex" xmlns:cx3="http://schemas.microsoft.com/office/drawing/2016/5/9/chartex" xmlns:cx4="http://schemas.microsoft.com/office/drawing/2016/5/10/chartex" xmlns:cx5="http://schemas.microsoft.com/office/drawing/2016/5/11/chartex" xmlns:cx6="http://schemas.microsoft.com/office/drawing/2016/5/12/chartex" xmlns:cx7="http://schemas.microsoft.com/office/drawing/2016/5/13/chartex" xmlns:cx8="http://schemas.microsoft.com/office/drawing/2016/5/14/chartex" xmlns:mc="http://schemas.openxmlformats.org/markup-compatibility/2006" xmlns:aink="http://schemas.microsoft.com/office/drawing/2016/ink" xmlns:am3d="http://schemas.microsoft.com/office/drawing/2017/model3d" xmlns:o="urn:schemas-microsoft-com:office:office" xmlns:oel="http://schemas.microsoft.com/office/2019/extlst" xmlns:r="http://schemas.openxmlformats.org/officeDocument/2006/relationships" xmlns:m="http://schemas.openxmlformats.org/officeDocument/2006/math" xmlns:v="urn:schemas-microsoft-com:vml" xmlns:wp14="http://schemas.microsoft.com/office/word/2010/wordprocessingDrawing" xmlns:wp="http://schemas.openxmlformats.org/drawingml/2006/wordprocessingDrawing" xmlns:w10="urn:schemas-microsoft-com:office:word" xmlns:w="http://schemas.openxmlformats.org/wordprocessingml/2006/main" xmlns:w14="http://schemas.microsoft.com/office/word/2010/wordml" xmlns:w15="http://schemas.microsoft.com/office/word/2012/wordml" xmlns:w16cex="http://schemas.microsoft.com/office/word/2018/wordml/cex" xmlns:w16cid="http://schemas.microsoft.com/office/word/2016/wordml/cid" xmlns:w16="http://schemas.microsoft.com/office/word/2018/wordml" xmlns:w16sdtdh="http://schemas.microsoft.com/office/word/2020/wordml/sdtdatahash" xmlns:w16se="http://schemas.microsoft.com/office/word/2015/wordml/symex" xmlns:wpg="http://schemas.microsoft.com/office/word/2010/wordprocessingGroup" xmlns:wpi="http://schemas.microsoft.com/office/word/2010/wordprocessingInk" xmlns:wne="http://schemas.microsoft.com/office/word/2006/wordml" xmlns:wps="http://schemas.microsoft.com/office/word/2010/wordprocessingShape" mc:Ignorable="w14 w15 w16se w16cid w16 w16cex w16sdtdh wp14">
   <w:abstractNum w:abstractNumId="0" w15:restartNumberingAfterBreak="0">
+    <w:nsid w:val="13BE0197"/>
+    <w:multiLevelType w:val="hybridMultilevel"/>
+    <w:tmpl w:val="1598ECDA"/>
+    <w:lvl w:ilvl="0" w:tplc="4D540CBA">
+      <w:start w:val="1"/>
+      <w:numFmt w:val="lowerRoman"/>
+      <w:lvlText w:val="%1."/>
+      <w:lvlJc w:val="right"/>
+      <w:pPr>
+        <w:ind w:left="921" w:hanging="360"/>
+      </w:pPr>
+      <w:rPr>
+        <w:b/>
+        <w:bCs/>
+      </w:rPr>
+    </w:lvl>
+    <w:lvl w:ilvl="1" w:tplc="40090019">
+      <w:start w:val="1"/>
+      <w:numFmt w:val="lowerLetter"/>
+      <w:lvlText w:val="%2."/>
+      <w:lvlJc w:val="left"/>
+      <w:pPr>
+        <w:ind w:left="1641" w:hanging="360"/>
+      </w:pPr>
+    </w:lvl>
+    <w:lvl w:ilvl="2" w:tplc="4009001B" w:tentative="1">
+      <w:start w:val="1"/>
+      <w:numFmt w:val="lowerRoman"/>
+      <w:lvlText w:val="%3."/>
+      <w:lvlJc w:val="right"/>
+      <w:pPr>
+        <w:ind w:left="2361" w:hanging="180"/>
+      </w:pPr>
+    </w:lvl>
+    <w:lvl w:ilvl="3" w:tplc="4009000F" w:tentative="1">
+      <w:start w:val="1"/>
+      <w:numFmt w:val="decimal"/>
+      <w:lvlText w:val="%4."/>
+      <w:lvlJc w:val="left"/>
+      <w:pPr>
+        <w:ind w:left="3081" w:hanging="360"/>
+      </w:pPr>
+    </w:lvl>
+    <w:lvl w:ilvl="4" w:tplc="40090019" w:tentative="1">
+      <w:start w:val="1"/>
+      <w:numFmt w:val="lowerLetter"/>
+      <w:lvlText w:val="%5."/>
+      <w:lvlJc w:val="left"/>
+      <w:pPr>
+        <w:ind w:left="3801" w:hanging="360"/>
+      </w:pPr>
+    </w:lvl>
+    <w:lvl w:ilvl="5" w:tplc="4009001B" w:tentative="1">
+      <w:start w:val="1"/>
+      <w:numFmt w:val="lowerRoman"/>
+      <w:lvlText w:val="%6."/>
+      <w:lvlJc w:val="right"/>
+      <w:pPr>
+        <w:ind w:left="4521" w:hanging="180"/>
+      </w:pPr>
+    </w:lvl>
+    <w:lvl w:ilvl="6" w:tplc="4009000F" w:tentative="1">
+      <w:start w:val="1"/>
+      <w:numFmt w:val="decimal"/>
+      <w:lvlText w:val="%7."/>
+      <w:lvlJc w:val="left"/>
+      <w:pPr>
+        <w:ind w:left="5241" w:hanging="360"/>
+      </w:pPr>
+    </w:lvl>
+    <w:lvl w:ilvl="7" w:tplc="40090019" w:tentative="1">
+      <w:start w:val="1"/>
+      <w:numFmt w:val="lowerLetter"/>
+      <w:lvlText w:val="%8."/>
+      <w:lvlJc w:val="left"/>
+      <w:pPr>
+        <w:ind w:left="5961" w:hanging="360"/>
+      </w:pPr>
+    </w:lvl>
+    <w:lvl w:ilvl="8" w:tplc="4009001B" w:tentative="1">
+      <w:start w:val="1"/>
+      <w:numFmt w:val="lowerRoman"/>
+      <w:lvlText w:val="%9."/>
+      <w:lvlJc w:val="right"/>
+      <w:pPr>
+        <w:ind w:left="6681" w:hanging="180"/>
+      </w:pPr>
+    </w:lvl>
+  </w:abstractNum>
+  <w:abstractNum w:abstractNumId="1" w15:restartNumberingAfterBreak="0">
+    <w:nsid w:val="1432798E"/>
+    <w:multiLevelType w:val="hybridMultilevel"/>
+    <w:tmpl w:val="FAF089A2"/>
+    <w:lvl w:ilvl="0" w:tplc="93B2861A">
+      <w:start w:val="1"/>
+      <w:numFmt w:val="lowerRoman"/>
+      <w:lvlText w:val="%1."/>
+      <w:lvlJc w:val="right"/>
+      <w:pPr>
+        <w:ind w:left="720" w:hanging="360"/>
+      </w:pPr>
+      <w:rPr>
+        <w:rFonts w:asciiTheme="minorHAnsi" w:hAnsiTheme="minorHAnsi" w:cstheme="minorHAnsi" w:hint="default"/>
+        <w:b/>
+        <w:bCs/>
+      </w:rPr>
+    </w:lvl>
+    <w:lvl w:ilvl="1" w:tplc="40090019" w:tentative="1">
+      <w:start w:val="1"/>
+      <w:numFmt w:val="lowerLetter"/>
+      <w:lvlText w:val="%2."/>
+      <w:lvlJc w:val="left"/>
+      <w:pPr>
+        <w:ind w:left="1440" w:hanging="360"/>
+      </w:pPr>
+    </w:lvl>
+    <w:lvl w:ilvl="2" w:tplc="4009001B" w:tentative="1">
+      <w:start w:val="1"/>
+      <w:numFmt w:val="lowerRoman"/>
+      <w:lvlText w:val="%3."/>
+      <w:lvlJc w:val="right"/>
+      <w:pPr>
+        <w:ind w:left="2160" w:hanging="180"/>
+      </w:pPr>
+    </w:lvl>
+    <w:lvl w:ilvl="3" w:tplc="4009000F" w:tentative="1">
+      <w:start w:val="1"/>
+      <w:numFmt w:val="decimal"/>
+      <w:lvlText w:val="%4."/>
+      <w:lvlJc w:val="left"/>
+      <w:pPr>
+        <w:ind w:left="2880" w:hanging="360"/>
+      </w:pPr>
+    </w:lvl>
+    <w:lvl w:ilvl="4" w:tplc="40090019" w:tentative="1">
+      <w:start w:val="1"/>
+      <w:numFmt w:val="lowerLetter"/>
+      <w:lvlText w:val="%5."/>
+      <w:lvlJc w:val="left"/>
+      <w:pPr>
+        <w:ind w:left="3600" w:hanging="360"/>
+      </w:pPr>
+    </w:lvl>
+    <w:lvl w:ilvl="5" w:tplc="4009001B" w:tentative="1">
+      <w:start w:val="1"/>
+      <w:numFmt w:val="lowerRoman"/>
+      <w:lvlText w:val="%6."/>
+      <w:lvlJc w:val="right"/>
+      <w:pPr>
+        <w:ind w:left="4320" w:hanging="180"/>
+      </w:pPr>
+    </w:lvl>
+    <w:lvl w:ilvl="6" w:tplc="4009000F" w:tentative="1">
+      <w:start w:val="1"/>
+      <w:numFmt w:val="decimal"/>
+      <w:lvlText w:val="%7."/>
+      <w:lvlJc w:val="left"/>
+      <w:pPr>
+        <w:ind w:left="5040" w:hanging="360"/>
+      </w:pPr>
+    </w:lvl>
+    <w:lvl w:ilvl="7" w:tplc="40090019" w:tentative="1">
+      <w:start w:val="1"/>
+      <w:numFmt w:val="lowerLetter"/>
+      <w:lvlText w:val="%8."/>
+      <w:lvlJc w:val="left"/>
+      <w:pPr>
+        <w:ind w:left="5760" w:hanging="360"/>
+      </w:pPr>
+    </w:lvl>
+    <w:lvl w:ilvl="8" w:tplc="4009001B" w:tentative="1">
+      <w:start w:val="1"/>
+      <w:numFmt w:val="lowerRoman"/>
+      <w:lvlText w:val="%9."/>
+      <w:lvlJc w:val="right"/>
+      <w:pPr>
+        <w:ind w:left="6480" w:hanging="180"/>
+      </w:pPr>
+    </w:lvl>
+  </w:abstractNum>
+  <w:abstractNum w:abstractNumId="2" w15:restartNumberingAfterBreak="0">
     <w:nsid w:val="19AD45F8"/>
     <w:multiLevelType w:val="multilevel"/>
     <w:tmpl w:val="0EC03AC0"/>
@@ -3075,7 +7524,156 @@
       </w:pPr>
     </w:lvl>
   </w:abstractNum>
-  <w:abstractNum w:abstractNumId="1" w15:restartNumberingAfterBreak="0">
+  <w:abstractNum w:abstractNumId="3" w15:restartNumberingAfterBreak="0">
+    <w:nsid w:val="280A4E04"/>
+    <w:multiLevelType w:val="multilevel"/>
+    <w:tmpl w:val="574680DC"/>
+    <w:lvl w:ilvl="0">
+      <w:start w:val="1"/>
+      <w:numFmt w:val="bullet"/>
+      <w:lvlText w:val=""/>
+      <w:lvlJc w:val="left"/>
+      <w:pPr>
+        <w:tabs>
+          <w:tab w:val="num" w:pos="720"/>
+        </w:tabs>
+        <w:ind w:left="720" w:hanging="360"/>
+      </w:pPr>
+      <w:rPr>
+        <w:rFonts w:ascii="Symbol" w:hAnsi="Symbol" w:hint="default"/>
+        <w:sz w:val="20"/>
+      </w:rPr>
+    </w:lvl>
+    <w:lvl w:ilvl="1" w:tentative="1">
+      <w:start w:val="1"/>
+      <w:numFmt w:val="bullet"/>
+      <w:lvlText w:val=""/>
+      <w:lvlJc w:val="left"/>
+      <w:pPr>
+        <w:tabs>
+          <w:tab w:val="num" w:pos="1440"/>
+        </w:tabs>
+        <w:ind w:left="1440" w:hanging="360"/>
+      </w:pPr>
+      <w:rPr>
+        <w:rFonts w:ascii="Symbol" w:hAnsi="Symbol" w:hint="default"/>
+        <w:sz w:val="20"/>
+      </w:rPr>
+    </w:lvl>
+    <w:lvl w:ilvl="2" w:tentative="1">
+      <w:start w:val="1"/>
+      <w:numFmt w:val="bullet"/>
+      <w:lvlText w:val=""/>
+      <w:lvlJc w:val="left"/>
+      <w:pPr>
+        <w:tabs>
+          <w:tab w:val="num" w:pos="2160"/>
+        </w:tabs>
+        <w:ind w:left="2160" w:hanging="360"/>
+      </w:pPr>
+      <w:rPr>
+        <w:rFonts w:ascii="Symbol" w:hAnsi="Symbol" w:hint="default"/>
+        <w:sz w:val="20"/>
+      </w:rPr>
+    </w:lvl>
+    <w:lvl w:ilvl="3" w:tentative="1">
+      <w:start w:val="1"/>
+      <w:numFmt w:val="bullet"/>
+      <w:lvlText w:val=""/>
+      <w:lvlJc w:val="left"/>
+      <w:pPr>
+        <w:tabs>
+          <w:tab w:val="num" w:pos="2880"/>
+        </w:tabs>
+        <w:ind w:left="2880" w:hanging="360"/>
+      </w:pPr>
+      <w:rPr>
+        <w:rFonts w:ascii="Symbol" w:hAnsi="Symbol" w:hint="default"/>
+        <w:sz w:val="20"/>
+      </w:rPr>
+    </w:lvl>
+    <w:lvl w:ilvl="4" w:tentative="1">
+      <w:start w:val="1"/>
+      <w:numFmt w:val="bullet"/>
+      <w:lvlText w:val=""/>
+      <w:lvlJc w:val="left"/>
+      <w:pPr>
+        <w:tabs>
+          <w:tab w:val="num" w:pos="3600"/>
+        </w:tabs>
+        <w:ind w:left="3600" w:hanging="360"/>
+      </w:pPr>
+      <w:rPr>
+        <w:rFonts w:ascii="Symbol" w:hAnsi="Symbol" w:hint="default"/>
+        <w:sz w:val="20"/>
+      </w:rPr>
+    </w:lvl>
+    <w:lvl w:ilvl="5" w:tentative="1">
+      <w:start w:val="1"/>
+      <w:numFmt w:val="bullet"/>
+      <w:lvlText w:val=""/>
+      <w:lvlJc w:val="left"/>
+      <w:pPr>
+        <w:tabs>
+          <w:tab w:val="num" w:pos="4320"/>
+        </w:tabs>
+        <w:ind w:left="4320" w:hanging="360"/>
+      </w:pPr>
+      <w:rPr>
+        <w:rFonts w:ascii="Symbol" w:hAnsi="Symbol" w:hint="default"/>
+        <w:sz w:val="20"/>
+      </w:rPr>
+    </w:lvl>
+    <w:lvl w:ilvl="6" w:tentative="1">
+      <w:start w:val="1"/>
+      <w:numFmt w:val="bullet"/>
+      <w:lvlText w:val=""/>
+      <w:lvlJc w:val="left"/>
+      <w:pPr>
+        <w:tabs>
+          <w:tab w:val="num" w:pos="5040"/>
+        </w:tabs>
+        <w:ind w:left="5040" w:hanging="360"/>
+      </w:pPr>
+      <w:rPr>
+        <w:rFonts w:ascii="Symbol" w:hAnsi="Symbol" w:hint="default"/>
+        <w:sz w:val="20"/>
+      </w:rPr>
+    </w:lvl>
+    <w:lvl w:ilvl="7" w:tentative="1">
+      <w:start w:val="1"/>
+      <w:numFmt w:val="bullet"/>
+      <w:lvlText w:val=""/>
+      <w:lvlJc w:val="left"/>
+      <w:pPr>
+        <w:tabs>
+          <w:tab w:val="num" w:pos="5760"/>
+        </w:tabs>
+        <w:ind w:left="5760" w:hanging="360"/>
+      </w:pPr>
+      <w:rPr>
+        <w:rFonts w:ascii="Symbol" w:hAnsi="Symbol" w:hint="default"/>
+        <w:sz w:val="20"/>
+      </w:rPr>
+    </w:lvl>
+    <w:lvl w:ilvl="8" w:tentative="1">
+      <w:start w:val="1"/>
+      <w:numFmt w:val="bullet"/>
+      <w:lvlText w:val=""/>
+      <w:lvlJc w:val="left"/>
+      <w:pPr>
+        <w:tabs>
+          <w:tab w:val="num" w:pos="6480"/>
+        </w:tabs>
+        <w:ind w:left="6480" w:hanging="360"/>
+      </w:pPr>
+      <w:rPr>
+        <w:rFonts w:ascii="Symbol" w:hAnsi="Symbol" w:hint="default"/>
+        <w:sz w:val="20"/>
+      </w:rPr>
+    </w:lvl>
+  </w:abstractNum>
+  <w:abstractNum w:abstractNumId="4" w15:restartNumberingAfterBreak="0">
     <w:nsid w:val="3ADF3B9C"/>
     <w:multiLevelType w:val="multilevel"/>
     <w:tmpl w:val="384E87D0"/>
@@ -3188,7 +7786,120 @@
       </w:pPr>
     </w:lvl>
   </w:abstractNum>
-  <w:abstractNum w:abstractNumId="2" w15:restartNumberingAfterBreak="0">
+  <w:abstractNum w:abstractNumId="5" w15:restartNumberingAfterBreak="0">
+    <w:nsid w:val="3D7036C6"/>
+    <w:multiLevelType w:val="multilevel"/>
+    <w:tmpl w:val="F06270D4"/>
+    <w:lvl w:ilvl="0">
+      <w:start w:val="1"/>
+      <w:numFmt w:val="decimal"/>
+      <w:lvlText w:val="%1."/>
+      <w:lvlJc w:val="left"/>
+      <w:pPr>
+        <w:tabs>
+          <w:tab w:val="num" w:pos="720"/>
+        </w:tabs>
+        <w:ind w:left="720" w:hanging="360"/>
+      </w:pPr>
+    </w:lvl>
+    <w:lvl w:ilvl="1" w:tentative="1">
+      <w:start w:val="1"/>
+      <w:numFmt w:val="decimal"/>
+      <w:lvlText w:val="%2."/>
+      <w:lvlJc w:val="left"/>
+      <w:pPr>
+        <w:tabs>
+          <w:tab w:val="num" w:pos="1440"/>
+        </w:tabs>
+        <w:ind w:left="1440" w:hanging="360"/>
+      </w:pPr>
+    </w:lvl>
+    <w:lvl w:ilvl="2" w:tentative="1">
+      <w:start w:val="1"/>
+      <w:numFmt w:val="decimal"/>
+      <w:lvlText w:val="%3."/>
+      <w:lvlJc w:val="left"/>
+      <w:pPr>
+        <w:tabs>
+          <w:tab w:val="num" w:pos="2160"/>
+        </w:tabs>
+        <w:ind w:left="2160" w:hanging="360"/>
+      </w:pPr>
+    </w:lvl>
+    <w:lvl w:ilvl="3" w:tentative="1">
+      <w:start w:val="1"/>
+      <w:numFmt w:val="decimal"/>
+      <w:lvlText w:val="%4."/>
+      <w:lvlJc w:val="left"/>
+      <w:pPr>
+        <w:tabs>
+          <w:tab w:val="num" w:pos="2880"/>
+        </w:tabs>
+        <w:ind w:left="2880" w:hanging="360"/>
+      </w:pPr>
+    </w:lvl>
+    <w:lvl w:ilvl="4" w:tentative="1">
+      <w:start w:val="1"/>
+      <w:numFmt w:val="decimal"/>
+      <w:lvlText w:val="%5."/>
+      <w:lvlJc w:val="left"/>
+      <w:pPr>
+        <w:tabs>
+          <w:tab w:val="num" w:pos="3600"/>
+        </w:tabs>
+        <w:ind w:left="3600" w:hanging="360"/>
+      </w:pPr>
+    </w:lvl>
+    <w:lvl w:ilvl="5" w:tentative="1">
+      <w:start w:val="1"/>
+      <w:numFmt w:val="decimal"/>
+      <w:lvlText w:val="%6."/>
+      <w:lvlJc w:val="left"/>
+      <w:pPr>
+        <w:tabs>
+          <w:tab w:val="num" w:pos="4320"/>
+        </w:tabs>
+        <w:ind w:left="4320" w:hanging="360"/>
+      </w:pPr>
+    </w:lvl>
+    <w:lvl w:ilvl="6" w:tentative="1">
+      <w:start w:val="1"/>
+      <w:numFmt w:val="decimal"/>
+      <w:lvlText w:val="%7."/>
+      <w:lvlJc w:val="left"/>
+      <w:pPr>
+        <w:tabs>
+          <w:tab w:val="num" w:pos="5040"/>
+        </w:tabs>
+        <w:ind w:left="5040" w:hanging="360"/>
+      </w:pPr>
+    </w:lvl>
+    <w:lvl w:ilvl="7" w:tentative="1">
+      <w:start w:val="1"/>
+      <w:numFmt w:val="decimal"/>
+      <w:lvlText w:val="%8."/>
+      <w:lvlJc w:val="left"/>
+      <w:pPr>
+        <w:tabs>
+          <w:tab w:val="num" w:pos="5760"/>
+        </w:tabs>
+        <w:ind w:left="5760" w:hanging="360"/>
+      </w:pPr>
+    </w:lvl>
+    <w:lvl w:ilvl="8" w:tentative="1">
+      <w:start w:val="1"/>
+      <w:numFmt w:val="decimal"/>
+      <w:lvlText w:val="%9."/>
+      <w:lvlJc w:val="left"/>
+      <w:pPr>
+        <w:tabs>
+          <w:tab w:val="num" w:pos="6480"/>
+        </w:tabs>
+        <w:ind w:left="6480" w:hanging="360"/>
+      </w:pPr>
+    </w:lvl>
+  </w:abstractNum>
+  <w:abstractNum w:abstractNumId="6" w15:restartNumberingAfterBreak="0">
     <w:nsid w:val="503716C5"/>
     <w:multiLevelType w:val="multilevel"/>
     <w:tmpl w:val="8B1C4B86"/>
@@ -3301,7 +8012,7 @@
       </w:pPr>
     </w:lvl>
   </w:abstractNum>
-  <w:abstractNum w:abstractNumId="3" w15:restartNumberingAfterBreak="0">
+  <w:abstractNum w:abstractNumId="7" w15:restartNumberingAfterBreak="0">
     <w:nsid w:val="54BC7B98"/>
     <w:multiLevelType w:val="multilevel"/>
     <w:tmpl w:val="9A8EE446"/>
@@ -3414,7 +8125,7 @@
       </w:pPr>
     </w:lvl>
   </w:abstractNum>
-  <w:abstractNum w:abstractNumId="4" w15:restartNumberingAfterBreak="0">
+  <w:abstractNum w:abstractNumId="8" w15:restartNumberingAfterBreak="0">
     <w:nsid w:val="5BBB4C0C"/>
     <w:multiLevelType w:val="multilevel"/>
     <w:tmpl w:val="54162890"/>
@@ -3527,7 +8238,136 @@
       </w:pPr>
     </w:lvl>
   </w:abstractNum>
-  <w:abstractNum w:abstractNumId="5" w15:restartNumberingAfterBreak="0">
+  <w:abstractNum w:abstractNumId="9" w15:restartNumberingAfterBreak="0">
+    <w:nsid w:val="64B11D63"/>
+    <w:multiLevelType w:val="hybridMultilevel"/>
+    <w:tmpl w:val="148A4E3E"/>
+    <w:lvl w:ilvl="0" w:tplc="F4A4C1B4">
+      <w:start w:val="1"/>
+      <w:numFmt w:val="decimal"/>
+      <w:lvlText w:val="%1)"/>
+      <w:lvlJc w:val="left"/>
+      <w:pPr>
+        <w:ind w:left="682" w:hanging="183"/>
+      </w:pPr>
+      <w:rPr>
+        <w:rFonts w:ascii="Times New Roman" w:eastAsia="Times New Roman" w:hAnsi="Times New Roman" w:cs="Times New Roman" w:hint="default"/>
+        <w:b/>
+        <w:bCs/>
+        <w:spacing w:val="-3"/>
+        <w:w w:val="100"/>
+        <w:sz w:val="20"/>
+        <w:szCs w:val="20"/>
+        <w:shd w:val="clear" w:color="auto" w:fill="F8F8F8"/>
+        <w:lang w:val="en-US" w:eastAsia="en-US" w:bidi="ar-SA"/>
+      </w:rPr>
+    </w:lvl>
+    <w:lvl w:ilvl="1" w:tplc="CECC0F84">
+      <w:start w:val="1"/>
+      <w:numFmt w:val="lowerRoman"/>
+      <w:lvlText w:val="%2)"/>
+      <w:lvlJc w:val="left"/>
+      <w:pPr>
+        <w:ind w:left="634" w:hanging="135"/>
+      </w:pPr>
+      <w:rPr>
+        <w:rFonts w:ascii="Times New Roman" w:eastAsia="Times New Roman" w:hAnsi="Times New Roman" w:cs="Times New Roman" w:hint="default"/>
+        <w:b/>
+        <w:bCs/>
+        <w:spacing w:val="-2"/>
+        <w:w w:val="100"/>
+        <w:sz w:val="20"/>
+        <w:szCs w:val="20"/>
+        <w:shd w:val="clear" w:color="auto" w:fill="F8F8F8"/>
+        <w:lang w:val="en-US" w:eastAsia="en-US" w:bidi="ar-SA"/>
+      </w:rPr>
+    </w:lvl>
+    <w:lvl w:ilvl="2" w:tplc="7F7C2BC2">
+      <w:numFmt w:val="bullet"/>
+      <w:lvlText w:val="•"/>
+      <w:lvlJc w:val="left"/>
+      <w:pPr>
+        <w:ind w:left="1802" w:hanging="135"/>
+      </w:pPr>
+      <w:rPr>
+        <w:rFonts w:hint="default"/>
+        <w:lang w:val="en-US" w:eastAsia="en-US" w:bidi="ar-SA"/>
+      </w:rPr>
+    </w:lvl>
+    <w:lvl w:ilvl="3" w:tplc="392A7F80">
+      <w:numFmt w:val="bullet"/>
+      <w:lvlText w:val="•"/>
+      <w:lvlJc w:val="left"/>
+      <w:pPr>
+        <w:ind w:left="2924" w:hanging="135"/>
+      </w:pPr>
+      <w:rPr>
+        <w:rFonts w:hint="default"/>
+        <w:lang w:val="en-US" w:eastAsia="en-US" w:bidi="ar-SA"/>
+      </w:rPr>
+    </w:lvl>
+    <w:lvl w:ilvl="4" w:tplc="CC8486F0">
+      <w:numFmt w:val="bullet"/>
+      <w:lvlText w:val="•"/>
+      <w:lvlJc w:val="left"/>
+      <w:pPr>
+        <w:ind w:left="4046" w:hanging="135"/>
+      </w:pPr>
+      <w:rPr>
+        <w:rFonts w:hint="default"/>
+        <w:lang w:val="en-US" w:eastAsia="en-US" w:bidi="ar-SA"/>
+      </w:rPr>
+    </w:lvl>
+    <w:lvl w:ilvl="5" w:tplc="475C0C80">
+      <w:numFmt w:val="bullet"/>
+      <w:lvlText w:val="•"/>
+      <w:lvlJc w:val="left"/>
+      <w:pPr>
+        <w:ind w:left="5168" w:hanging="135"/>
+      </w:pPr>
+      <w:rPr>
+        <w:rFonts w:hint="default"/>
+        <w:lang w:val="en-US" w:eastAsia="en-US" w:bidi="ar-SA"/>
+      </w:rPr>
+    </w:lvl>
+    <w:lvl w:ilvl="6" w:tplc="E200BFCC">
+      <w:numFmt w:val="bullet"/>
+      <w:lvlText w:val="•"/>
+      <w:lvlJc w:val="left"/>
+      <w:pPr>
+        <w:ind w:left="6291" w:hanging="135"/>
+      </w:pPr>
+      <w:rPr>
+        <w:rFonts w:hint="default"/>
+        <w:lang w:val="en-US" w:eastAsia="en-US" w:bidi="ar-SA"/>
+      </w:rPr>
+    </w:lvl>
+    <w:lvl w:ilvl="7" w:tplc="88D02F7A">
+      <w:numFmt w:val="bullet"/>
+      <w:lvlText w:val="•"/>
+      <w:lvlJc w:val="left"/>
+      <w:pPr>
+        <w:ind w:left="7413" w:hanging="135"/>
+      </w:pPr>
+      <w:rPr>
+        <w:rFonts w:hint="default"/>
+        <w:lang w:val="en-US" w:eastAsia="en-US" w:bidi="ar-SA"/>
+      </w:rPr>
+    </w:lvl>
+    <w:lvl w:ilvl="8" w:tplc="C504CC6E">
+      <w:numFmt w:val="bullet"/>
+      <w:lvlText w:val="•"/>
+      <w:lvlJc w:val="left"/>
+      <w:pPr>
+        <w:ind w:left="8535" w:hanging="135"/>
+      </w:pPr>
+      <w:rPr>
+        <w:rFonts w:hint="default"/>
+        <w:lang w:val="en-US" w:eastAsia="en-US" w:bidi="ar-SA"/>
+      </w:rPr>
+    </w:lvl>
+  </w:abstractNum>
+  <w:abstractNum w:abstractNumId="10" w15:restartNumberingAfterBreak="0">
     <w:nsid w:val="67F73CF5"/>
     <w:multiLevelType w:val="multilevel"/>
     <w:tmpl w:val="A996930E"/>
@@ -3640,7 +8480,156 @@
       </w:pPr>
     </w:lvl>
   </w:abstractNum>
-  <w:abstractNum w:abstractNumId="6" w15:restartNumberingAfterBreak="0">
+  <w:abstractNum w:abstractNumId="11" w15:restartNumberingAfterBreak="0">
+    <w:nsid w:val="69594416"/>
+    <w:multiLevelType w:val="multilevel"/>
+    <w:tmpl w:val="A0AC6EAA"/>
+    <w:lvl w:ilvl="0">
+      <w:start w:val="1"/>
+      <w:numFmt w:val="bullet"/>
+      <w:lvlText w:val=""/>
+      <w:lvlJc w:val="left"/>
+      <w:pPr>
+        <w:tabs>
+          <w:tab w:val="num" w:pos="720"/>
+        </w:tabs>
+        <w:ind w:left="720" w:hanging="360"/>
+      </w:pPr>
+      <w:rPr>
+        <w:rFonts w:ascii="Symbol" w:hAnsi="Symbol" w:hint="default"/>
+        <w:sz w:val="20"/>
+      </w:rPr>
+    </w:lvl>
+    <w:lvl w:ilvl="1" w:tentative="1">
+      <w:start w:val="1"/>
+      <w:numFmt w:val="bullet"/>
+      <w:lvlText w:val=""/>
+      <w:lvlJc w:val="left"/>
+      <w:pPr>
+        <w:tabs>
+          <w:tab w:val="num" w:pos="1440"/>
+        </w:tabs>
+        <w:ind w:left="1440" w:hanging="360"/>
+      </w:pPr>
+      <w:rPr>
+        <w:rFonts w:ascii="Symbol" w:hAnsi="Symbol" w:hint="default"/>
+        <w:sz w:val="20"/>
+      </w:rPr>
+    </w:lvl>
+    <w:lvl w:ilvl="2" w:tentative="1">
+      <w:start w:val="1"/>
+      <w:numFmt w:val="bullet"/>
+      <w:lvlText w:val=""/>
+      <w:lvlJc w:val="left"/>
+      <w:pPr>
+        <w:tabs>
+          <w:tab w:val="num" w:pos="2160"/>
+        </w:tabs>
+        <w:ind w:left="2160" w:hanging="360"/>
+      </w:pPr>
+      <w:rPr>
+        <w:rFonts w:ascii="Symbol" w:hAnsi="Symbol" w:hint="default"/>
+        <w:sz w:val="20"/>
+      </w:rPr>
+    </w:lvl>
+    <w:lvl w:ilvl="3" w:tentative="1">
+      <w:start w:val="1"/>
+      <w:numFmt w:val="bullet"/>
+      <w:lvlText w:val=""/>
+      <w:lvlJc w:val="left"/>
+      <w:pPr>
+        <w:tabs>
+          <w:tab w:val="num" w:pos="2880"/>
+        </w:tabs>
+        <w:ind w:left="2880" w:hanging="360"/>
+      </w:pPr>
+      <w:rPr>
+        <w:rFonts w:ascii="Symbol" w:hAnsi="Symbol" w:hint="default"/>
+        <w:sz w:val="20"/>
+      </w:rPr>
+    </w:lvl>
+    <w:lvl w:ilvl="4" w:tentative="1">
+      <w:start w:val="1"/>
+      <w:numFmt w:val="bullet"/>
+      <w:lvlText w:val=""/>
+      <w:lvlJc w:val="left"/>
+      <w:pPr>
+        <w:tabs>
+          <w:tab w:val="num" w:pos="3600"/>
+        </w:tabs>
+        <w:ind w:left="3600" w:hanging="360"/>
+      </w:pPr>
+      <w:rPr>
+        <w:rFonts w:ascii="Symbol" w:hAnsi="Symbol" w:hint="default"/>
+        <w:sz w:val="20"/>
+      </w:rPr>
+    </w:lvl>
+    <w:lvl w:ilvl="5" w:tentative="1">
+      <w:start w:val="1"/>
+      <w:numFmt w:val="bullet"/>
+      <w:lvlText w:val=""/>
+      <w:lvlJc w:val="left"/>
+      <w:pPr>
+        <w:tabs>
+          <w:tab w:val="num" w:pos="4320"/>
+        </w:tabs>
+        <w:ind w:left="4320" w:hanging="360"/>
+      </w:pPr>
+      <w:rPr>
+        <w:rFonts w:ascii="Symbol" w:hAnsi="Symbol" w:hint="default"/>
+        <w:sz w:val="20"/>
+      </w:rPr>
+    </w:lvl>
+    <w:lvl w:ilvl="6" w:tentative="1">
+      <w:start w:val="1"/>
+      <w:numFmt w:val="bullet"/>
+      <w:lvlText w:val=""/>
+      <w:lvlJc w:val="left"/>
+      <w:pPr>
+        <w:tabs>
+          <w:tab w:val="num" w:pos="5040"/>
+        </w:tabs>
+        <w:ind w:left="5040" w:hanging="360"/>
+      </w:pPr>
+      <w:rPr>
+        <w:rFonts w:ascii="Symbol" w:hAnsi="Symbol" w:hint="default"/>
+        <w:sz w:val="20"/>
+      </w:rPr>
+    </w:lvl>
+    <w:lvl w:ilvl="7" w:tentative="1">
+      <w:start w:val="1"/>
+      <w:numFmt w:val="bullet"/>
+      <w:lvlText w:val=""/>
+      <w:lvlJc w:val="left"/>
+      <w:pPr>
+        <w:tabs>
+          <w:tab w:val="num" w:pos="5760"/>
+        </w:tabs>
+        <w:ind w:left="5760" w:hanging="360"/>
+      </w:pPr>
+      <w:rPr>
+        <w:rFonts w:ascii="Symbol" w:hAnsi="Symbol" w:hint="default"/>
+        <w:sz w:val="20"/>
+      </w:rPr>
+    </w:lvl>
+    <w:lvl w:ilvl="8" w:tentative="1">
+      <w:start w:val="1"/>
+      <w:numFmt w:val="bullet"/>
+      <w:lvlText w:val=""/>
+      <w:lvlJc w:val="left"/>
+      <w:pPr>
+        <w:tabs>
+          <w:tab w:val="num" w:pos="6480"/>
+        </w:tabs>
+        <w:ind w:left="6480" w:hanging="360"/>
+      </w:pPr>
+      <w:rPr>
+        <w:rFonts w:ascii="Symbol" w:hAnsi="Symbol" w:hint="default"/>
+        <w:sz w:val="20"/>
+      </w:rPr>
+    </w:lvl>
+  </w:abstractNum>
+  <w:abstractNum w:abstractNumId="12" w15:restartNumberingAfterBreak="0">
     <w:nsid w:val="701077D8"/>
     <w:multiLevelType w:val="multilevel"/>
     <w:tmpl w:val="ECC834A8"/>
@@ -3753,7 +8742,7 @@
       </w:pPr>
     </w:lvl>
   </w:abstractNum>
-  <w:abstractNum w:abstractNumId="7" w15:restartNumberingAfterBreak="0">
+  <w:abstractNum w:abstractNumId="13" w15:restartNumberingAfterBreak="0">
     <w:nsid w:val="716B56B3"/>
     <w:multiLevelType w:val="multilevel"/>
     <w:tmpl w:val="B26A3DEA"/>
@@ -3867,28 +8856,46 @@
     </w:lvl>
   </w:abstractNum>
   <w:num w:numId="1" w16cid:durableId="1330862168">
+    <w:abstractNumId w:val="8"/>
+  </w:num>
+  <w:num w:numId="2" w16cid:durableId="1234924971">
+    <w:abstractNumId w:val="12"/>
+  </w:num>
+  <w:num w:numId="3" w16cid:durableId="2038726092">
+    <w:abstractNumId w:val="10"/>
+  </w:num>
+  <w:num w:numId="4" w16cid:durableId="1726174041">
+    <w:abstractNumId w:val="6"/>
+  </w:num>
+  <w:num w:numId="5" w16cid:durableId="115876599">
+    <w:abstractNumId w:val="7"/>
+  </w:num>
+  <w:num w:numId="6" w16cid:durableId="662466732">
+    <w:abstractNumId w:val="2"/>
+  </w:num>
+  <w:num w:numId="7" w16cid:durableId="1207568512">
+    <w:abstractNumId w:val="13"/>
+  </w:num>
+  <w:num w:numId="8" w16cid:durableId="1855878255">
     <w:abstractNumId w:val="4"/>
   </w:num>
-  <w:num w:numId="2" w16cid:durableId="1234924971">
-    <w:abstractNumId w:val="6"/>
+  <w:num w:numId="9" w16cid:durableId="1019038880">
+    <w:abstractNumId w:val="9"/>
   </w:num>
-  <w:num w:numId="3" w16cid:durableId="2038726092">
+  <w:num w:numId="10" w16cid:durableId="1322806042">
+    <w:abstractNumId w:val="1"/>
+  </w:num>
+  <w:num w:numId="11" w16cid:durableId="1092779139">
+    <w:abstractNumId w:val="0"/>
+  </w:num>
+  <w:num w:numId="12" w16cid:durableId="7411097">
     <w:abstractNumId w:val="5"/>
   </w:num>
-  <w:num w:numId="4" w16cid:durableId="1726174041">
-    <w:abstractNumId w:val="2"/>
+  <w:num w:numId="13" w16cid:durableId="1801453979">
+    <w:abstractNumId w:val="11"/>
   </w:num>
-  <w:num w:numId="5" w16cid:durableId="115876599">
+  <w:num w:numId="14" w16cid:durableId="93209407">
     <w:abstractNumId w:val="3"/>
-  </w:num>
-  <w:num w:numId="6" w16cid:durableId="662466732">
-    <w:abstractNumId w:val="0"/>
-  </w:num>
-  <w:num w:numId="7" w16cid:durableId="1207568512">
-    <w:abstractNumId w:val="7"/>
-  </w:num>
-  <w:num w:numId="8" w16cid:durableId="1855878255">
-    <w:abstractNumId w:val="1"/>
   </w:num>
 </w:numbering>
 </file>
@@ -4351,6 +9358,32 @@
       <w:ind w:left="201"/>
     </w:pPr>
   </w:style>
+  <w:style w:type="table" w:styleId="TableGrid">
+    <w:name w:val="Table Grid"/>
+    <w:basedOn w:val="TableNormal"/>
+    <w:uiPriority w:val="39"/>
+    <w:rsid w:val="00D41E1C"/>
+    <w:tblPr>
+      <w:tblBorders>
+        <w:top w:val="single" w:sz="4" w:space="0" w:color="auto"/>
+        <w:left w:val="single" w:sz="4" w:space="0" w:color="auto"/>
+        <w:bottom w:val="single" w:sz="4" w:space="0" w:color="auto"/>
+        <w:right w:val="single" w:sz="4" w:space="0" w:color="auto"/>
+        <w:insideH w:val="single" w:sz="4" w:space="0" w:color="auto"/>
+        <w:insideV w:val="single" w:sz="4" w:space="0" w:color="auto"/>
+      </w:tblBorders>
+    </w:tblPr>
+  </w:style>
+  <w:style w:type="character" w:styleId="PlaceholderText">
+    <w:name w:val="Placeholder Text"/>
+    <w:basedOn w:val="DefaultParagraphFont"/>
+    <w:uiPriority w:val="99"/>
+    <w:semiHidden/>
+    <w:rsid w:val="009A5742"/>
+    <w:rPr>
+      <w:color w:val="666666"/>
+    </w:rPr>
+  </w:style>
 </w:styles>
 </file>
 
